--- a/examples/seminar-psychology-hope.docx
+++ b/examples/seminar-psychology-hope.docx
@@ -52,7 +52,7 @@
     <w:p>
       <w:pPr>
         <w:pBdr>
-          <w:bottom w:val="single" w:color="6B4C8A" w:sz="6" w:space="6"/>
+          <w:bottom w:val="single" w:color="000000" w:sz="6" w:space="6"/>
         </w:pBdr>
         <w:bidi/>
         <w:spacing w:after="40"/>
@@ -65,7 +65,7 @@
           <w:bCs/>
           <w:i w:val="false"/>
           <w:iCs w:val="false"/>
-          <w:color w:val="4B2E6B"/>
+          <w:color w:val="000000"/>
           <w:sz w:val="40"/>
           <w:szCs w:val="40"/>
           <w:rtl/>
@@ -86,7 +86,7 @@
           <w:bCs/>
           <w:i w:val="false"/>
           <w:iCs w:val="false"/>
-          <w:color w:val="4B2E6B"/>
+          <w:color w:val="000000"/>
           <w:sz w:val="40"/>
           <w:szCs w:val="40"/>
           <w:rtl/>
@@ -217,7 +217,7 @@
           <w:bCs/>
           <w:i w:val="false"/>
           <w:iCs w:val="false"/>
-          <w:color w:val="4B2E6B"/>
+          <w:color w:val="000000"/>
           <w:sz w:val="32"/>
           <w:szCs w:val="32"/>
           <w:rtl/>
@@ -263,7 +263,7 @@
           <w:bCs/>
           <w:i w:val="false"/>
           <w:iCs w:val="false"/>
-          <w:color w:val="4B2E6B"/>
+          <w:color w:val="000000"/>
           <w:sz w:val="32"/>
           <w:szCs w:val="32"/>
           <w:rtl/>
@@ -346,7 +346,7 @@
           <w:bCs/>
           <w:i w:val="false"/>
           <w:iCs w:val="false"/>
-          <w:color w:val="4B2E6B"/>
+          <w:color w:val="000000"/>
           <w:sz w:val="32"/>
           <w:szCs w:val="32"/>
           <w:rtl/>
@@ -372,7 +372,7 @@
           <w:szCs w:val="24"/>
           <w:rtl/>
         </w:rPr>
-        <w:t xml:space="preserve">תקווה נשמעת כמו מילה יומיומית, אבל בפסיכולוגיה יש לה הגדרה מדויקת. סניידר (Snyder, 2002) תיאר תקווה כדרך חשיבה על מטרות, ולא כרגש בלבד. לפי המודל שלו יש לתקווה שני רכיבים. הראשון הוא חשיבה מוכוונת-מטרה (agency), האמונה של האדם ביכולתו להניע את עצמו לעבר המטרה ולהחזיק במוטיבציה לאורך הדרך. השני הוא חשיבה מוכוונת-תהליך (pathways), היכולת לייצר מסלולים מעשיים אל המטרה ולמצוא מסלול חלופי כשהדרך הראשונה נחסמת. אדם בעל תקווה גבוהה מחזיק בשניהם, גם ברצון וגם בדרכים.</w:t>
+        <w:t xml:space="preserve">תקווה נשמעת כמו מילה יומיומית, אבל בפסיכולוגיה יש לה הגדרה מדויקת. סניידר (Snyder, 2002) תיאר תקווה כדרך חשיבה על מטרות, ולא כרגש בלבד. לפי המודל שלו יש לתקווה שני רכיבים. הראשון הוא חשיבה מוכוונת-מטרה (agency), האמונה של האדם ביכולתו להניע את עצמו לעבר המטרה ולהחזיק במוטיבציה לאורך הדרך. השני הוא חשיבה מוכוונת-תהליך (pathways), היכולת לייצר מסלולים מעשיים אל המטרה ולמצוא מסלול חלופי כשהדרך הראשונה נחסמת. אדם בעל תקווה גבוהה מחזיק בשניהם, גם ברצון וגם בדרכים. בעברית הרחיב עמית (2024) את הרעיון והציע מודל תקווה יישומי, שמוסיף לתיאוריה הקוגניטיבית של סניידר גם ממד רגשי וממד התנהגותי.</w:t>
       </w:r>
     </w:p>
     <w:p>
@@ -393,7 +393,7 @@
           <w:szCs w:val="24"/>
           <w:rtl/>
         </w:rPr>
-        <w:t xml:space="preserve">התקווה קשורה לשורה של תוצאות חיוביות. מחקרים מצאו שרמת תקווה גבוהה מנבאת הישגים לימודיים, התמדה מול קשיים ורווחה נפשית טובה יותר (Snyder et al., 1991). מה שהופך אותה למעניינת במיוחד הוא שהיא איננה נתפסת רק כתכונה קבועה. סניידר, וחוקרים שבאו אחריו, טענו שאפשר לפתח תקווה ולא רק למדוד אותה.</w:t>
+        <w:t xml:space="preserve">התקווה קשורה לשורה של תוצאות חיוביות. כבר בעבודתם הראשונה הראו סניידר ועמיתיו (Snyder et al., 1991) שרמת תקווה גבוהה מנבאת הישגים לימודיים, התמדה מול קשיים ורווחה נפשית טובה יותר. לרנז'ירה וקרידו (Laranjeira &amp; Querido, 2022) הוסיפו וטענו שתקווה ואופטימיות הן משאב מרכזי לקידום בריאות נפשית חיובית, ולא רק מגן מפני מצוקה. סקירה עדכנית של קולה ועמיתיה (Colla et al., 2022) מתעדת צמיחה מהירה במחקר התקווה לאורך שלושים השנים האחרונות, ומציעה לראות בתקווה מערכת דינמית שמשתנה עם הזמן ועם ההקשר, ולא תכונה קפואה.</w:t>
       </w:r>
     </w:p>
     <w:p>
@@ -414,7 +414,7 @@
           <w:szCs w:val="24"/>
           <w:rtl/>
         </w:rPr>
-        <w:t xml:space="preserve">הטענה הזאת נבדקה בשטח. פלדמן ודרייר (Feldman &amp; Dreher, 2012) הראו שאפילו מפגש בודד של תכנון מטרות העלה את רמת התקווה אצל סטודנטים. במחקר טיפולי מוקדם יותר מצאו צ'יבנס ועמיתיה (Cheavens et al., 2006) שקבוצת "טיפול בתקווה" שיפרה את התקווה ואת הרווחה של המשתתפים בה. הממצאים האלה מצביעים על כך שהתקווה גמישה מספיק כדי להשתנות גם בהתערבות קצרה.</w:t>
+        <w:t xml:space="preserve">התפיסה הזאת, של תקווה כמצב שאפשר להזיז, פתחה פתח להתערבויות. אחת הפשוטות והנחקרות ביותר היא תרגיל "העצמי הטוב ביותר האפשרי", שבו המשתתף מדמיין את עצמו בעתיד שבו עבד קשה והשיג את מה שרצה, ואז כותב על כך. קינג (King, 2001) הראתה שכתיבה על מטרות חיים ועל עתיד רצוי שיפרה את מצב הרוח ואף את הבריאות הגופנית של הכותבים. פיטרס ועמיתיה (Peters et al., 2010) הדגימו שהתרגיל מעלה ציפיות חיוביות מהעתיד ואופטימיות כבר אחרי ביצוע קצר. מטא-אנליזה מקיפה של קריו ועמיתיה (Carrillo et al., 2019), שכללה 2,909 משתתפים, מצאה שהתרגיל מהתערבויות הפסיכולוגיה החיובית הנפוצות ביותר, ושהוא מעלה אופטימיות ורווחה באופן עקבי. מכיוון שאופטימיות ותקווה קרובות זו לזו, סביר שאותו תרגיל ישפיע גם על התקווה.</w:t>
       </w:r>
     </w:p>
     <w:p>
@@ -435,7 +435,29 @@
           <w:szCs w:val="24"/>
           <w:rtl/>
         </w:rPr>
-        <w:t xml:space="preserve">אחת הדרכים הפשוטות לעורר חשיבה חיובית על העתיד היא תרגיל "העצמי הטוב ביותר האפשרי". בתרגיל הזה המשתתף מתבקש לדמיין את עצמו בעתיד שבו עבד קשה והשיג את מה שרצה, ואז לכתוב על כך. קינג (King, 2001) הראתה שכתיבה על מטרות חיים ועל עתיד רצוי שיפרה את מצב הרוח ואף את הבריאות הגופנית של הכותבים. פיטרס ועמיתיה (Peters et al., 2010) הרחיבו זאת והדגימו שהתרגיל מעלה ציפיות חיוביות מהעתיד וגם אופטימיות, כבר אחרי ביצוע קצר. מכיוון שאופטימיות ותקווה קרובות זו לזו, סביר שאותו תרגיל ישפיע גם על התקווה.</w:t>
+        <w:t xml:space="preserve">המחקר הנוכחי מתמקד בשאלה ישירה. האם משימת חשיבה קצרה על העתיד מעלה את תחושת התקווה, ואיזה סוג של משימה עושה זאת טוב יותר. השוויתי בין שני סוגי חשיבה חיובית. האחד פונה קדימה, אל עתיד מדומיין, וזהו תנאי העצמי הטוב ביותר. השני פונה אחורה, אל הצלחה אמיתית מהעבר, וזהו תנאי ההיזכרות. שניהם אמורים לחזק את רכיב ה-agency, אך דרך מסלולים שונים. תנאי הביקורת נועד לוודא שהעלייה, אם תימצא, נובעת מהחשיבה החיובית ולא מעצם פעולת הכתיבה.</w:t>
+      </w:r>
+    </w:p>
+    <w:p>
+      <w:pPr>
+        <w:pStyle w:val="Heading2"/>
+        <w:bidi/>
+        <w:spacing w:after="120" w:before="220"/>
+        <w:jc w:val="right"/>
+      </w:pPr>
+      <w:r>
+        <w:rPr>
+          <w:rFonts w:ascii="David" w:cs="David" w:eastAsia="David" w:hAnsi="David"/>
+          <w:b/>
+          <w:bCs/>
+          <w:i w:val="false"/>
+          <w:iCs w:val="false"/>
+          <w:color w:val="000000"/>
+          <w:sz w:val="27"/>
+          <w:szCs w:val="27"/>
+          <w:rtl/>
+        </w:rPr>
+        <w:t xml:space="preserve">השערות המחקר</w:t>
       </w:r>
     </w:p>
     <w:p>
@@ -447,6 +469,20 @@
       <w:r>
         <w:rPr>
           <w:rFonts w:ascii="David" w:cs="David" w:eastAsia="David" w:hAnsi="David"/>
+          <w:b/>
+          <w:bCs/>
+          <w:i w:val="false"/>
+          <w:iCs w:val="false"/>
+          <w:color w:val="000000"/>
+          <w:sz w:val="24"/>
+          <w:szCs w:val="24"/>
+          <w:rtl/>
+        </w:rPr>
+        <w:t xml:space="preserve">השערה 1: </w:t>
+      </w:r>
+      <w:r>
+        <w:rPr>
+          <w:rFonts w:ascii="David" w:cs="David" w:eastAsia="David" w:hAnsi="David"/>
           <w:b w:val="false"/>
           <w:bCs w:val="false"/>
           <w:i w:val="false"/>
@@ -456,7 +492,104 @@
           <w:szCs w:val="24"/>
           <w:rtl/>
         </w:rPr>
-        <w:t xml:space="preserve">המחקר הנוכחי מתמקד בשאלה ישירה. האם משימת חשיבה קצרה על העתיד מעלה את תחושת התקווה, ואיזה סוג של משימה עושה זאת טוב יותר. השוויתי בין שני סוגי חשיבה חיובית. האחד פונה קדימה, אל עתיד מדומיין, וזהו תנאי העצמי הטוב ביותר. השני פונה אחורה, אל הצלחה אמיתית מהעבר, וזהו תנאי ההיזכרות. שניהם אמורים לחזק את רכיב ה-agency, אך דרך מסלולים שונים. תנאי הביקורת נועד לוודא שהעלייה, אם תימצא, נובעת מהחשיבה החיובית ולא מעצם פעולת הכתיבה.</w:t>
+        <w:t xml:space="preserve">משתתפים בתנאי העצמי הטוב ביותר האפשרי ידווחו על תקווה גבוהה יותר מאשר משתתפים בקבוצת הביקורת.</w:t>
+      </w:r>
+    </w:p>
+    <w:p>
+      <w:pPr>
+        <w:bidi/>
+        <w:spacing w:after="160" w:before="0" w:line="360"/>
+        <w:jc w:val="both"/>
+      </w:pPr>
+      <w:r>
+        <w:rPr>
+          <w:rFonts w:ascii="David" w:cs="David" w:eastAsia="David" w:hAnsi="David"/>
+          <w:b/>
+          <w:bCs/>
+          <w:i w:val="false"/>
+          <w:iCs w:val="false"/>
+          <w:color w:val="000000"/>
+          <w:sz w:val="24"/>
+          <w:szCs w:val="24"/>
+          <w:rtl/>
+        </w:rPr>
+        <w:t xml:space="preserve">השערה 2: </w:t>
+      </w:r>
+      <w:r>
+        <w:rPr>
+          <w:rFonts w:ascii="David" w:cs="David" w:eastAsia="David" w:hAnsi="David"/>
+          <w:b w:val="false"/>
+          <w:bCs w:val="false"/>
+          <w:i w:val="false"/>
+          <w:iCs w:val="false"/>
+          <w:color w:val="000000"/>
+          <w:sz w:val="24"/>
+          <w:szCs w:val="24"/>
+          <w:rtl/>
+        </w:rPr>
+        <w:t xml:space="preserve">משתתפים בתנאי ההיזכרות במטרה שהושגה ידווחו על תקווה גבוהה יותר מאשר משתתפים בקבוצת הביקורת.</w:t>
+      </w:r>
+    </w:p>
+    <w:p>
+      <w:pPr>
+        <w:bidi/>
+        <w:spacing w:after="160" w:before="0" w:line="360"/>
+        <w:jc w:val="both"/>
+      </w:pPr>
+      <w:r>
+        <w:rPr>
+          <w:rFonts w:ascii="David" w:cs="David" w:eastAsia="David" w:hAnsi="David"/>
+          <w:b/>
+          <w:bCs/>
+          <w:i w:val="false"/>
+          <w:iCs w:val="false"/>
+          <w:color w:val="000000"/>
+          <w:sz w:val="24"/>
+          <w:szCs w:val="24"/>
+          <w:rtl/>
+        </w:rPr>
+        <w:t xml:space="preserve">השערה 3 (גישושית): </w:t>
+      </w:r>
+      <w:r>
+        <w:rPr>
+          <w:rFonts w:ascii="David" w:cs="David" w:eastAsia="David" w:hAnsi="David"/>
+          <w:b w:val="false"/>
+          <w:bCs w:val="false"/>
+          <w:i w:val="false"/>
+          <w:iCs w:val="false"/>
+          <w:color w:val="000000"/>
+          <w:sz w:val="24"/>
+          <w:szCs w:val="24"/>
+          <w:rtl/>
+        </w:rPr>
+        <w:t xml:space="preserve">על סמך ספרות העצמי הטוב ביותר, ייתכן שדמיון העתיד יוביל לתקווה גבוהה יותר מהיזכרות בעבר. זו השערה גישושית, ולכן היא נבחנת ללא כיוון מחייב.</w:t>
+      </w:r>
+    </w:p>
+    <w:p>
+      <w:r>
+        <w:br w:type="page"/>
+      </w:r>
+    </w:p>
+    <w:p>
+      <w:pPr>
+        <w:pStyle w:val="Heading1"/>
+        <w:bidi/>
+        <w:spacing w:after="160" w:before="300"/>
+        <w:jc w:val="right"/>
+      </w:pPr>
+      <w:r>
+        <w:rPr>
+          <w:rFonts w:ascii="David" w:cs="David" w:eastAsia="David" w:hAnsi="David"/>
+          <w:b/>
+          <w:bCs/>
+          <w:i w:val="false"/>
+          <w:iCs w:val="false"/>
+          <w:color w:val="000000"/>
+          <w:sz w:val="32"/>
+          <w:szCs w:val="32"/>
+          <w:rtl/>
+        </w:rPr>
+        <w:t xml:space="preserve">שיטה</w:t>
       </w:r>
     </w:p>
     <w:p>
@@ -473,12 +606,12 @@
           <w:bCs/>
           <w:i w:val="false"/>
           <w:iCs w:val="false"/>
-          <w:color w:val="6B4C8A"/>
+          <w:color w:val="000000"/>
           <w:sz w:val="27"/>
           <w:szCs w:val="27"/>
           <w:rtl/>
         </w:rPr>
-        <w:t xml:space="preserve">השערות המחקר</w:t>
+        <w:t xml:space="preserve">משתתפים</w:t>
       </w:r>
     </w:p>
     <w:p>
@@ -490,16 +623,59 @@
       <w:r>
         <w:rPr>
           <w:rFonts w:ascii="David" w:cs="David" w:eastAsia="David" w:hAnsi="David"/>
+          <w:b w:val="false"/>
+          <w:bCs w:val="false"/>
+          <w:i w:val="false"/>
+          <w:iCs w:val="false"/>
+          <w:color w:val="000000"/>
+          <w:sz w:val="24"/>
+          <w:szCs w:val="24"/>
+          <w:rtl/>
+        </w:rPr>
+        <w:t xml:space="preserve">במחקר השתתפו 33 סטודנטים, 22 נשים ו-11 גברים, בני 18 עד 29 (M=23.7, SD=2.5). הגיוס נעשה במדגם נוחות, דרך פנייה אישית וברשתות חברתיות. ההשתתפות הייתה מרצון וללא תמורה, וכל המשתתפים היו מעל גיל 18. כל משתתף שובץ באקראי לאחד משלושת התנאים, כך שבכל תנאי היו 11 משתתפים. חשוב לציין שמדובר במדגם נוחות של סטודנטים, ולכן ההכללה לאוכלוסייה הרחבה מוגבלת. נרחיב על כך בדיון.</w:t>
+      </w:r>
+    </w:p>
+    <w:p>
+      <w:pPr>
+        <w:pStyle w:val="Heading2"/>
+        <w:bidi/>
+        <w:spacing w:after="120" w:before="220"/>
+        <w:jc w:val="right"/>
+      </w:pPr>
+      <w:r>
+        <w:rPr>
+          <w:rFonts w:ascii="David" w:cs="David" w:eastAsia="David" w:hAnsi="David"/>
           <w:b/>
           <w:bCs/>
           <w:i w:val="false"/>
           <w:iCs w:val="false"/>
           <w:color w:val="000000"/>
-          <w:sz w:val="24"/>
-          <w:szCs w:val="24"/>
-          <w:rtl/>
-        </w:rPr>
-        <w:t xml:space="preserve">השערה 1: </w:t>
+          <w:sz w:val="27"/>
+          <w:szCs w:val="27"/>
+          <w:rtl/>
+        </w:rPr>
+        <w:t xml:space="preserve">כלים</w:t>
+      </w:r>
+    </w:p>
+    <w:p>
+      <w:pPr>
+        <w:bidi/>
+        <w:spacing w:after="160" w:before="0" w:line="360"/>
+        <w:jc w:val="both"/>
+      </w:pPr>
+      <w:r>
+        <w:rPr>
+          <w:rFonts w:ascii="David" w:cs="David" w:eastAsia="David" w:hAnsi="David"/>
+          <w:b/>
+          <w:bCs/>
+          <w:i w:val="false"/>
+          <w:iCs w:val="false"/>
+          <w:color w:val="000000"/>
+          <w:sz w:val="24"/>
+          <w:szCs w:val="24"/>
+          <w:rtl/>
+        </w:rPr>
+        <w:t xml:space="preserve">שאלון התקווה. </w:t>
       </w:r>
       <w:r>
         <w:rPr>
@@ -513,7 +689,7 @@
           <w:szCs w:val="24"/>
           <w:rtl/>
         </w:rPr>
-        <w:t xml:space="preserve">משתתפים בתנאי העצמי הטוב ביותר האפשרי ידווחו על תקווה גבוהה יותר מאשר משתתפים בקבוצת הביקורת.</w:t>
+        <w:t xml:space="preserve">תחושת התקווה נמדדה בשאלון התקווה למבוגרים של סניידר (Snyder, 2002), בגרסתו העברית. השאלון כולל שישה היגדים המדורגים בסולם בן שש דרגות, מ-1 ("אף פעם") ועד 6 ("תמיד"). שלושה היגדים מודדים חשיבה מוכוונת-מטרה (למשל: "אני מצליח/ה להגשים את מרבית המטרות שלי"), ושלושה מודדים חשיבה מוכוונת-תהליך (למשל: "כשיש לי בעיה, אני יכול/ה למצוא דרכים רבות לפתור אותה"). ציון התקווה חושב כממוצע ששת הפריטים, כשציון גבוה יותר מבטא תקווה רבה יותר. במחקר הנוכחי נמצאה מהימנות פנימית טובה, α קרונבך = .84. השאלון המלא מופיע בנספח א.</w:t>
       </w:r>
     </w:p>
     <w:p>
@@ -534,7 +710,7 @@
           <w:szCs w:val="24"/>
           <w:rtl/>
         </w:rPr>
-        <w:t xml:space="preserve">השערה 2: </w:t>
+        <w:t xml:space="preserve">חומרי המניפולציה. </w:t>
       </w:r>
       <w:r>
         <w:rPr>
@@ -548,7 +724,7 @@
           <w:szCs w:val="24"/>
           <w:rtl/>
         </w:rPr>
-        <w:t xml:space="preserve">משתתפים בתנאי ההיזכרות במטרה שהושגה ידווחו על תקווה גבוהה יותר מאשר משתתפים בקבוצת הביקורת.</w:t>
+        <w:t xml:space="preserve">המשתנה הבלתי-תלוי תופעל בעזרת משימת כתיבה קצרה, בשלוש גרסאות. בתנאי העצמי הטוב ביותר התבקשו המשתתפים לדמיין את עצמם בעוד כמה שנים, בנקודה שבה הכול התקדם כמיטב יכולתם, ולכתוב על כך כארבע דקות. בתנאי ההיזכרות התבקשו לתאר מטרה משמעותית שהשיגו בעבר, ואת הדרך שבה התמידו עד שהגיעו אליה. בתנאי הביקורת התבקשו לתאר יום שגרתי טיפוסי בחייהם, בלי התייחסות למטרות או לרגשות. הנוסח המלא של ההוראות מופיע בנספח ב.</w:t>
       </w:r>
     </w:p>
     <w:p>
@@ -569,7 +745,7 @@
           <w:szCs w:val="24"/>
           <w:rtl/>
         </w:rPr>
-        <w:t xml:space="preserve">השערה 3 (גישושית): </w:t>
+        <w:t xml:space="preserve">שאלון פרטים דמוגרפיים. </w:t>
       </w:r>
       <w:r>
         <w:rPr>
@@ -583,7 +759,50 @@
           <w:szCs w:val="24"/>
           <w:rtl/>
         </w:rPr>
-        <w:t xml:space="preserve">על סמך ספרות העצמי הטוב ביותר, ייתכן שדמיון העתיד יוביל לתקווה גבוהה יותר מהיזכרות בעבר. זו השערה גישושית, ולכן היא נבחנת ללא כיוון מחייב.</w:t>
+        <w:t xml:space="preserve">בסיום נאספו פרטי גיל ומגדר, לתיאור המדגם בלבד.</w:t>
+      </w:r>
+    </w:p>
+    <w:p>
+      <w:pPr>
+        <w:pStyle w:val="Heading2"/>
+        <w:bidi/>
+        <w:spacing w:after="120" w:before="220"/>
+        <w:jc w:val="right"/>
+      </w:pPr>
+      <w:r>
+        <w:rPr>
+          <w:rFonts w:ascii="David" w:cs="David" w:eastAsia="David" w:hAnsi="David"/>
+          <w:b/>
+          <w:bCs/>
+          <w:i w:val="false"/>
+          <w:iCs w:val="false"/>
+          <w:color w:val="000000"/>
+          <w:sz w:val="27"/>
+          <w:szCs w:val="27"/>
+          <w:rtl/>
+        </w:rPr>
+        <w:t xml:space="preserve">הליך</w:t>
+      </w:r>
+    </w:p>
+    <w:p>
+      <w:pPr>
+        <w:bidi/>
+        <w:spacing w:after="160" w:before="0" w:line="360"/>
+        <w:jc w:val="both"/>
+      </w:pPr>
+      <w:r>
+        <w:rPr>
+          <w:rFonts w:ascii="David" w:cs="David" w:eastAsia="David" w:hAnsi="David"/>
+          <w:b w:val="false"/>
+          <w:bCs w:val="false"/>
+          <w:i w:val="false"/>
+          <w:iCs w:val="false"/>
+          <w:color w:val="000000"/>
+          <w:sz w:val="24"/>
+          <w:szCs w:val="24"/>
+          <w:rtl/>
+        </w:rPr>
+        <w:t xml:space="preserve">המחקר הועבר אונליין דרך מערכת Qualtrics. בכניסה קיבלו המשתתפים דף הסבר והסכמה מדעת, שהבהיר שההשתתפות אנונימית ושאפשר להפסיק בכל רגע. לאחר מכן שובצו באקראי לאחד התנאים, ביצעו את משימת הכתיבה המתאימה, ומיד אחריה מילאו את שאלון התקווה ואת הפרטים הדמוגרפיים. בסוף הוצג דף תודה עם הסבר קצר על מטרת המחקר. משך ההשתתפות נע סביב שמונה דקות.</w:t>
       </w:r>
     </w:p>
     <w:p>
@@ -605,329 +824,90 @@
           <w:bCs/>
           <w:i w:val="false"/>
           <w:iCs w:val="false"/>
-          <w:color w:val="4B2E6B"/>
+          <w:color w:val="000000"/>
           <w:sz w:val="32"/>
           <w:szCs w:val="32"/>
           <w:rtl/>
         </w:rPr>
-        <w:t xml:space="preserve">שיטה</w:t>
-      </w:r>
-    </w:p>
-    <w:p>
-      <w:pPr>
-        <w:pStyle w:val="Heading2"/>
-        <w:bidi/>
-        <w:spacing w:after="120" w:before="220"/>
-        <w:jc w:val="right"/>
-      </w:pPr>
-      <w:r>
-        <w:rPr>
-          <w:rFonts w:ascii="David" w:cs="David" w:eastAsia="David" w:hAnsi="David"/>
+        <w:t xml:space="preserve">תוצאות</w:t>
+      </w:r>
+    </w:p>
+    <w:p>
+      <w:pPr>
+        <w:bidi/>
+        <w:spacing w:after="160" w:before="0" w:line="360"/>
+        <w:jc w:val="both"/>
+      </w:pPr>
+      <w:r>
+        <w:rPr>
+          <w:rFonts w:ascii="David" w:cs="David" w:eastAsia="David" w:hAnsi="David"/>
+          <w:b w:val="false"/>
+          <w:bCs w:val="false"/>
+          <w:i w:val="false"/>
+          <w:iCs w:val="false"/>
+          <w:color w:val="000000"/>
+          <w:sz w:val="24"/>
+          <w:szCs w:val="24"/>
+          <w:rtl/>
+        </w:rPr>
+        <w:t xml:space="preserve">הנתונים נותחו בתוכנת SPSS. תחילה חושבו סטטיסטיקות תיאוריות של ציוני התקווה בכל תנאי. כפי שרואים בלוח התיאורי, ציון התקווה עלה בהדרגה מקבוצת הביקורת (M=4.02, SD=0.60), דרך קבוצת ההיזכרות (M=4.40, SD=0.57), ועד קבוצת העצמי הטוב ביותר (M=4.78, SD=0.58).</w:t>
+      </w:r>
+    </w:p>
+    <w:p>
+      <w:pPr>
+        <w:spacing w:after="40" w:before="160"/>
+        <w:jc w:val="left"/>
+      </w:pPr>
+      <w:r>
+        <w:rPr>
+          <w:rFonts w:ascii="Arial" w:cs="Arial" w:eastAsia="Arial" w:hAnsi="Arial"/>
           <w:b/>
           <w:bCs/>
           <w:i w:val="false"/>
           <w:iCs w:val="false"/>
-          <w:color w:val="6B4C8A"/>
-          <w:sz w:val="27"/>
-          <w:szCs w:val="27"/>
-          <w:rtl/>
-        </w:rPr>
-        <w:t xml:space="preserve">משתתפים</w:t>
-      </w:r>
-    </w:p>
-    <w:p>
-      <w:pPr>
-        <w:bidi/>
-        <w:spacing w:after="160" w:before="0" w:line="360"/>
-        <w:jc w:val="both"/>
-      </w:pPr>
-      <w:r>
-        <w:rPr>
-          <w:rFonts w:ascii="David" w:cs="David" w:eastAsia="David" w:hAnsi="David"/>
+          <w:sz w:val="19"/>
+          <w:szCs w:val="19"/>
+        </w:rPr>
+        <w:t xml:space="preserve">Descriptives</w:t>
+      </w:r>
+    </w:p>
+    <w:p>
+      <w:pPr>
+        <w:spacing w:after="140" w:before="30"/>
+        <w:jc w:val="left"/>
+      </w:pPr>
+      <w:r>
+        <w:rPr>
+          <w:rFonts w:ascii="Arial" w:cs="Arial" w:eastAsia="Arial" w:hAnsi="Arial"/>
           <w:b w:val="false"/>
           <w:bCs w:val="false"/>
           <w:i w:val="false"/>
           <w:iCs w:val="false"/>
-          <w:color w:val="000000"/>
-          <w:sz w:val="24"/>
-          <w:szCs w:val="24"/>
-          <w:rtl/>
-        </w:rPr>
-        <w:t xml:space="preserve">במחקר השתתפו 33 סטודנטים, 22 נשים ו-11 גברים, בני 18 עד 29 (M=23.7, SD=2.5). הגיוס נעשה במדגם נוחות, דרך פנייה אישית וברשתות חברתיות. ההשתתפות הייתה מרצון וללא תמורה, וכל המשתתפים היו מעל גיל 18. כל משתתף שובץ באקראי לאחד משלושת התנאים, כך שבכל תנאי היו 11 משתתפים. חשוב לציין שמדובר במדגם נוחות של סטודנטים, ולכן ההכללה לאוכלוסייה הרחבה מוגבלת. נרחיב על כך בדיון.</w:t>
-      </w:r>
-    </w:p>
-    <w:p>
-      <w:pPr>
-        <w:pStyle w:val="Heading2"/>
-        <w:bidi/>
-        <w:spacing w:after="120" w:before="220"/>
-        <w:jc w:val="right"/>
-      </w:pPr>
-      <w:r>
-        <w:rPr>
-          <w:rFonts w:ascii="David" w:cs="David" w:eastAsia="David" w:hAnsi="David"/>
-          <w:b/>
-          <w:bCs/>
-          <w:i w:val="false"/>
-          <w:iCs w:val="false"/>
-          <w:color w:val="6B4C8A"/>
-          <w:sz w:val="27"/>
-          <w:szCs w:val="27"/>
-          <w:rtl/>
-        </w:rPr>
-        <w:t xml:space="preserve">כלים</w:t>
-      </w:r>
-    </w:p>
-    <w:p>
-      <w:pPr>
-        <w:bidi/>
-        <w:spacing w:after="160" w:before="0" w:line="360"/>
-        <w:jc w:val="both"/>
-      </w:pPr>
-      <w:r>
-        <w:rPr>
-          <w:rFonts w:ascii="David" w:cs="David" w:eastAsia="David" w:hAnsi="David"/>
-          <w:b/>
-          <w:bCs/>
-          <w:i w:val="false"/>
-          <w:iCs w:val="false"/>
-          <w:color w:val="000000"/>
-          <w:sz w:val="24"/>
-          <w:szCs w:val="24"/>
-          <w:rtl/>
-        </w:rPr>
-        <w:t xml:space="preserve">שאלון התקווה. </w:t>
-      </w:r>
-      <w:r>
-        <w:rPr>
-          <w:rFonts w:ascii="David" w:cs="David" w:eastAsia="David" w:hAnsi="David"/>
-          <w:b w:val="false"/>
-          <w:bCs w:val="false"/>
-          <w:i w:val="false"/>
-          <w:iCs w:val="false"/>
-          <w:color w:val="000000"/>
-          <w:sz w:val="24"/>
-          <w:szCs w:val="24"/>
-          <w:rtl/>
-        </w:rPr>
-        <w:t xml:space="preserve">תחושת התקווה נמדדה בשאלון התקווה למבוגרים של סניידר (Snyder, 2002), בגרסתו העברית. השאלון כולל שישה היגדים המדורגים בסולם בן שש דרגות, מ-1 ("אף פעם") ועד 6 ("תמיד"). שלושה היגדים מודדים חשיבה מוכוונת-מטרה (למשל: "אני מצליח/ה להגשים את מרבית המטרות שלי"), ושלושה מודדים חשיבה מוכוונת-תהליך (למשל: "כשיש לי בעיה, אני יכול/ה למצוא דרכים רבות לפתור אותה"). ציון התקווה חושב כממוצע ששת הפריטים, כשציון גבוה יותר מבטא תקווה רבה יותר. במחקר הנוכחי נמצאה מהימנות פנימית טובה, α קרונבך = .84. השאלון המלא מופיע בנספח א.</w:t>
-      </w:r>
-    </w:p>
-    <w:p>
-      <w:pPr>
-        <w:bidi/>
-        <w:spacing w:after="160" w:before="0" w:line="360"/>
-        <w:jc w:val="both"/>
-      </w:pPr>
-      <w:r>
-        <w:rPr>
-          <w:rFonts w:ascii="David" w:cs="David" w:eastAsia="David" w:hAnsi="David"/>
-          <w:b/>
-          <w:bCs/>
-          <w:i w:val="false"/>
-          <w:iCs w:val="false"/>
-          <w:color w:val="000000"/>
-          <w:sz w:val="24"/>
-          <w:szCs w:val="24"/>
-          <w:rtl/>
-        </w:rPr>
-        <w:t xml:space="preserve">חומרי המניפולציה. </w:t>
-      </w:r>
-      <w:r>
-        <w:rPr>
-          <w:rFonts w:ascii="David" w:cs="David" w:eastAsia="David" w:hAnsi="David"/>
-          <w:b w:val="false"/>
-          <w:bCs w:val="false"/>
-          <w:i w:val="false"/>
-          <w:iCs w:val="false"/>
-          <w:color w:val="000000"/>
-          <w:sz w:val="24"/>
-          <w:szCs w:val="24"/>
-          <w:rtl/>
-        </w:rPr>
-        <w:t xml:space="preserve">המשתנה הבלתי-תלוי תופעל בעזרת משימת כתיבה קצרה, בשלוש גרסאות. בתנאי העצמי הטוב ביותר התבקשו המשתתפים לדמיין את עצמם בעוד כמה שנים, בנקודה שבה הכול התקדם כמיטב יכולתם, ולכתוב על כך כארבע דקות. בתנאי ההיזכרות התבקשו לתאר מטרה משמעותית שהשיגו בעבר, ואת הדרך שבה התמידו עד שהגיעו אליה. בתנאי הביקורת התבקשו לתאר יום שגרתי טיפוסי בחייהם, בלי התייחסות למטרות או לרגשות. הנוסח המלא של ההוראות מופיע בנספח ב.</w:t>
-      </w:r>
-    </w:p>
-    <w:p>
-      <w:pPr>
-        <w:bidi/>
-        <w:spacing w:after="160" w:before="0" w:line="360"/>
-        <w:jc w:val="both"/>
-      </w:pPr>
-      <w:r>
-        <w:rPr>
-          <w:rFonts w:ascii="David" w:cs="David" w:eastAsia="David" w:hAnsi="David"/>
-          <w:b/>
-          <w:bCs/>
-          <w:i w:val="false"/>
-          <w:iCs w:val="false"/>
-          <w:color w:val="000000"/>
-          <w:sz w:val="24"/>
-          <w:szCs w:val="24"/>
-          <w:rtl/>
-        </w:rPr>
-        <w:t xml:space="preserve">שאלון פרטים דמוגרפיים. </w:t>
-      </w:r>
-      <w:r>
-        <w:rPr>
-          <w:rFonts w:ascii="David" w:cs="David" w:eastAsia="David" w:hAnsi="David"/>
-          <w:b w:val="false"/>
-          <w:bCs w:val="false"/>
-          <w:i w:val="false"/>
-          <w:iCs w:val="false"/>
-          <w:color w:val="000000"/>
-          <w:sz w:val="24"/>
-          <w:szCs w:val="24"/>
-          <w:rtl/>
-        </w:rPr>
-        <w:t xml:space="preserve">בסיום נאספו פרטי גיל ומגדר, לתיאור המדגם בלבד.</w:t>
-      </w:r>
-    </w:p>
-    <w:p>
-      <w:pPr>
-        <w:pStyle w:val="Heading2"/>
-        <w:bidi/>
-        <w:spacing w:after="120" w:before="220"/>
-        <w:jc w:val="right"/>
-      </w:pPr>
-      <w:r>
-        <w:rPr>
-          <w:rFonts w:ascii="David" w:cs="David" w:eastAsia="David" w:hAnsi="David"/>
-          <w:b/>
-          <w:bCs/>
-          <w:i w:val="false"/>
-          <w:iCs w:val="false"/>
-          <w:color w:val="6B4C8A"/>
-          <w:sz w:val="27"/>
-          <w:szCs w:val="27"/>
-          <w:rtl/>
-        </w:rPr>
-        <w:t xml:space="preserve">הליך</w:t>
-      </w:r>
-    </w:p>
-    <w:p>
-      <w:pPr>
-        <w:bidi/>
-        <w:spacing w:after="160" w:before="0" w:line="360"/>
-        <w:jc w:val="both"/>
-      </w:pPr>
-      <w:r>
-        <w:rPr>
-          <w:rFonts w:ascii="David" w:cs="David" w:eastAsia="David" w:hAnsi="David"/>
-          <w:b w:val="false"/>
-          <w:bCs w:val="false"/>
-          <w:i w:val="false"/>
-          <w:iCs w:val="false"/>
-          <w:color w:val="000000"/>
-          <w:sz w:val="24"/>
-          <w:szCs w:val="24"/>
-          <w:rtl/>
-        </w:rPr>
-        <w:t xml:space="preserve">המחקר הועבר אונליין דרך מערכת Qualtrics. בכניסה קיבלו המשתתפים דף הסבר והסכמה מדעת, שהבהיר שההשתתפות אנונימית ושאפשר להפסיק בכל רגע. לאחר מכן שובצו באקראי לאחד התנאים, ביצעו את משימת הכתיבה המתאימה, ומיד אחריה מילאו את שאלון התקווה ואת הפרטים הדמוגרפיים. בסוף הוצג דף תודה עם הסבר קצר על מטרת המחקר. משך ההשתתפות נע סביב שמונה דקות.</w:t>
-      </w:r>
-    </w:p>
-    <w:p>
-      <w:r>
-        <w:br w:type="page"/>
-      </w:r>
-    </w:p>
-    <w:p>
-      <w:pPr>
-        <w:pStyle w:val="Heading1"/>
-        <w:bidi/>
-        <w:spacing w:after="160" w:before="300"/>
-        <w:jc w:val="right"/>
-      </w:pPr>
-      <w:r>
-        <w:rPr>
-          <w:rFonts w:ascii="David" w:cs="David" w:eastAsia="David" w:hAnsi="David"/>
-          <w:b/>
-          <w:bCs/>
-          <w:i w:val="false"/>
-          <w:iCs w:val="false"/>
-          <w:color w:val="4B2E6B"/>
-          <w:sz w:val="32"/>
-          <w:szCs w:val="32"/>
-          <w:rtl/>
-        </w:rPr>
-        <w:t xml:space="preserve">תוצאות</w:t>
-      </w:r>
-    </w:p>
-    <w:p>
-      <w:pPr>
-        <w:bidi/>
-        <w:spacing w:after="160" w:before="0" w:line="360"/>
-        <w:jc w:val="both"/>
-      </w:pPr>
-      <w:r>
-        <w:rPr>
-          <w:rFonts w:ascii="David" w:cs="David" w:eastAsia="David" w:hAnsi="David"/>
-          <w:b w:val="false"/>
-          <w:bCs w:val="false"/>
-          <w:i w:val="false"/>
-          <w:iCs w:val="false"/>
-          <w:color w:val="000000"/>
-          <w:sz w:val="24"/>
-          <w:szCs w:val="24"/>
-          <w:rtl/>
-        </w:rPr>
-        <w:t xml:space="preserve">הנתונים נותחו בתוכנת SPSS. תחילה חושבו ממוצעים וסטיות תקן של ציוני התקווה בכל תנאי (טבלה 1). ציון התקווה עלה בהדרגה מקבוצת הביקורת (M=4.02), דרך קבוצת ההיזכרות (M=4.40), ועד קבוצת העצמי הטוב ביותר (M=4.78).</w:t>
-      </w:r>
-    </w:p>
-    <w:p>
-      <w:pPr>
-        <w:bidi/>
-        <w:spacing w:after="80" w:before="80"/>
-        <w:jc w:val="center"/>
-      </w:pPr>
-      <w:r>
-        <w:rPr>
-          <w:rFonts w:ascii="David" w:cs="David" w:eastAsia="David" w:hAnsi="David"/>
-          <w:b/>
-          <w:bCs/>
-          <w:i w:val="false"/>
-          <w:iCs w:val="false"/>
-          <w:color w:val="000000"/>
-          <w:sz w:val="24"/>
-          <w:szCs w:val="24"/>
-          <w:rtl/>
-        </w:rPr>
-        <w:t xml:space="preserve">טבלה 1</w:t>
-      </w:r>
-      <w:r>
-        <w:rPr>
-          <w:rFonts w:ascii="David" w:cs="David" w:eastAsia="David" w:hAnsi="David"/>
-          <w:b w:val="false"/>
-          <w:bCs w:val="false"/>
-          <w:i w:val="false"/>
-          <w:iCs w:val="false"/>
-          <w:color w:val="000000"/>
-          <w:sz w:val="24"/>
-          <w:szCs w:val="24"/>
-          <w:rtl/>
-        </w:rPr>
-        <w:t xml:space="preserve">: ממוצעים וסטיות תקן של ציוני התקווה לפי תנאי ניסויי</w:t>
+          <w:sz w:val="15"/>
+          <w:szCs w:val="15"/>
+        </w:rPr>
+        <w:t xml:space="preserve">Hope score</w:t>
       </w:r>
     </w:p>
     <w:tbl>
       <w:tblPr>
-        <w:bidiVisual/>
-        <w:tblW w:type="dxa" w:w="9000"/>
+        <w:tblW w:type="dxa" w:w="8800"/>
         <w:jc w:val="center"/>
         <w:tblBorders>
-          <w:top w:val="single" w:color="B9A7CC" w:sz="4"/>
-          <w:left w:val="single" w:color="B9A7CC" w:sz="4"/>
-          <w:bottom w:val="single" w:color="B9A7CC" w:sz="4"/>
-          <w:right w:val="single" w:color="B9A7CC" w:sz="4"/>
-          <w:insideH w:val="single" w:color="B9A7CC" w:sz="4"/>
-          <w:insideV w:val="single" w:color="B9A7CC" w:sz="4"/>
+          <w:top w:val="single" w:color="000000" w:sz="4"/>
+          <w:left w:val="single" w:color="000000" w:sz="4"/>
+          <w:bottom w:val="single" w:color="000000" w:sz="4"/>
+          <w:right w:val="single" w:color="000000" w:sz="4"/>
+          <w:insideH w:val="single" w:color="000000" w:sz="4"/>
+          <w:insideV w:val="single" w:color="000000" w:sz="4"/>
         </w:tblBorders>
       </w:tblPr>
       <w:tblGrid>
-        <w:gridCol w:w="3200"/>
-        <w:gridCol w:w="1300"/>
-        <w:gridCol w:w="2250"/>
-        <w:gridCol w:w="2250"/>
+        <w:gridCol w:w="2600"/>
+        <w:gridCol w:w="900"/>
+        <w:gridCol w:w="1500"/>
+        <w:gridCol w:w="2100"/>
+        <w:gridCol w:w="1700"/>
       </w:tblGrid>
       <w:tr>
         <w:trPr>
@@ -935,65 +915,57 @@
         </w:trPr>
         <w:tc>
           <w:tcPr>
-            <w:tcW w:type="dxa" w:w="3200"/>
-            <w:shd w:fill="6B4C8A" w:color="auto" w:val="clear"/>
-            <w:tcMar>
-              <w:top w:type="dxa" w:w="60"/>
-              <w:left w:type="dxa" w:w="90"/>
-              <w:bottom w:type="dxa" w:w="60"/>
-              <w:right w:type="dxa" w:w="90"/>
-            </w:tcMar>
-          </w:tcPr>
-          <w:p>
-            <w:pPr>
-              <w:bidi/>
-              <w:spacing w:after="0" w:line="276"/>
-              <w:jc w:val="center"/>
-            </w:pPr>
-            <w:r>
-              <w:rPr>
-                <w:rFonts w:ascii="David" w:cs="David" w:eastAsia="David" w:hAnsi="David"/>
+            <w:tcW w:type="dxa" w:w="2600"/>
+            <w:tcMar>
+              <w:top w:type="dxa" w:w="40"/>
+              <w:left w:type="dxa" w:w="70"/>
+              <w:bottom w:type="dxa" w:w="40"/>
+              <w:right w:type="dxa" w:w="70"/>
+            </w:tcMar>
+          </w:tcPr>
+          <w:p>
+            <w:pPr>
+              <w:spacing w:after="0" w:line="240"/>
+              <w:jc w:val="left"/>
+            </w:pPr>
+            <w:r>
+              <w:rPr>
+                <w:rFonts w:ascii="Arial" w:cs="Arial" w:eastAsia="Arial" w:hAnsi="Arial"/>
                 <w:b/>
                 <w:bCs/>
                 <w:i w:val="false"/>
                 <w:iCs w:val="false"/>
-                <w:color w:val="FFFFFF"/>
-                <w:sz w:val="24"/>
-                <w:szCs w:val="24"/>
-                <w:rtl/>
-              </w:rPr>
-              <w:t xml:space="preserve">תנאי ניסויי</w:t>
-            </w:r>
-          </w:p>
-        </w:tc>
-        <w:tc>
-          <w:tcPr>
-            <w:tcW w:type="dxa" w:w="1300"/>
-            <w:shd w:fill="6B4C8A" w:color="auto" w:val="clear"/>
-            <w:tcMar>
-              <w:top w:type="dxa" w:w="60"/>
-              <w:left w:type="dxa" w:w="90"/>
-              <w:bottom w:type="dxa" w:w="60"/>
-              <w:right w:type="dxa" w:w="90"/>
-            </w:tcMar>
-          </w:tcPr>
-          <w:p>
-            <w:pPr>
-              <w:bidi/>
-              <w:spacing w:after="0" w:line="276"/>
-              <w:jc w:val="center"/>
-            </w:pPr>
-            <w:r>
-              <w:rPr>
-                <w:rFonts w:ascii="David" w:cs="David" w:eastAsia="David" w:hAnsi="David"/>
+                <w:sz w:val="18"/>
+                <w:szCs w:val="18"/>
+              </w:rPr>
+              <w:t xml:space="preserve"/>
+            </w:r>
+          </w:p>
+        </w:tc>
+        <w:tc>
+          <w:tcPr>
+            <w:tcW w:type="dxa" w:w="900"/>
+            <w:tcMar>
+              <w:top w:type="dxa" w:w="40"/>
+              <w:left w:type="dxa" w:w="70"/>
+              <w:bottom w:type="dxa" w:w="40"/>
+              <w:right w:type="dxa" w:w="70"/>
+            </w:tcMar>
+          </w:tcPr>
+          <w:p>
+            <w:pPr>
+              <w:spacing w:after="0" w:line="240"/>
+              <w:jc w:val="center"/>
+            </w:pPr>
+            <w:r>
+              <w:rPr>
+                <w:rFonts w:ascii="Arial" w:cs="Arial" w:eastAsia="Arial" w:hAnsi="Arial"/>
                 <w:b/>
                 <w:bCs/>
                 <w:i w:val="false"/>
                 <w:iCs w:val="false"/>
-                <w:color w:val="FFFFFF"/>
-                <w:sz w:val="24"/>
-                <w:szCs w:val="24"/>
-                <w:rtl/>
+                <w:sz w:val="18"/>
+                <w:szCs w:val="18"/>
               </w:rPr>
               <w:t xml:space="preserve">N</w:t>
             </w:r>
@@ -1001,67 +973,88 @@
         </w:tc>
         <w:tc>
           <w:tcPr>
-            <w:tcW w:type="dxa" w:w="2250"/>
-            <w:shd w:fill="6B4C8A" w:color="auto" w:val="clear"/>
-            <w:tcMar>
-              <w:top w:type="dxa" w:w="60"/>
-              <w:left w:type="dxa" w:w="90"/>
-              <w:bottom w:type="dxa" w:w="60"/>
-              <w:right w:type="dxa" w:w="90"/>
-            </w:tcMar>
-          </w:tcPr>
-          <w:p>
-            <w:pPr>
-              <w:bidi/>
-              <w:spacing w:after="0" w:line="276"/>
-              <w:jc w:val="center"/>
-            </w:pPr>
-            <w:r>
-              <w:rPr>
-                <w:rFonts w:ascii="David" w:cs="David" w:eastAsia="David" w:hAnsi="David"/>
+            <w:tcW w:type="dxa" w:w="1500"/>
+            <w:tcMar>
+              <w:top w:type="dxa" w:w="40"/>
+              <w:left w:type="dxa" w:w="70"/>
+              <w:bottom w:type="dxa" w:w="40"/>
+              <w:right w:type="dxa" w:w="70"/>
+            </w:tcMar>
+          </w:tcPr>
+          <w:p>
+            <w:pPr>
+              <w:spacing w:after="0" w:line="240"/>
+              <w:jc w:val="center"/>
+            </w:pPr>
+            <w:r>
+              <w:rPr>
+                <w:rFonts w:ascii="Arial" w:cs="Arial" w:eastAsia="Arial" w:hAnsi="Arial"/>
                 <w:b/>
                 <w:bCs/>
                 <w:i w:val="false"/>
                 <w:iCs w:val="false"/>
-                <w:color w:val="FFFFFF"/>
-                <w:sz w:val="24"/>
-                <w:szCs w:val="24"/>
-                <w:rtl/>
-              </w:rPr>
-              <w:t xml:space="preserve">ממוצע (M)</w:t>
-            </w:r>
-          </w:p>
-        </w:tc>
-        <w:tc>
-          <w:tcPr>
-            <w:tcW w:type="dxa" w:w="2250"/>
-            <w:shd w:fill="6B4C8A" w:color="auto" w:val="clear"/>
-            <w:tcMar>
-              <w:top w:type="dxa" w:w="60"/>
-              <w:left w:type="dxa" w:w="90"/>
-              <w:bottom w:type="dxa" w:w="60"/>
-              <w:right w:type="dxa" w:w="90"/>
-            </w:tcMar>
-          </w:tcPr>
-          <w:p>
-            <w:pPr>
-              <w:bidi/>
-              <w:spacing w:after="0" w:line="276"/>
-              <w:jc w:val="center"/>
-            </w:pPr>
-            <w:r>
-              <w:rPr>
-                <w:rFonts w:ascii="David" w:cs="David" w:eastAsia="David" w:hAnsi="David"/>
+                <w:sz w:val="18"/>
+                <w:szCs w:val="18"/>
+              </w:rPr>
+              <w:t xml:space="preserve">Mean</w:t>
+            </w:r>
+          </w:p>
+        </w:tc>
+        <w:tc>
+          <w:tcPr>
+            <w:tcW w:type="dxa" w:w="2100"/>
+            <w:tcMar>
+              <w:top w:type="dxa" w:w="40"/>
+              <w:left w:type="dxa" w:w="70"/>
+              <w:bottom w:type="dxa" w:w="40"/>
+              <w:right w:type="dxa" w:w="70"/>
+            </w:tcMar>
+          </w:tcPr>
+          <w:p>
+            <w:pPr>
+              <w:spacing w:after="0" w:line="240"/>
+              <w:jc w:val="center"/>
+            </w:pPr>
+            <w:r>
+              <w:rPr>
+                <w:rFonts w:ascii="Arial" w:cs="Arial" w:eastAsia="Arial" w:hAnsi="Arial"/>
                 <w:b/>
                 <w:bCs/>
                 <w:i w:val="false"/>
                 <w:iCs w:val="false"/>
-                <w:color w:val="FFFFFF"/>
-                <w:sz w:val="24"/>
-                <w:szCs w:val="24"/>
-                <w:rtl/>
-              </w:rPr>
-              <w:t xml:space="preserve">סטיית תקן (SD)</w:t>
+                <w:sz w:val="18"/>
+                <w:szCs w:val="18"/>
+              </w:rPr>
+              <w:t xml:space="preserve">Std. Deviation</w:t>
+            </w:r>
+          </w:p>
+        </w:tc>
+        <w:tc>
+          <w:tcPr>
+            <w:tcW w:type="dxa" w:w="1700"/>
+            <w:tcMar>
+              <w:top w:type="dxa" w:w="40"/>
+              <w:left w:type="dxa" w:w="70"/>
+              <w:bottom w:type="dxa" w:w="40"/>
+              <w:right w:type="dxa" w:w="70"/>
+            </w:tcMar>
+          </w:tcPr>
+          <w:p>
+            <w:pPr>
+              <w:spacing w:after="0" w:line="240"/>
+              <w:jc w:val="center"/>
+            </w:pPr>
+            <w:r>
+              <w:rPr>
+                <w:rFonts w:ascii="Arial" w:cs="Arial" w:eastAsia="Arial" w:hAnsi="Arial"/>
+                <w:b/>
+                <w:bCs/>
+                <w:i w:val="false"/>
+                <w:iCs w:val="false"/>
+                <w:sz w:val="18"/>
+                <w:szCs w:val="18"/>
+              </w:rPr>
+              <w:t xml:space="preserve">Std. Error</w:t>
             </w:r>
           </w:p>
         </w:tc>
@@ -1069,65 +1062,57 @@
       <w:tr>
         <w:tc>
           <w:tcPr>
-            <w:tcW w:type="dxa" w:w="3200"/>
-            <w:shd w:fill="F0EAF5" w:color="auto" w:val="clear"/>
-            <w:tcMar>
-              <w:top w:type="dxa" w:w="60"/>
-              <w:left w:type="dxa" w:w="90"/>
-              <w:bottom w:type="dxa" w:w="60"/>
-              <w:right w:type="dxa" w:w="90"/>
-            </w:tcMar>
-          </w:tcPr>
-          <w:p>
-            <w:pPr>
-              <w:bidi/>
-              <w:spacing w:after="0" w:line="276"/>
-              <w:jc w:val="center"/>
-            </w:pPr>
-            <w:r>
-              <w:rPr>
-                <w:rFonts w:ascii="David" w:cs="David" w:eastAsia="David" w:hAnsi="David"/>
-                <w:b w:val="false"/>
-                <w:bCs w:val="false"/>
-                <w:i w:val="false"/>
-                <w:iCs w:val="false"/>
-                <w:color w:val="000000"/>
-                <w:sz w:val="24"/>
-                <w:szCs w:val="24"/>
-                <w:rtl/>
-              </w:rPr>
-              <w:t xml:space="preserve">העצמי הטוב ביותר האפשרי</w:t>
-            </w:r>
-          </w:p>
-        </w:tc>
-        <w:tc>
-          <w:tcPr>
-            <w:tcW w:type="dxa" w:w="1300"/>
-            <w:shd w:fill="F0EAF5" w:color="auto" w:val="clear"/>
-            <w:tcMar>
-              <w:top w:type="dxa" w:w="60"/>
-              <w:left w:type="dxa" w:w="90"/>
-              <w:bottom w:type="dxa" w:w="60"/>
-              <w:right w:type="dxa" w:w="90"/>
-            </w:tcMar>
-          </w:tcPr>
-          <w:p>
-            <w:pPr>
-              <w:bidi/>
-              <w:spacing w:after="0" w:line="276"/>
-              <w:jc w:val="center"/>
-            </w:pPr>
-            <w:r>
-              <w:rPr>
-                <w:rFonts w:ascii="David" w:cs="David" w:eastAsia="David" w:hAnsi="David"/>
-                <w:b w:val="false"/>
-                <w:bCs w:val="false"/>
-                <w:i w:val="false"/>
-                <w:iCs w:val="false"/>
-                <w:color w:val="000000"/>
-                <w:sz w:val="24"/>
-                <w:szCs w:val="24"/>
-                <w:rtl/>
+            <w:tcW w:type="dxa" w:w="2600"/>
+            <w:tcMar>
+              <w:top w:type="dxa" w:w="40"/>
+              <w:left w:type="dxa" w:w="70"/>
+              <w:bottom w:type="dxa" w:w="40"/>
+              <w:right w:type="dxa" w:w="70"/>
+            </w:tcMar>
+          </w:tcPr>
+          <w:p>
+            <w:pPr>
+              <w:spacing w:after="0" w:line="240"/>
+              <w:jc w:val="left"/>
+            </w:pPr>
+            <w:r>
+              <w:rPr>
+                <w:rFonts w:ascii="Arial" w:cs="Arial" w:eastAsia="Arial" w:hAnsi="Arial"/>
+                <w:b w:val="false"/>
+                <w:bCs w:val="false"/>
+                <w:i w:val="false"/>
+                <w:iCs w:val="false"/>
+                <w:sz w:val="18"/>
+                <w:szCs w:val="18"/>
+              </w:rPr>
+              <w:t xml:space="preserve">Control</w:t>
+            </w:r>
+          </w:p>
+        </w:tc>
+        <w:tc>
+          <w:tcPr>
+            <w:tcW w:type="dxa" w:w="900"/>
+            <w:tcMar>
+              <w:top w:type="dxa" w:w="40"/>
+              <w:left w:type="dxa" w:w="70"/>
+              <w:bottom w:type="dxa" w:w="40"/>
+              <w:right w:type="dxa" w:w="70"/>
+            </w:tcMar>
+          </w:tcPr>
+          <w:p>
+            <w:pPr>
+              <w:spacing w:after="0" w:line="240"/>
+              <w:jc w:val="center"/>
+            </w:pPr>
+            <w:r>
+              <w:rPr>
+                <w:rFonts w:ascii="Arial" w:cs="Arial" w:eastAsia="Arial" w:hAnsi="Arial"/>
+                <w:b w:val="false"/>
+                <w:bCs w:val="false"/>
+                <w:i w:val="false"/>
+                <w:iCs w:val="false"/>
+                <w:sz w:val="18"/>
+                <w:szCs w:val="18"/>
               </w:rPr>
               <w:t xml:space="preserve">11</w:t>
             </w:r>
@@ -1135,67 +1120,88 @@
         </w:tc>
         <w:tc>
           <w:tcPr>
-            <w:tcW w:type="dxa" w:w="2250"/>
-            <w:shd w:fill="F0EAF5" w:color="auto" w:val="clear"/>
-            <w:tcMar>
-              <w:top w:type="dxa" w:w="60"/>
-              <w:left w:type="dxa" w:w="90"/>
-              <w:bottom w:type="dxa" w:w="60"/>
-              <w:right w:type="dxa" w:w="90"/>
-            </w:tcMar>
-          </w:tcPr>
-          <w:p>
-            <w:pPr>
-              <w:bidi/>
-              <w:spacing w:after="0" w:line="276"/>
-              <w:jc w:val="center"/>
-            </w:pPr>
-            <w:r>
-              <w:rPr>
-                <w:rFonts w:ascii="David" w:cs="David" w:eastAsia="David" w:hAnsi="David"/>
-                <w:b w:val="false"/>
-                <w:bCs w:val="false"/>
-                <w:i w:val="false"/>
-                <w:iCs w:val="false"/>
-                <w:color w:val="000000"/>
-                <w:sz w:val="24"/>
-                <w:szCs w:val="24"/>
-                <w:rtl/>
-              </w:rPr>
-              <w:t xml:space="preserve">4.78</w:t>
-            </w:r>
-          </w:p>
-        </w:tc>
-        <w:tc>
-          <w:tcPr>
-            <w:tcW w:type="dxa" w:w="2250"/>
-            <w:shd w:fill="F0EAF5" w:color="auto" w:val="clear"/>
-            <w:tcMar>
-              <w:top w:type="dxa" w:w="60"/>
-              <w:left w:type="dxa" w:w="90"/>
-              <w:bottom w:type="dxa" w:w="60"/>
-              <w:right w:type="dxa" w:w="90"/>
-            </w:tcMar>
-          </w:tcPr>
-          <w:p>
-            <w:pPr>
-              <w:bidi/>
-              <w:spacing w:after="0" w:line="276"/>
-              <w:jc w:val="center"/>
-            </w:pPr>
-            <w:r>
-              <w:rPr>
-                <w:rFonts w:ascii="David" w:cs="David" w:eastAsia="David" w:hAnsi="David"/>
-                <w:b w:val="false"/>
-                <w:bCs w:val="false"/>
-                <w:i w:val="false"/>
-                <w:iCs w:val="false"/>
-                <w:color w:val="000000"/>
-                <w:sz w:val="24"/>
-                <w:szCs w:val="24"/>
-                <w:rtl/>
-              </w:rPr>
-              <w:t xml:space="preserve">0.58</w:t>
+            <w:tcW w:type="dxa" w:w="1500"/>
+            <w:tcMar>
+              <w:top w:type="dxa" w:w="40"/>
+              <w:left w:type="dxa" w:w="70"/>
+              <w:bottom w:type="dxa" w:w="40"/>
+              <w:right w:type="dxa" w:w="70"/>
+            </w:tcMar>
+          </w:tcPr>
+          <w:p>
+            <w:pPr>
+              <w:spacing w:after="0" w:line="240"/>
+              <w:jc w:val="center"/>
+            </w:pPr>
+            <w:r>
+              <w:rPr>
+                <w:rFonts w:ascii="Arial" w:cs="Arial" w:eastAsia="Arial" w:hAnsi="Arial"/>
+                <w:b w:val="false"/>
+                <w:bCs w:val="false"/>
+                <w:i w:val="false"/>
+                <w:iCs w:val="false"/>
+                <w:sz w:val="18"/>
+                <w:szCs w:val="18"/>
+              </w:rPr>
+              <w:t xml:space="preserve">4.02</w:t>
+            </w:r>
+          </w:p>
+        </w:tc>
+        <w:tc>
+          <w:tcPr>
+            <w:tcW w:type="dxa" w:w="2100"/>
+            <w:tcMar>
+              <w:top w:type="dxa" w:w="40"/>
+              <w:left w:type="dxa" w:w="70"/>
+              <w:bottom w:type="dxa" w:w="40"/>
+              <w:right w:type="dxa" w:w="70"/>
+            </w:tcMar>
+          </w:tcPr>
+          <w:p>
+            <w:pPr>
+              <w:spacing w:after="0" w:line="240"/>
+              <w:jc w:val="center"/>
+            </w:pPr>
+            <w:r>
+              <w:rPr>
+                <w:rFonts w:ascii="Arial" w:cs="Arial" w:eastAsia="Arial" w:hAnsi="Arial"/>
+                <w:b w:val="false"/>
+                <w:bCs w:val="false"/>
+                <w:i w:val="false"/>
+                <w:iCs w:val="false"/>
+                <w:sz w:val="18"/>
+                <w:szCs w:val="18"/>
+              </w:rPr>
+              <w:t xml:space="preserve">.60</w:t>
+            </w:r>
+          </w:p>
+        </w:tc>
+        <w:tc>
+          <w:tcPr>
+            <w:tcW w:type="dxa" w:w="1700"/>
+            <w:tcMar>
+              <w:top w:type="dxa" w:w="40"/>
+              <w:left w:type="dxa" w:w="70"/>
+              <w:bottom w:type="dxa" w:w="40"/>
+              <w:right w:type="dxa" w:w="70"/>
+            </w:tcMar>
+          </w:tcPr>
+          <w:p>
+            <w:pPr>
+              <w:spacing w:after="0" w:line="240"/>
+              <w:jc w:val="center"/>
+            </w:pPr>
+            <w:r>
+              <w:rPr>
+                <w:rFonts w:ascii="Arial" w:cs="Arial" w:eastAsia="Arial" w:hAnsi="Arial"/>
+                <w:b w:val="false"/>
+                <w:bCs w:val="false"/>
+                <w:i w:val="false"/>
+                <w:iCs w:val="false"/>
+                <w:sz w:val="18"/>
+                <w:szCs w:val="18"/>
+              </w:rPr>
+              <w:t xml:space="preserve">.181</w:t>
             </w:r>
           </w:p>
         </w:tc>
@@ -1203,65 +1209,57 @@
       <w:tr>
         <w:tc>
           <w:tcPr>
-            <w:tcW w:type="dxa" w:w="3200"/>
-            <w:shd w:fill="FFFFFF" w:color="auto" w:val="clear"/>
-            <w:tcMar>
-              <w:top w:type="dxa" w:w="60"/>
-              <w:left w:type="dxa" w:w="90"/>
-              <w:bottom w:type="dxa" w:w="60"/>
-              <w:right w:type="dxa" w:w="90"/>
-            </w:tcMar>
-          </w:tcPr>
-          <w:p>
-            <w:pPr>
-              <w:bidi/>
-              <w:spacing w:after="0" w:line="276"/>
-              <w:jc w:val="center"/>
-            </w:pPr>
-            <w:r>
-              <w:rPr>
-                <w:rFonts w:ascii="David" w:cs="David" w:eastAsia="David" w:hAnsi="David"/>
-                <w:b w:val="false"/>
-                <w:bCs w:val="false"/>
-                <w:i w:val="false"/>
-                <w:iCs w:val="false"/>
-                <w:color w:val="000000"/>
-                <w:sz w:val="24"/>
-                <w:szCs w:val="24"/>
-                <w:rtl/>
-              </w:rPr>
-              <w:t xml:space="preserve">היזכרות במטרה שהושגה</w:t>
-            </w:r>
-          </w:p>
-        </w:tc>
-        <w:tc>
-          <w:tcPr>
-            <w:tcW w:type="dxa" w:w="1300"/>
-            <w:shd w:fill="FFFFFF" w:color="auto" w:val="clear"/>
-            <w:tcMar>
-              <w:top w:type="dxa" w:w="60"/>
-              <w:left w:type="dxa" w:w="90"/>
-              <w:bottom w:type="dxa" w:w="60"/>
-              <w:right w:type="dxa" w:w="90"/>
-            </w:tcMar>
-          </w:tcPr>
-          <w:p>
-            <w:pPr>
-              <w:bidi/>
-              <w:spacing w:after="0" w:line="276"/>
-              <w:jc w:val="center"/>
-            </w:pPr>
-            <w:r>
-              <w:rPr>
-                <w:rFonts w:ascii="David" w:cs="David" w:eastAsia="David" w:hAnsi="David"/>
-                <w:b w:val="false"/>
-                <w:bCs w:val="false"/>
-                <w:i w:val="false"/>
-                <w:iCs w:val="false"/>
-                <w:color w:val="000000"/>
-                <w:sz w:val="24"/>
-                <w:szCs w:val="24"/>
-                <w:rtl/>
+            <w:tcW w:type="dxa" w:w="2600"/>
+            <w:tcMar>
+              <w:top w:type="dxa" w:w="40"/>
+              <w:left w:type="dxa" w:w="70"/>
+              <w:bottom w:type="dxa" w:w="40"/>
+              <w:right w:type="dxa" w:w="70"/>
+            </w:tcMar>
+          </w:tcPr>
+          <w:p>
+            <w:pPr>
+              <w:spacing w:after="0" w:line="240"/>
+              <w:jc w:val="left"/>
+            </w:pPr>
+            <w:r>
+              <w:rPr>
+                <w:rFonts w:ascii="Arial" w:cs="Arial" w:eastAsia="Arial" w:hAnsi="Arial"/>
+                <w:b w:val="false"/>
+                <w:bCs w:val="false"/>
+                <w:i w:val="false"/>
+                <w:iCs w:val="false"/>
+                <w:sz w:val="18"/>
+                <w:szCs w:val="18"/>
+              </w:rPr>
+              <w:t xml:space="preserve">Past-goal recall</w:t>
+            </w:r>
+          </w:p>
+        </w:tc>
+        <w:tc>
+          <w:tcPr>
+            <w:tcW w:type="dxa" w:w="900"/>
+            <w:tcMar>
+              <w:top w:type="dxa" w:w="40"/>
+              <w:left w:type="dxa" w:w="70"/>
+              <w:bottom w:type="dxa" w:w="40"/>
+              <w:right w:type="dxa" w:w="70"/>
+            </w:tcMar>
+          </w:tcPr>
+          <w:p>
+            <w:pPr>
+              <w:spacing w:after="0" w:line="240"/>
+              <w:jc w:val="center"/>
+            </w:pPr>
+            <w:r>
+              <w:rPr>
+                <w:rFonts w:ascii="Arial" w:cs="Arial" w:eastAsia="Arial" w:hAnsi="Arial"/>
+                <w:b w:val="false"/>
+                <w:bCs w:val="false"/>
+                <w:i w:val="false"/>
+                <w:iCs w:val="false"/>
+                <w:sz w:val="18"/>
+                <w:szCs w:val="18"/>
               </w:rPr>
               <w:t xml:space="preserve">11</w:t>
             </w:r>
@@ -1269,32 +1267,28 @@
         </w:tc>
         <w:tc>
           <w:tcPr>
-            <w:tcW w:type="dxa" w:w="2250"/>
-            <w:shd w:fill="FFFFFF" w:color="auto" w:val="clear"/>
-            <w:tcMar>
-              <w:top w:type="dxa" w:w="60"/>
-              <w:left w:type="dxa" w:w="90"/>
-              <w:bottom w:type="dxa" w:w="60"/>
-              <w:right w:type="dxa" w:w="90"/>
-            </w:tcMar>
-          </w:tcPr>
-          <w:p>
-            <w:pPr>
-              <w:bidi/>
-              <w:spacing w:after="0" w:line="276"/>
-              <w:jc w:val="center"/>
-            </w:pPr>
-            <w:r>
-              <w:rPr>
-                <w:rFonts w:ascii="David" w:cs="David" w:eastAsia="David" w:hAnsi="David"/>
-                <w:b w:val="false"/>
-                <w:bCs w:val="false"/>
-                <w:i w:val="false"/>
-                <w:iCs w:val="false"/>
-                <w:color w:val="000000"/>
-                <w:sz w:val="24"/>
-                <w:szCs w:val="24"/>
-                <w:rtl/>
+            <w:tcW w:type="dxa" w:w="1500"/>
+            <w:tcMar>
+              <w:top w:type="dxa" w:w="40"/>
+              <w:left w:type="dxa" w:w="70"/>
+              <w:bottom w:type="dxa" w:w="40"/>
+              <w:right w:type="dxa" w:w="70"/>
+            </w:tcMar>
+          </w:tcPr>
+          <w:p>
+            <w:pPr>
+              <w:spacing w:after="0" w:line="240"/>
+              <w:jc w:val="center"/>
+            </w:pPr>
+            <w:r>
+              <w:rPr>
+                <w:rFonts w:ascii="Arial" w:cs="Arial" w:eastAsia="Arial" w:hAnsi="Arial"/>
+                <w:b w:val="false"/>
+                <w:bCs w:val="false"/>
+                <w:i w:val="false"/>
+                <w:iCs w:val="false"/>
+                <w:sz w:val="18"/>
+                <w:szCs w:val="18"/>
               </w:rPr>
               <w:t xml:space="preserve">4.40</w:t>
             </w:r>
@@ -1302,34 +1296,59 @@
         </w:tc>
         <w:tc>
           <w:tcPr>
-            <w:tcW w:type="dxa" w:w="2250"/>
-            <w:shd w:fill="FFFFFF" w:color="auto" w:val="clear"/>
-            <w:tcMar>
-              <w:top w:type="dxa" w:w="60"/>
-              <w:left w:type="dxa" w:w="90"/>
-              <w:bottom w:type="dxa" w:w="60"/>
-              <w:right w:type="dxa" w:w="90"/>
-            </w:tcMar>
-          </w:tcPr>
-          <w:p>
-            <w:pPr>
-              <w:bidi/>
-              <w:spacing w:after="0" w:line="276"/>
-              <w:jc w:val="center"/>
-            </w:pPr>
-            <w:r>
-              <w:rPr>
-                <w:rFonts w:ascii="David" w:cs="David" w:eastAsia="David" w:hAnsi="David"/>
-                <w:b w:val="false"/>
-                <w:bCs w:val="false"/>
-                <w:i w:val="false"/>
-                <w:iCs w:val="false"/>
-                <w:color w:val="000000"/>
-                <w:sz w:val="24"/>
-                <w:szCs w:val="24"/>
-                <w:rtl/>
-              </w:rPr>
-              <w:t xml:space="preserve">0.57</w:t>
+            <w:tcW w:type="dxa" w:w="2100"/>
+            <w:tcMar>
+              <w:top w:type="dxa" w:w="40"/>
+              <w:left w:type="dxa" w:w="70"/>
+              <w:bottom w:type="dxa" w:w="40"/>
+              <w:right w:type="dxa" w:w="70"/>
+            </w:tcMar>
+          </w:tcPr>
+          <w:p>
+            <w:pPr>
+              <w:spacing w:after="0" w:line="240"/>
+              <w:jc w:val="center"/>
+            </w:pPr>
+            <w:r>
+              <w:rPr>
+                <w:rFonts w:ascii="Arial" w:cs="Arial" w:eastAsia="Arial" w:hAnsi="Arial"/>
+                <w:b w:val="false"/>
+                <w:bCs w:val="false"/>
+                <w:i w:val="false"/>
+                <w:iCs w:val="false"/>
+                <w:sz w:val="18"/>
+                <w:szCs w:val="18"/>
+              </w:rPr>
+              <w:t xml:space="preserve">.57</w:t>
+            </w:r>
+          </w:p>
+        </w:tc>
+        <w:tc>
+          <w:tcPr>
+            <w:tcW w:type="dxa" w:w="1700"/>
+            <w:tcMar>
+              <w:top w:type="dxa" w:w="40"/>
+              <w:left w:type="dxa" w:w="70"/>
+              <w:bottom w:type="dxa" w:w="40"/>
+              <w:right w:type="dxa" w:w="70"/>
+            </w:tcMar>
+          </w:tcPr>
+          <w:p>
+            <w:pPr>
+              <w:spacing w:after="0" w:line="240"/>
+              <w:jc w:val="center"/>
+            </w:pPr>
+            <w:r>
+              <w:rPr>
+                <w:rFonts w:ascii="Arial" w:cs="Arial" w:eastAsia="Arial" w:hAnsi="Arial"/>
+                <w:b w:val="false"/>
+                <w:bCs w:val="false"/>
+                <w:i w:val="false"/>
+                <w:iCs w:val="false"/>
+                <w:sz w:val="18"/>
+                <w:szCs w:val="18"/>
+              </w:rPr>
+              <w:t xml:space="preserve">.172</w:t>
             </w:r>
           </w:p>
         </w:tc>
@@ -1337,65 +1356,57 @@
       <w:tr>
         <w:tc>
           <w:tcPr>
-            <w:tcW w:type="dxa" w:w="3200"/>
-            <w:shd w:fill="F0EAF5" w:color="auto" w:val="clear"/>
-            <w:tcMar>
-              <w:top w:type="dxa" w:w="60"/>
-              <w:left w:type="dxa" w:w="90"/>
-              <w:bottom w:type="dxa" w:w="60"/>
-              <w:right w:type="dxa" w:w="90"/>
-            </w:tcMar>
-          </w:tcPr>
-          <w:p>
-            <w:pPr>
-              <w:bidi/>
-              <w:spacing w:after="0" w:line="276"/>
-              <w:jc w:val="center"/>
-            </w:pPr>
-            <w:r>
-              <w:rPr>
-                <w:rFonts w:ascii="David" w:cs="David" w:eastAsia="David" w:hAnsi="David"/>
-                <w:b w:val="false"/>
-                <w:bCs w:val="false"/>
-                <w:i w:val="false"/>
-                <w:iCs w:val="false"/>
-                <w:color w:val="000000"/>
-                <w:sz w:val="24"/>
-                <w:szCs w:val="24"/>
-                <w:rtl/>
-              </w:rPr>
-              <w:t xml:space="preserve">ביקורת (יום שגרתי)</w:t>
-            </w:r>
-          </w:p>
-        </w:tc>
-        <w:tc>
-          <w:tcPr>
-            <w:tcW w:type="dxa" w:w="1300"/>
-            <w:shd w:fill="F0EAF5" w:color="auto" w:val="clear"/>
-            <w:tcMar>
-              <w:top w:type="dxa" w:w="60"/>
-              <w:left w:type="dxa" w:w="90"/>
-              <w:bottom w:type="dxa" w:w="60"/>
-              <w:right w:type="dxa" w:w="90"/>
-            </w:tcMar>
-          </w:tcPr>
-          <w:p>
-            <w:pPr>
-              <w:bidi/>
-              <w:spacing w:after="0" w:line="276"/>
-              <w:jc w:val="center"/>
-            </w:pPr>
-            <w:r>
-              <w:rPr>
-                <w:rFonts w:ascii="David" w:cs="David" w:eastAsia="David" w:hAnsi="David"/>
-                <w:b w:val="false"/>
-                <w:bCs w:val="false"/>
-                <w:i w:val="false"/>
-                <w:iCs w:val="false"/>
-                <w:color w:val="000000"/>
-                <w:sz w:val="24"/>
-                <w:szCs w:val="24"/>
-                <w:rtl/>
+            <w:tcW w:type="dxa" w:w="2600"/>
+            <w:tcMar>
+              <w:top w:type="dxa" w:w="40"/>
+              <w:left w:type="dxa" w:w="70"/>
+              <w:bottom w:type="dxa" w:w="40"/>
+              <w:right w:type="dxa" w:w="70"/>
+            </w:tcMar>
+          </w:tcPr>
+          <w:p>
+            <w:pPr>
+              <w:spacing w:after="0" w:line="240"/>
+              <w:jc w:val="left"/>
+            </w:pPr>
+            <w:r>
+              <w:rPr>
+                <w:rFonts w:ascii="Arial" w:cs="Arial" w:eastAsia="Arial" w:hAnsi="Arial"/>
+                <w:b w:val="false"/>
+                <w:bCs w:val="false"/>
+                <w:i w:val="false"/>
+                <w:iCs w:val="false"/>
+                <w:sz w:val="18"/>
+                <w:szCs w:val="18"/>
+              </w:rPr>
+              <w:t xml:space="preserve">Best possible self</w:t>
+            </w:r>
+          </w:p>
+        </w:tc>
+        <w:tc>
+          <w:tcPr>
+            <w:tcW w:type="dxa" w:w="900"/>
+            <w:tcMar>
+              <w:top w:type="dxa" w:w="40"/>
+              <w:left w:type="dxa" w:w="70"/>
+              <w:bottom w:type="dxa" w:w="40"/>
+              <w:right w:type="dxa" w:w="70"/>
+            </w:tcMar>
+          </w:tcPr>
+          <w:p>
+            <w:pPr>
+              <w:spacing w:after="0" w:line="240"/>
+              <w:jc w:val="center"/>
+            </w:pPr>
+            <w:r>
+              <w:rPr>
+                <w:rFonts w:ascii="Arial" w:cs="Arial" w:eastAsia="Arial" w:hAnsi="Arial"/>
+                <w:b w:val="false"/>
+                <w:bCs w:val="false"/>
+                <w:i w:val="false"/>
+                <w:iCs w:val="false"/>
+                <w:sz w:val="18"/>
+                <w:szCs w:val="18"/>
               </w:rPr>
               <w:t xml:space="preserve">11</w:t>
             </w:r>
@@ -1403,67 +1414,88 @@
         </w:tc>
         <w:tc>
           <w:tcPr>
-            <w:tcW w:type="dxa" w:w="2250"/>
-            <w:shd w:fill="F0EAF5" w:color="auto" w:val="clear"/>
-            <w:tcMar>
-              <w:top w:type="dxa" w:w="60"/>
-              <w:left w:type="dxa" w:w="90"/>
-              <w:bottom w:type="dxa" w:w="60"/>
-              <w:right w:type="dxa" w:w="90"/>
-            </w:tcMar>
-          </w:tcPr>
-          <w:p>
-            <w:pPr>
-              <w:bidi/>
-              <w:spacing w:after="0" w:line="276"/>
-              <w:jc w:val="center"/>
-            </w:pPr>
-            <w:r>
-              <w:rPr>
-                <w:rFonts w:ascii="David" w:cs="David" w:eastAsia="David" w:hAnsi="David"/>
-                <w:b w:val="false"/>
-                <w:bCs w:val="false"/>
-                <w:i w:val="false"/>
-                <w:iCs w:val="false"/>
-                <w:color w:val="000000"/>
-                <w:sz w:val="24"/>
-                <w:szCs w:val="24"/>
-                <w:rtl/>
-              </w:rPr>
-              <w:t xml:space="preserve">4.02</w:t>
-            </w:r>
-          </w:p>
-        </w:tc>
-        <w:tc>
-          <w:tcPr>
-            <w:tcW w:type="dxa" w:w="2250"/>
-            <w:shd w:fill="F0EAF5" w:color="auto" w:val="clear"/>
-            <w:tcMar>
-              <w:top w:type="dxa" w:w="60"/>
-              <w:left w:type="dxa" w:w="90"/>
-              <w:bottom w:type="dxa" w:w="60"/>
-              <w:right w:type="dxa" w:w="90"/>
-            </w:tcMar>
-          </w:tcPr>
-          <w:p>
-            <w:pPr>
-              <w:bidi/>
-              <w:spacing w:after="0" w:line="276"/>
-              <w:jc w:val="center"/>
-            </w:pPr>
-            <w:r>
-              <w:rPr>
-                <w:rFonts w:ascii="David" w:cs="David" w:eastAsia="David" w:hAnsi="David"/>
-                <w:b w:val="false"/>
-                <w:bCs w:val="false"/>
-                <w:i w:val="false"/>
-                <w:iCs w:val="false"/>
-                <w:color w:val="000000"/>
-                <w:sz w:val="24"/>
-                <w:szCs w:val="24"/>
-                <w:rtl/>
-              </w:rPr>
-              <w:t xml:space="preserve">0.60</w:t>
+            <w:tcW w:type="dxa" w:w="1500"/>
+            <w:tcMar>
+              <w:top w:type="dxa" w:w="40"/>
+              <w:left w:type="dxa" w:w="70"/>
+              <w:bottom w:type="dxa" w:w="40"/>
+              <w:right w:type="dxa" w:w="70"/>
+            </w:tcMar>
+          </w:tcPr>
+          <w:p>
+            <w:pPr>
+              <w:spacing w:after="0" w:line="240"/>
+              <w:jc w:val="center"/>
+            </w:pPr>
+            <w:r>
+              <w:rPr>
+                <w:rFonts w:ascii="Arial" w:cs="Arial" w:eastAsia="Arial" w:hAnsi="Arial"/>
+                <w:b w:val="false"/>
+                <w:bCs w:val="false"/>
+                <w:i w:val="false"/>
+                <w:iCs w:val="false"/>
+                <w:sz w:val="18"/>
+                <w:szCs w:val="18"/>
+              </w:rPr>
+              <w:t xml:space="preserve">4.78</w:t>
+            </w:r>
+          </w:p>
+        </w:tc>
+        <w:tc>
+          <w:tcPr>
+            <w:tcW w:type="dxa" w:w="2100"/>
+            <w:tcMar>
+              <w:top w:type="dxa" w:w="40"/>
+              <w:left w:type="dxa" w:w="70"/>
+              <w:bottom w:type="dxa" w:w="40"/>
+              <w:right w:type="dxa" w:w="70"/>
+            </w:tcMar>
+          </w:tcPr>
+          <w:p>
+            <w:pPr>
+              <w:spacing w:after="0" w:line="240"/>
+              <w:jc w:val="center"/>
+            </w:pPr>
+            <w:r>
+              <w:rPr>
+                <w:rFonts w:ascii="Arial" w:cs="Arial" w:eastAsia="Arial" w:hAnsi="Arial"/>
+                <w:b w:val="false"/>
+                <w:bCs w:val="false"/>
+                <w:i w:val="false"/>
+                <w:iCs w:val="false"/>
+                <w:sz w:val="18"/>
+                <w:szCs w:val="18"/>
+              </w:rPr>
+              <w:t xml:space="preserve">.58</w:t>
+            </w:r>
+          </w:p>
+        </w:tc>
+        <w:tc>
+          <w:tcPr>
+            <w:tcW w:type="dxa" w:w="1700"/>
+            <w:tcMar>
+              <w:top w:type="dxa" w:w="40"/>
+              <w:left w:type="dxa" w:w="70"/>
+              <w:bottom w:type="dxa" w:w="40"/>
+              <w:right w:type="dxa" w:w="70"/>
+            </w:tcMar>
+          </w:tcPr>
+          <w:p>
+            <w:pPr>
+              <w:spacing w:after="0" w:line="240"/>
+              <w:jc w:val="center"/>
+            </w:pPr>
+            <w:r>
+              <w:rPr>
+                <w:rFonts w:ascii="Arial" w:cs="Arial" w:eastAsia="Arial" w:hAnsi="Arial"/>
+                <w:b w:val="false"/>
+                <w:bCs w:val="false"/>
+                <w:i w:val="false"/>
+                <w:iCs w:val="false"/>
+                <w:sz w:val="18"/>
+                <w:szCs w:val="18"/>
+              </w:rPr>
+              <w:t xml:space="preserve">.175</w:t>
             </w:r>
           </w:p>
         </w:tc>
@@ -1471,133 +1503,932 @@
       <w:tr>
         <w:tc>
           <w:tcPr>
-            <w:tcW w:type="dxa" w:w="3200"/>
-            <w:shd w:fill="E2D7EC" w:color="auto" w:val="clear"/>
-            <w:tcMar>
-              <w:top w:type="dxa" w:w="60"/>
-              <w:left w:type="dxa" w:w="90"/>
-              <w:bottom w:type="dxa" w:w="60"/>
-              <w:right w:type="dxa" w:w="90"/>
-            </w:tcMar>
-          </w:tcPr>
-          <w:p>
-            <w:pPr>
-              <w:bidi/>
-              <w:spacing w:after="0" w:line="276"/>
-              <w:jc w:val="center"/>
-            </w:pPr>
-            <w:r>
-              <w:rPr>
-                <w:rFonts w:ascii="David" w:cs="David" w:eastAsia="David" w:hAnsi="David"/>
+            <w:tcW w:type="dxa" w:w="2600"/>
+            <w:tcMar>
+              <w:top w:type="dxa" w:w="40"/>
+              <w:left w:type="dxa" w:w="70"/>
+              <w:bottom w:type="dxa" w:w="40"/>
+              <w:right w:type="dxa" w:w="70"/>
+            </w:tcMar>
+          </w:tcPr>
+          <w:p>
+            <w:pPr>
+              <w:spacing w:after="0" w:line="240"/>
+              <w:jc w:val="left"/>
+            </w:pPr>
+            <w:r>
+              <w:rPr>
+                <w:rFonts w:ascii="Arial" w:cs="Arial" w:eastAsia="Arial" w:hAnsi="Arial"/>
+                <w:b w:val="false"/>
+                <w:bCs w:val="false"/>
+                <w:i w:val="false"/>
+                <w:iCs w:val="false"/>
+                <w:sz w:val="18"/>
+                <w:szCs w:val="18"/>
+              </w:rPr>
+              <w:t xml:space="preserve">Total</w:t>
+            </w:r>
+          </w:p>
+        </w:tc>
+        <w:tc>
+          <w:tcPr>
+            <w:tcW w:type="dxa" w:w="900"/>
+            <w:tcMar>
+              <w:top w:type="dxa" w:w="40"/>
+              <w:left w:type="dxa" w:w="70"/>
+              <w:bottom w:type="dxa" w:w="40"/>
+              <w:right w:type="dxa" w:w="70"/>
+            </w:tcMar>
+          </w:tcPr>
+          <w:p>
+            <w:pPr>
+              <w:spacing w:after="0" w:line="240"/>
+              <w:jc w:val="center"/>
+            </w:pPr>
+            <w:r>
+              <w:rPr>
+                <w:rFonts w:ascii="Arial" w:cs="Arial" w:eastAsia="Arial" w:hAnsi="Arial"/>
+                <w:b w:val="false"/>
+                <w:bCs w:val="false"/>
+                <w:i w:val="false"/>
+                <w:iCs w:val="false"/>
+                <w:sz w:val="18"/>
+                <w:szCs w:val="18"/>
+              </w:rPr>
+              <w:t xml:space="preserve">33</w:t>
+            </w:r>
+          </w:p>
+        </w:tc>
+        <w:tc>
+          <w:tcPr>
+            <w:tcW w:type="dxa" w:w="1500"/>
+            <w:tcMar>
+              <w:top w:type="dxa" w:w="40"/>
+              <w:left w:type="dxa" w:w="70"/>
+              <w:bottom w:type="dxa" w:w="40"/>
+              <w:right w:type="dxa" w:w="70"/>
+            </w:tcMar>
+          </w:tcPr>
+          <w:p>
+            <w:pPr>
+              <w:spacing w:after="0" w:line="240"/>
+              <w:jc w:val="center"/>
+            </w:pPr>
+            <w:r>
+              <w:rPr>
+                <w:rFonts w:ascii="Arial" w:cs="Arial" w:eastAsia="Arial" w:hAnsi="Arial"/>
+                <w:b w:val="false"/>
+                <w:bCs w:val="false"/>
+                <w:i w:val="false"/>
+                <w:iCs w:val="false"/>
+                <w:sz w:val="18"/>
+                <w:szCs w:val="18"/>
+              </w:rPr>
+              <w:t xml:space="preserve">4.40</w:t>
+            </w:r>
+          </w:p>
+        </w:tc>
+        <w:tc>
+          <w:tcPr>
+            <w:tcW w:type="dxa" w:w="2100"/>
+            <w:tcMar>
+              <w:top w:type="dxa" w:w="40"/>
+              <w:left w:type="dxa" w:w="70"/>
+              <w:bottom w:type="dxa" w:w="40"/>
+              <w:right w:type="dxa" w:w="70"/>
+            </w:tcMar>
+          </w:tcPr>
+          <w:p>
+            <w:pPr>
+              <w:spacing w:after="0" w:line="240"/>
+              <w:jc w:val="center"/>
+            </w:pPr>
+            <w:r>
+              <w:rPr>
+                <w:rFonts w:ascii="Arial" w:cs="Arial" w:eastAsia="Arial" w:hAnsi="Arial"/>
+                <w:b w:val="false"/>
+                <w:bCs w:val="false"/>
+                <w:i w:val="false"/>
+                <w:iCs w:val="false"/>
+                <w:sz w:val="18"/>
+                <w:szCs w:val="18"/>
+              </w:rPr>
+              <w:t xml:space="preserve">.65</w:t>
+            </w:r>
+          </w:p>
+        </w:tc>
+        <w:tc>
+          <w:tcPr>
+            <w:tcW w:type="dxa" w:w="1700"/>
+            <w:tcMar>
+              <w:top w:type="dxa" w:w="40"/>
+              <w:left w:type="dxa" w:w="70"/>
+              <w:bottom w:type="dxa" w:w="40"/>
+              <w:right w:type="dxa" w:w="70"/>
+            </w:tcMar>
+          </w:tcPr>
+          <w:p>
+            <w:pPr>
+              <w:spacing w:after="0" w:line="240"/>
+              <w:jc w:val="center"/>
+            </w:pPr>
+            <w:r>
+              <w:rPr>
+                <w:rFonts w:ascii="Arial" w:cs="Arial" w:eastAsia="Arial" w:hAnsi="Arial"/>
+                <w:b w:val="false"/>
+                <w:bCs w:val="false"/>
+                <w:i w:val="false"/>
+                <w:iCs w:val="false"/>
+                <w:sz w:val="18"/>
+                <w:szCs w:val="18"/>
+              </w:rPr>
+              <w:t xml:space="preserve">.113</w:t>
+            </w:r>
+          </w:p>
+        </w:tc>
+      </w:tr>
+    </w:tbl>
+    <w:p>
+      <w:pPr>
+        <w:bidi/>
+        <w:spacing w:after="160" w:before="80" w:line="360"/>
+        <w:jc w:val="both"/>
+      </w:pPr>
+      <w:r>
+        <w:rPr>
+          <w:rFonts w:ascii="David" w:cs="David" w:eastAsia="David" w:hAnsi="David"/>
+          <w:b w:val="false"/>
+          <w:bCs w:val="false"/>
+          <w:i w:val="false"/>
+          <w:iCs w:val="false"/>
+          <w:color w:val="000000"/>
+          <w:sz w:val="24"/>
+          <w:szCs w:val="24"/>
+          <w:rtl/>
+        </w:rPr>
+        <w:t xml:space="preserve">הנחת שוויון השונויות נבדקה במבחן Levene ולא הופרה, F(2,30)=0.39, p=.68. ניתוח שונות חד-כיווני, עם התנאי הניסויי כגורם בין-נבדקי, העלה אפקט מובהק על התקווה, F(2,30)=4.67, p=.017. גודל האפקט, שחושב כאטא בריבוע, היה η²=.24, כלומר גודל אפקט גדול.</w:t>
+      </w:r>
+    </w:p>
+    <w:p>
+      <w:pPr>
+        <w:spacing w:after="40" w:before="160"/>
+        <w:jc w:val="left"/>
+      </w:pPr>
+      <w:r>
+        <w:rPr>
+          <w:rFonts w:ascii="Arial" w:cs="Arial" w:eastAsia="Arial" w:hAnsi="Arial"/>
+          <w:b/>
+          <w:bCs/>
+          <w:i w:val="false"/>
+          <w:iCs w:val="false"/>
+          <w:sz w:val="19"/>
+          <w:szCs w:val="19"/>
+        </w:rPr>
+        <w:t xml:space="preserve">ANOVA</w:t>
+      </w:r>
+    </w:p>
+    <w:p>
+      <w:pPr>
+        <w:spacing w:after="140" w:before="30"/>
+        <w:jc w:val="left"/>
+      </w:pPr>
+      <w:r>
+        <w:rPr>
+          <w:rFonts w:ascii="Arial" w:cs="Arial" w:eastAsia="Arial" w:hAnsi="Arial"/>
+          <w:b w:val="false"/>
+          <w:bCs w:val="false"/>
+          <w:i w:val="false"/>
+          <w:iCs w:val="false"/>
+          <w:sz w:val="15"/>
+          <w:szCs w:val="15"/>
+        </w:rPr>
+        <w:t xml:space="preserve">Hope score</w:t>
+      </w:r>
+    </w:p>
+    <w:tbl>
+      <w:tblPr>
+        <w:tblW w:type="dxa" w:w="9400"/>
+        <w:jc w:val="center"/>
+        <w:tblBorders>
+          <w:top w:val="single" w:color="000000" w:sz="4"/>
+          <w:left w:val="single" w:color="000000" w:sz="4"/>
+          <w:bottom w:val="single" w:color="000000" w:sz="4"/>
+          <w:right w:val="single" w:color="000000" w:sz="4"/>
+          <w:insideH w:val="single" w:color="000000" w:sz="4"/>
+          <w:insideV w:val="single" w:color="000000" w:sz="4"/>
+        </w:tblBorders>
+      </w:tblPr>
+      <w:tblGrid>
+        <w:gridCol w:w="2400"/>
+        <w:gridCol w:w="2000"/>
+        <w:gridCol w:w="800"/>
+        <w:gridCol w:w="1900"/>
+        <w:gridCol w:w="1300"/>
+        <w:gridCol w:w="1000"/>
+      </w:tblGrid>
+      <w:tr>
+        <w:trPr>
+          <w:tblHeader/>
+        </w:trPr>
+        <w:tc>
+          <w:tcPr>
+            <w:tcW w:type="dxa" w:w="2400"/>
+            <w:tcMar>
+              <w:top w:type="dxa" w:w="40"/>
+              <w:left w:type="dxa" w:w="70"/>
+              <w:bottom w:type="dxa" w:w="40"/>
+              <w:right w:type="dxa" w:w="70"/>
+            </w:tcMar>
+          </w:tcPr>
+          <w:p>
+            <w:pPr>
+              <w:spacing w:after="0" w:line="240"/>
+              <w:jc w:val="left"/>
+            </w:pPr>
+            <w:r>
+              <w:rPr>
+                <w:rFonts w:ascii="Arial" w:cs="Arial" w:eastAsia="Arial" w:hAnsi="Arial"/>
                 <w:b/>
                 <w:bCs/>
                 <w:i w:val="false"/>
                 <w:iCs w:val="false"/>
-                <w:color w:val="000000"/>
-                <w:sz w:val="24"/>
-                <w:szCs w:val="24"/>
-                <w:rtl/>
-              </w:rPr>
-              <w:t xml:space="preserve">סה"כ</w:t>
-            </w:r>
-          </w:p>
-        </w:tc>
-        <w:tc>
-          <w:tcPr>
-            <w:tcW w:type="dxa" w:w="1300"/>
-            <w:shd w:fill="E2D7EC" w:color="auto" w:val="clear"/>
-            <w:tcMar>
-              <w:top w:type="dxa" w:w="60"/>
-              <w:left w:type="dxa" w:w="90"/>
-              <w:bottom w:type="dxa" w:w="60"/>
-              <w:right w:type="dxa" w:w="90"/>
-            </w:tcMar>
-          </w:tcPr>
-          <w:p>
-            <w:pPr>
-              <w:bidi/>
-              <w:spacing w:after="0" w:line="276"/>
-              <w:jc w:val="center"/>
-            </w:pPr>
-            <w:r>
-              <w:rPr>
-                <w:rFonts w:ascii="David" w:cs="David" w:eastAsia="David" w:hAnsi="David"/>
+                <w:sz w:val="18"/>
+                <w:szCs w:val="18"/>
+              </w:rPr>
+              <w:t xml:space="preserve"/>
+            </w:r>
+          </w:p>
+        </w:tc>
+        <w:tc>
+          <w:tcPr>
+            <w:tcW w:type="dxa" w:w="2000"/>
+            <w:tcMar>
+              <w:top w:type="dxa" w:w="40"/>
+              <w:left w:type="dxa" w:w="70"/>
+              <w:bottom w:type="dxa" w:w="40"/>
+              <w:right w:type="dxa" w:w="70"/>
+            </w:tcMar>
+          </w:tcPr>
+          <w:p>
+            <w:pPr>
+              <w:spacing w:after="0" w:line="240"/>
+              <w:jc w:val="center"/>
+            </w:pPr>
+            <w:r>
+              <w:rPr>
+                <w:rFonts w:ascii="Arial" w:cs="Arial" w:eastAsia="Arial" w:hAnsi="Arial"/>
                 <w:b/>
                 <w:bCs/>
                 <w:i w:val="false"/>
                 <w:iCs w:val="false"/>
-                <w:color w:val="000000"/>
-                <w:sz w:val="24"/>
-                <w:szCs w:val="24"/>
-                <w:rtl/>
-              </w:rPr>
-              <w:t xml:space="preserve">33</w:t>
-            </w:r>
-          </w:p>
-        </w:tc>
-        <w:tc>
-          <w:tcPr>
-            <w:tcW w:type="dxa" w:w="2250"/>
-            <w:shd w:fill="E2D7EC" w:color="auto" w:val="clear"/>
-            <w:tcMar>
-              <w:top w:type="dxa" w:w="60"/>
-              <w:left w:type="dxa" w:w="90"/>
-              <w:bottom w:type="dxa" w:w="60"/>
-              <w:right w:type="dxa" w:w="90"/>
-            </w:tcMar>
-          </w:tcPr>
-          <w:p>
-            <w:pPr>
-              <w:bidi/>
-              <w:spacing w:after="0" w:line="276"/>
-              <w:jc w:val="center"/>
-            </w:pPr>
-            <w:r>
-              <w:rPr>
-                <w:rFonts w:ascii="David" w:cs="David" w:eastAsia="David" w:hAnsi="David"/>
+                <w:sz w:val="18"/>
+                <w:szCs w:val="18"/>
+              </w:rPr>
+              <w:t xml:space="preserve">Sum of Squares</w:t>
+            </w:r>
+          </w:p>
+        </w:tc>
+        <w:tc>
+          <w:tcPr>
+            <w:tcW w:type="dxa" w:w="800"/>
+            <w:tcMar>
+              <w:top w:type="dxa" w:w="40"/>
+              <w:left w:type="dxa" w:w="70"/>
+              <w:bottom w:type="dxa" w:w="40"/>
+              <w:right w:type="dxa" w:w="70"/>
+            </w:tcMar>
+          </w:tcPr>
+          <w:p>
+            <w:pPr>
+              <w:spacing w:after="0" w:line="240"/>
+              <w:jc w:val="center"/>
+            </w:pPr>
+            <w:r>
+              <w:rPr>
+                <w:rFonts w:ascii="Arial" w:cs="Arial" w:eastAsia="Arial" w:hAnsi="Arial"/>
                 <w:b/>
                 <w:bCs/>
                 <w:i w:val="false"/>
                 <w:iCs w:val="false"/>
-                <w:color w:val="000000"/>
-                <w:sz w:val="24"/>
-                <w:szCs w:val="24"/>
-                <w:rtl/>
-              </w:rPr>
-              <w:t xml:space="preserve">4.40</w:t>
-            </w:r>
-          </w:p>
-        </w:tc>
-        <w:tc>
-          <w:tcPr>
-            <w:tcW w:type="dxa" w:w="2250"/>
-            <w:shd w:fill="E2D7EC" w:color="auto" w:val="clear"/>
-            <w:tcMar>
-              <w:top w:type="dxa" w:w="60"/>
-              <w:left w:type="dxa" w:w="90"/>
-              <w:bottom w:type="dxa" w:w="60"/>
-              <w:right w:type="dxa" w:w="90"/>
-            </w:tcMar>
-          </w:tcPr>
-          <w:p>
-            <w:pPr>
-              <w:bidi/>
-              <w:spacing w:after="0" w:line="276"/>
-              <w:jc w:val="center"/>
-            </w:pPr>
-            <w:r>
-              <w:rPr>
-                <w:rFonts w:ascii="David" w:cs="David" w:eastAsia="David" w:hAnsi="David"/>
+                <w:sz w:val="18"/>
+                <w:szCs w:val="18"/>
+              </w:rPr>
+              <w:t xml:space="preserve">df</w:t>
+            </w:r>
+          </w:p>
+        </w:tc>
+        <w:tc>
+          <w:tcPr>
+            <w:tcW w:type="dxa" w:w="1900"/>
+            <w:tcMar>
+              <w:top w:type="dxa" w:w="40"/>
+              <w:left w:type="dxa" w:w="70"/>
+              <w:bottom w:type="dxa" w:w="40"/>
+              <w:right w:type="dxa" w:w="70"/>
+            </w:tcMar>
+          </w:tcPr>
+          <w:p>
+            <w:pPr>
+              <w:spacing w:after="0" w:line="240"/>
+              <w:jc w:val="center"/>
+            </w:pPr>
+            <w:r>
+              <w:rPr>
+                <w:rFonts w:ascii="Arial" w:cs="Arial" w:eastAsia="Arial" w:hAnsi="Arial"/>
                 <w:b/>
                 <w:bCs/>
                 <w:i w:val="false"/>
                 <w:iCs w:val="false"/>
-                <w:color w:val="000000"/>
-                <w:sz w:val="24"/>
-                <w:szCs w:val="24"/>
-                <w:rtl/>
-              </w:rPr>
-              <w:t xml:space="preserve">0.65</w:t>
+                <w:sz w:val="18"/>
+                <w:szCs w:val="18"/>
+              </w:rPr>
+              <w:t xml:space="preserve">Mean Square</w:t>
+            </w:r>
+          </w:p>
+        </w:tc>
+        <w:tc>
+          <w:tcPr>
+            <w:tcW w:type="dxa" w:w="1300"/>
+            <w:tcMar>
+              <w:top w:type="dxa" w:w="40"/>
+              <w:left w:type="dxa" w:w="70"/>
+              <w:bottom w:type="dxa" w:w="40"/>
+              <w:right w:type="dxa" w:w="70"/>
+            </w:tcMar>
+          </w:tcPr>
+          <w:p>
+            <w:pPr>
+              <w:spacing w:after="0" w:line="240"/>
+              <w:jc w:val="center"/>
+            </w:pPr>
+            <w:r>
+              <w:rPr>
+                <w:rFonts w:ascii="Arial" w:cs="Arial" w:eastAsia="Arial" w:hAnsi="Arial"/>
+                <w:b/>
+                <w:bCs/>
+                <w:i w:val="false"/>
+                <w:iCs w:val="false"/>
+                <w:sz w:val="18"/>
+                <w:szCs w:val="18"/>
+              </w:rPr>
+              <w:t xml:space="preserve">F</w:t>
+            </w:r>
+          </w:p>
+        </w:tc>
+        <w:tc>
+          <w:tcPr>
+            <w:tcW w:type="dxa" w:w="1000"/>
+            <w:tcMar>
+              <w:top w:type="dxa" w:w="40"/>
+              <w:left w:type="dxa" w:w="70"/>
+              <w:bottom w:type="dxa" w:w="40"/>
+              <w:right w:type="dxa" w:w="70"/>
+            </w:tcMar>
+          </w:tcPr>
+          <w:p>
+            <w:pPr>
+              <w:spacing w:after="0" w:line="240"/>
+              <w:jc w:val="center"/>
+            </w:pPr>
+            <w:r>
+              <w:rPr>
+                <w:rFonts w:ascii="Arial" w:cs="Arial" w:eastAsia="Arial" w:hAnsi="Arial"/>
+                <w:b/>
+                <w:bCs/>
+                <w:i w:val="false"/>
+                <w:iCs w:val="false"/>
+                <w:sz w:val="18"/>
+                <w:szCs w:val="18"/>
+              </w:rPr>
+              <w:t xml:space="preserve">Sig.</w:t>
+            </w:r>
+          </w:p>
+        </w:tc>
+      </w:tr>
+      <w:tr>
+        <w:tc>
+          <w:tcPr>
+            <w:tcW w:type="dxa" w:w="2400"/>
+            <w:tcMar>
+              <w:top w:type="dxa" w:w="40"/>
+              <w:left w:type="dxa" w:w="70"/>
+              <w:bottom w:type="dxa" w:w="40"/>
+              <w:right w:type="dxa" w:w="70"/>
+            </w:tcMar>
+          </w:tcPr>
+          <w:p>
+            <w:pPr>
+              <w:spacing w:after="0" w:line="240"/>
+              <w:jc w:val="left"/>
+            </w:pPr>
+            <w:r>
+              <w:rPr>
+                <w:rFonts w:ascii="Arial" w:cs="Arial" w:eastAsia="Arial" w:hAnsi="Arial"/>
+                <w:b w:val="false"/>
+                <w:bCs w:val="false"/>
+                <w:i w:val="false"/>
+                <w:iCs w:val="false"/>
+                <w:sz w:val="18"/>
+                <w:szCs w:val="18"/>
+              </w:rPr>
+              <w:t xml:space="preserve">Between Groups</w:t>
+            </w:r>
+          </w:p>
+        </w:tc>
+        <w:tc>
+          <w:tcPr>
+            <w:tcW w:type="dxa" w:w="2000"/>
+            <w:tcMar>
+              <w:top w:type="dxa" w:w="40"/>
+              <w:left w:type="dxa" w:w="70"/>
+              <w:bottom w:type="dxa" w:w="40"/>
+              <w:right w:type="dxa" w:w="70"/>
+            </w:tcMar>
+          </w:tcPr>
+          <w:p>
+            <w:pPr>
+              <w:spacing w:after="0" w:line="240"/>
+              <w:jc w:val="center"/>
+            </w:pPr>
+            <w:r>
+              <w:rPr>
+                <w:rFonts w:ascii="Arial" w:cs="Arial" w:eastAsia="Arial" w:hAnsi="Arial"/>
+                <w:b w:val="false"/>
+                <w:bCs w:val="false"/>
+                <w:i w:val="false"/>
+                <w:iCs w:val="false"/>
+                <w:sz w:val="18"/>
+                <w:szCs w:val="18"/>
+              </w:rPr>
+              <w:t xml:space="preserve">3.177</w:t>
+            </w:r>
+          </w:p>
+        </w:tc>
+        <w:tc>
+          <w:tcPr>
+            <w:tcW w:type="dxa" w:w="800"/>
+            <w:tcMar>
+              <w:top w:type="dxa" w:w="40"/>
+              <w:left w:type="dxa" w:w="70"/>
+              <w:bottom w:type="dxa" w:w="40"/>
+              <w:right w:type="dxa" w:w="70"/>
+            </w:tcMar>
+          </w:tcPr>
+          <w:p>
+            <w:pPr>
+              <w:spacing w:after="0" w:line="240"/>
+              <w:jc w:val="center"/>
+            </w:pPr>
+            <w:r>
+              <w:rPr>
+                <w:rFonts w:ascii="Arial" w:cs="Arial" w:eastAsia="Arial" w:hAnsi="Arial"/>
+                <w:b w:val="false"/>
+                <w:bCs w:val="false"/>
+                <w:i w:val="false"/>
+                <w:iCs w:val="false"/>
+                <w:sz w:val="18"/>
+                <w:szCs w:val="18"/>
+              </w:rPr>
+              <w:t xml:space="preserve">2</w:t>
+            </w:r>
+          </w:p>
+        </w:tc>
+        <w:tc>
+          <w:tcPr>
+            <w:tcW w:type="dxa" w:w="1900"/>
+            <w:tcMar>
+              <w:top w:type="dxa" w:w="40"/>
+              <w:left w:type="dxa" w:w="70"/>
+              <w:bottom w:type="dxa" w:w="40"/>
+              <w:right w:type="dxa" w:w="70"/>
+            </w:tcMar>
+          </w:tcPr>
+          <w:p>
+            <w:pPr>
+              <w:spacing w:after="0" w:line="240"/>
+              <w:jc w:val="center"/>
+            </w:pPr>
+            <w:r>
+              <w:rPr>
+                <w:rFonts w:ascii="Arial" w:cs="Arial" w:eastAsia="Arial" w:hAnsi="Arial"/>
+                <w:b w:val="false"/>
+                <w:bCs w:val="false"/>
+                <w:i w:val="false"/>
+                <w:iCs w:val="false"/>
+                <w:sz w:val="18"/>
+                <w:szCs w:val="18"/>
+              </w:rPr>
+              <w:t xml:space="preserve">1.588</w:t>
+            </w:r>
+          </w:p>
+        </w:tc>
+        <w:tc>
+          <w:tcPr>
+            <w:tcW w:type="dxa" w:w="1300"/>
+            <w:tcMar>
+              <w:top w:type="dxa" w:w="40"/>
+              <w:left w:type="dxa" w:w="70"/>
+              <w:bottom w:type="dxa" w:w="40"/>
+              <w:right w:type="dxa" w:w="70"/>
+            </w:tcMar>
+          </w:tcPr>
+          <w:p>
+            <w:pPr>
+              <w:spacing w:after="0" w:line="240"/>
+              <w:jc w:val="center"/>
+            </w:pPr>
+            <w:r>
+              <w:rPr>
+                <w:rFonts w:ascii="Arial" w:cs="Arial" w:eastAsia="Arial" w:hAnsi="Arial"/>
+                <w:b w:val="false"/>
+                <w:bCs w:val="false"/>
+                <w:i w:val="false"/>
+                <w:iCs w:val="false"/>
+                <w:sz w:val="18"/>
+                <w:szCs w:val="18"/>
+              </w:rPr>
+              <w:t xml:space="preserve">4.666</w:t>
+            </w:r>
+          </w:p>
+        </w:tc>
+        <w:tc>
+          <w:tcPr>
+            <w:tcW w:type="dxa" w:w="1000"/>
+            <w:tcMar>
+              <w:top w:type="dxa" w:w="40"/>
+              <w:left w:type="dxa" w:w="70"/>
+              <w:bottom w:type="dxa" w:w="40"/>
+              <w:right w:type="dxa" w:w="70"/>
+            </w:tcMar>
+          </w:tcPr>
+          <w:p>
+            <w:pPr>
+              <w:spacing w:after="0" w:line="240"/>
+              <w:jc w:val="center"/>
+            </w:pPr>
+            <w:r>
+              <w:rPr>
+                <w:rFonts w:ascii="Arial" w:cs="Arial" w:eastAsia="Arial" w:hAnsi="Arial"/>
+                <w:b w:val="false"/>
+                <w:bCs w:val="false"/>
+                <w:i w:val="false"/>
+                <w:iCs w:val="false"/>
+                <w:sz w:val="18"/>
+                <w:szCs w:val="18"/>
+              </w:rPr>
+              <w:t xml:space="preserve">.017</w:t>
+            </w:r>
+          </w:p>
+        </w:tc>
+      </w:tr>
+      <w:tr>
+        <w:tc>
+          <w:tcPr>
+            <w:tcW w:type="dxa" w:w="2400"/>
+            <w:tcMar>
+              <w:top w:type="dxa" w:w="40"/>
+              <w:left w:type="dxa" w:w="70"/>
+              <w:bottom w:type="dxa" w:w="40"/>
+              <w:right w:type="dxa" w:w="70"/>
+            </w:tcMar>
+          </w:tcPr>
+          <w:p>
+            <w:pPr>
+              <w:spacing w:after="0" w:line="240"/>
+              <w:jc w:val="left"/>
+            </w:pPr>
+            <w:r>
+              <w:rPr>
+                <w:rFonts w:ascii="Arial" w:cs="Arial" w:eastAsia="Arial" w:hAnsi="Arial"/>
+                <w:b w:val="false"/>
+                <w:bCs w:val="false"/>
+                <w:i w:val="false"/>
+                <w:iCs w:val="false"/>
+                <w:sz w:val="18"/>
+                <w:szCs w:val="18"/>
+              </w:rPr>
+              <w:t xml:space="preserve">Within Groups</w:t>
+            </w:r>
+          </w:p>
+        </w:tc>
+        <w:tc>
+          <w:tcPr>
+            <w:tcW w:type="dxa" w:w="2000"/>
+            <w:tcMar>
+              <w:top w:type="dxa" w:w="40"/>
+              <w:left w:type="dxa" w:w="70"/>
+              <w:bottom w:type="dxa" w:w="40"/>
+              <w:right w:type="dxa" w:w="70"/>
+            </w:tcMar>
+          </w:tcPr>
+          <w:p>
+            <w:pPr>
+              <w:spacing w:after="0" w:line="240"/>
+              <w:jc w:val="center"/>
+            </w:pPr>
+            <w:r>
+              <w:rPr>
+                <w:rFonts w:ascii="Arial" w:cs="Arial" w:eastAsia="Arial" w:hAnsi="Arial"/>
+                <w:b w:val="false"/>
+                <w:bCs w:val="false"/>
+                <w:i w:val="false"/>
+                <w:iCs w:val="false"/>
+                <w:sz w:val="18"/>
+                <w:szCs w:val="18"/>
+              </w:rPr>
+              <w:t xml:space="preserve">10.213</w:t>
+            </w:r>
+          </w:p>
+        </w:tc>
+        <w:tc>
+          <w:tcPr>
+            <w:tcW w:type="dxa" w:w="800"/>
+            <w:tcMar>
+              <w:top w:type="dxa" w:w="40"/>
+              <w:left w:type="dxa" w:w="70"/>
+              <w:bottom w:type="dxa" w:w="40"/>
+              <w:right w:type="dxa" w:w="70"/>
+            </w:tcMar>
+          </w:tcPr>
+          <w:p>
+            <w:pPr>
+              <w:spacing w:after="0" w:line="240"/>
+              <w:jc w:val="center"/>
+            </w:pPr>
+            <w:r>
+              <w:rPr>
+                <w:rFonts w:ascii="Arial" w:cs="Arial" w:eastAsia="Arial" w:hAnsi="Arial"/>
+                <w:b w:val="false"/>
+                <w:bCs w:val="false"/>
+                <w:i w:val="false"/>
+                <w:iCs w:val="false"/>
+                <w:sz w:val="18"/>
+                <w:szCs w:val="18"/>
+              </w:rPr>
+              <w:t xml:space="preserve">30</w:t>
+            </w:r>
+          </w:p>
+        </w:tc>
+        <w:tc>
+          <w:tcPr>
+            <w:tcW w:type="dxa" w:w="1900"/>
+            <w:tcMar>
+              <w:top w:type="dxa" w:w="40"/>
+              <w:left w:type="dxa" w:w="70"/>
+              <w:bottom w:type="dxa" w:w="40"/>
+              <w:right w:type="dxa" w:w="70"/>
+            </w:tcMar>
+          </w:tcPr>
+          <w:p>
+            <w:pPr>
+              <w:spacing w:after="0" w:line="240"/>
+              <w:jc w:val="center"/>
+            </w:pPr>
+            <w:r>
+              <w:rPr>
+                <w:rFonts w:ascii="Arial" w:cs="Arial" w:eastAsia="Arial" w:hAnsi="Arial"/>
+                <w:b w:val="false"/>
+                <w:bCs w:val="false"/>
+                <w:i w:val="false"/>
+                <w:iCs w:val="false"/>
+                <w:sz w:val="18"/>
+                <w:szCs w:val="18"/>
+              </w:rPr>
+              <w:t xml:space="preserve">.340</w:t>
+            </w:r>
+          </w:p>
+        </w:tc>
+        <w:tc>
+          <w:tcPr>
+            <w:tcW w:type="dxa" w:w="1300"/>
+            <w:tcMar>
+              <w:top w:type="dxa" w:w="40"/>
+              <w:left w:type="dxa" w:w="70"/>
+              <w:bottom w:type="dxa" w:w="40"/>
+              <w:right w:type="dxa" w:w="70"/>
+            </w:tcMar>
+          </w:tcPr>
+          <w:p>
+            <w:pPr>
+              <w:spacing w:after="0" w:line="240"/>
+              <w:jc w:val="center"/>
+            </w:pPr>
+            <w:r>
+              <w:rPr>
+                <w:rFonts w:ascii="Arial" w:cs="Arial" w:eastAsia="Arial" w:hAnsi="Arial"/>
+                <w:b w:val="false"/>
+                <w:bCs w:val="false"/>
+                <w:i w:val="false"/>
+                <w:iCs w:val="false"/>
+                <w:sz w:val="18"/>
+                <w:szCs w:val="18"/>
+              </w:rPr>
+              <w:t xml:space="preserve"/>
+            </w:r>
+          </w:p>
+        </w:tc>
+        <w:tc>
+          <w:tcPr>
+            <w:tcW w:type="dxa" w:w="1000"/>
+            <w:tcMar>
+              <w:top w:type="dxa" w:w="40"/>
+              <w:left w:type="dxa" w:w="70"/>
+              <w:bottom w:type="dxa" w:w="40"/>
+              <w:right w:type="dxa" w:w="70"/>
+            </w:tcMar>
+          </w:tcPr>
+          <w:p>
+            <w:pPr>
+              <w:spacing w:after="0" w:line="240"/>
+              <w:jc w:val="center"/>
+            </w:pPr>
+            <w:r>
+              <w:rPr>
+                <w:rFonts w:ascii="Arial" w:cs="Arial" w:eastAsia="Arial" w:hAnsi="Arial"/>
+                <w:b w:val="false"/>
+                <w:bCs w:val="false"/>
+                <w:i w:val="false"/>
+                <w:iCs w:val="false"/>
+                <w:sz w:val="18"/>
+                <w:szCs w:val="18"/>
+              </w:rPr>
+              <w:t xml:space="preserve"/>
+            </w:r>
+          </w:p>
+        </w:tc>
+      </w:tr>
+      <w:tr>
+        <w:tc>
+          <w:tcPr>
+            <w:tcW w:type="dxa" w:w="2400"/>
+            <w:tcMar>
+              <w:top w:type="dxa" w:w="40"/>
+              <w:left w:type="dxa" w:w="70"/>
+              <w:bottom w:type="dxa" w:w="40"/>
+              <w:right w:type="dxa" w:w="70"/>
+            </w:tcMar>
+          </w:tcPr>
+          <w:p>
+            <w:pPr>
+              <w:spacing w:after="0" w:line="240"/>
+              <w:jc w:val="left"/>
+            </w:pPr>
+            <w:r>
+              <w:rPr>
+                <w:rFonts w:ascii="Arial" w:cs="Arial" w:eastAsia="Arial" w:hAnsi="Arial"/>
+                <w:b w:val="false"/>
+                <w:bCs w:val="false"/>
+                <w:i w:val="false"/>
+                <w:iCs w:val="false"/>
+                <w:sz w:val="18"/>
+                <w:szCs w:val="18"/>
+              </w:rPr>
+              <w:t xml:space="preserve">Total</w:t>
+            </w:r>
+          </w:p>
+        </w:tc>
+        <w:tc>
+          <w:tcPr>
+            <w:tcW w:type="dxa" w:w="2000"/>
+            <w:tcMar>
+              <w:top w:type="dxa" w:w="40"/>
+              <w:left w:type="dxa" w:w="70"/>
+              <w:bottom w:type="dxa" w:w="40"/>
+              <w:right w:type="dxa" w:w="70"/>
+            </w:tcMar>
+          </w:tcPr>
+          <w:p>
+            <w:pPr>
+              <w:spacing w:after="0" w:line="240"/>
+              <w:jc w:val="center"/>
+            </w:pPr>
+            <w:r>
+              <w:rPr>
+                <w:rFonts w:ascii="Arial" w:cs="Arial" w:eastAsia="Arial" w:hAnsi="Arial"/>
+                <w:b w:val="false"/>
+                <w:bCs w:val="false"/>
+                <w:i w:val="false"/>
+                <w:iCs w:val="false"/>
+                <w:sz w:val="18"/>
+                <w:szCs w:val="18"/>
+              </w:rPr>
+              <w:t xml:space="preserve">13.390</w:t>
+            </w:r>
+          </w:p>
+        </w:tc>
+        <w:tc>
+          <w:tcPr>
+            <w:tcW w:type="dxa" w:w="800"/>
+            <w:tcMar>
+              <w:top w:type="dxa" w:w="40"/>
+              <w:left w:type="dxa" w:w="70"/>
+              <w:bottom w:type="dxa" w:w="40"/>
+              <w:right w:type="dxa" w:w="70"/>
+            </w:tcMar>
+          </w:tcPr>
+          <w:p>
+            <w:pPr>
+              <w:spacing w:after="0" w:line="240"/>
+              <w:jc w:val="center"/>
+            </w:pPr>
+            <w:r>
+              <w:rPr>
+                <w:rFonts w:ascii="Arial" w:cs="Arial" w:eastAsia="Arial" w:hAnsi="Arial"/>
+                <w:b w:val="false"/>
+                <w:bCs w:val="false"/>
+                <w:i w:val="false"/>
+                <w:iCs w:val="false"/>
+                <w:sz w:val="18"/>
+                <w:szCs w:val="18"/>
+              </w:rPr>
+              <w:t xml:space="preserve">32</w:t>
+            </w:r>
+          </w:p>
+        </w:tc>
+        <w:tc>
+          <w:tcPr>
+            <w:tcW w:type="dxa" w:w="1900"/>
+            <w:tcMar>
+              <w:top w:type="dxa" w:w="40"/>
+              <w:left w:type="dxa" w:w="70"/>
+              <w:bottom w:type="dxa" w:w="40"/>
+              <w:right w:type="dxa" w:w="70"/>
+            </w:tcMar>
+          </w:tcPr>
+          <w:p>
+            <w:pPr>
+              <w:spacing w:after="0" w:line="240"/>
+              <w:jc w:val="center"/>
+            </w:pPr>
+            <w:r>
+              <w:rPr>
+                <w:rFonts w:ascii="Arial" w:cs="Arial" w:eastAsia="Arial" w:hAnsi="Arial"/>
+                <w:b w:val="false"/>
+                <w:bCs w:val="false"/>
+                <w:i w:val="false"/>
+                <w:iCs w:val="false"/>
+                <w:sz w:val="18"/>
+                <w:szCs w:val="18"/>
+              </w:rPr>
+              <w:t xml:space="preserve"/>
+            </w:r>
+          </w:p>
+        </w:tc>
+        <w:tc>
+          <w:tcPr>
+            <w:tcW w:type="dxa" w:w="1300"/>
+            <w:tcMar>
+              <w:top w:type="dxa" w:w="40"/>
+              <w:left w:type="dxa" w:w="70"/>
+              <w:bottom w:type="dxa" w:w="40"/>
+              <w:right w:type="dxa" w:w="70"/>
+            </w:tcMar>
+          </w:tcPr>
+          <w:p>
+            <w:pPr>
+              <w:spacing w:after="0" w:line="240"/>
+              <w:jc w:val="center"/>
+            </w:pPr>
+            <w:r>
+              <w:rPr>
+                <w:rFonts w:ascii="Arial" w:cs="Arial" w:eastAsia="Arial" w:hAnsi="Arial"/>
+                <w:b w:val="false"/>
+                <w:bCs w:val="false"/>
+                <w:i w:val="false"/>
+                <w:iCs w:val="false"/>
+                <w:sz w:val="18"/>
+                <w:szCs w:val="18"/>
+              </w:rPr>
+              <w:t xml:space="preserve"/>
+            </w:r>
+          </w:p>
+        </w:tc>
+        <w:tc>
+          <w:tcPr>
+            <w:tcW w:type="dxa" w:w="1000"/>
+            <w:tcMar>
+              <w:top w:type="dxa" w:w="40"/>
+              <w:left w:type="dxa" w:w="70"/>
+              <w:bottom w:type="dxa" w:w="40"/>
+              <w:right w:type="dxa" w:w="70"/>
+            </w:tcMar>
+          </w:tcPr>
+          <w:p>
+            <w:pPr>
+              <w:spacing w:after="0" w:line="240"/>
+              <w:jc w:val="center"/>
+            </w:pPr>
+            <w:r>
+              <w:rPr>
+                <w:rFonts w:ascii="Arial" w:cs="Arial" w:eastAsia="Arial" w:hAnsi="Arial"/>
+                <w:b w:val="false"/>
+                <w:bCs w:val="false"/>
+                <w:i w:val="false"/>
+                <w:iCs w:val="false"/>
+                <w:sz w:val="18"/>
+                <w:szCs w:val="18"/>
+              </w:rPr>
+              <w:t xml:space="preserve"/>
             </w:r>
           </w:p>
         </w:tc>
@@ -1606,7 +2437,7 @@
     <w:p>
       <w:pPr>
         <w:bidi/>
-        <w:spacing w:after="60" w:before="0" w:line="360"/>
+        <w:spacing w:after="160" w:before="80" w:line="360"/>
         <w:jc w:val="both"/>
       </w:pPr>
       <w:r>
@@ -1621,7 +2452,1522 @@
           <w:szCs w:val="24"/>
           <w:rtl/>
         </w:rPr>
-        <w:t xml:space="preserve"/>
+        <w:t xml:space="preserve">להשוואת התנאים זה מול זה בוצע מבחן Tukey HSD. קבוצת העצמי הטוב ביותר (M=4.78) דיווחה על תקווה גבוהה יותר מקבוצת הביקורת (M=4.02), בהפרש של 0.76 שהיה מובהק (p=.012). קבוצת ההיזכרות (M=4.40) לא נבדלה מהביקורת באופן מובהק (p=.29), וגם ההפרש בין שתי קבוצות הניסוי לא הגיע למובהקות (p=.29).</w:t>
+      </w:r>
+    </w:p>
+    <w:p>
+      <w:pPr>
+        <w:spacing w:after="40" w:before="160"/>
+        <w:jc w:val="left"/>
+      </w:pPr>
+      <w:r>
+        <w:rPr>
+          <w:rFonts w:ascii="Arial" w:cs="Arial" w:eastAsia="Arial" w:hAnsi="Arial"/>
+          <w:b/>
+          <w:bCs/>
+          <w:i w:val="false"/>
+          <w:iCs w:val="false"/>
+          <w:sz w:val="19"/>
+          <w:szCs w:val="19"/>
+        </w:rPr>
+        <w:t xml:space="preserve">Multiple Comparisons</w:t>
+      </w:r>
+    </w:p>
+    <w:p>
+      <w:pPr>
+        <w:spacing w:after="140" w:before="30"/>
+        <w:jc w:val="left"/>
+      </w:pPr>
+      <w:r>
+        <w:rPr>
+          <w:rFonts w:ascii="Arial" w:cs="Arial" w:eastAsia="Arial" w:hAnsi="Arial"/>
+          <w:b w:val="false"/>
+          <w:bCs w:val="false"/>
+          <w:i w:val="false"/>
+          <w:iCs w:val="false"/>
+          <w:sz w:val="15"/>
+          <w:szCs w:val="15"/>
+        </w:rPr>
+        <w:t xml:space="preserve">Dependent Variable: Hope score    Tukey HSD</w:t>
+      </w:r>
+    </w:p>
+    <w:tbl>
+      <w:tblPr>
+        <w:tblW w:type="dxa" w:w="8750"/>
+        <w:jc w:val="center"/>
+        <w:tblBorders>
+          <w:top w:val="single" w:color="000000" w:sz="4"/>
+          <w:left w:val="single" w:color="000000" w:sz="4"/>
+          <w:bottom w:val="single" w:color="000000" w:sz="4"/>
+          <w:right w:val="single" w:color="000000" w:sz="4"/>
+          <w:insideH w:val="single" w:color="000000" w:sz="4"/>
+          <w:insideV w:val="single" w:color="000000" w:sz="4"/>
+        </w:tblBorders>
+      </w:tblPr>
+      <w:tblGrid>
+        <w:gridCol w:w="1750"/>
+        <w:gridCol w:w="1750"/>
+        <w:gridCol w:w="1350"/>
+        <w:gridCol w:w="900"/>
+        <w:gridCol w:w="800"/>
+        <w:gridCol w:w="1100"/>
+        <w:gridCol w:w="1100"/>
+      </w:tblGrid>
+      <w:tr>
+        <w:trPr>
+          <w:tblHeader/>
+        </w:trPr>
+        <w:tc>
+          <w:tcPr>
+            <w:tcW w:type="dxa" w:w="1750"/>
+            <w:tcMar>
+              <w:top w:type="dxa" w:w="40"/>
+              <w:left w:type="dxa" w:w="70"/>
+              <w:bottom w:type="dxa" w:w="40"/>
+              <w:right w:type="dxa" w:w="70"/>
+            </w:tcMar>
+          </w:tcPr>
+          <w:p>
+            <w:pPr>
+              <w:spacing w:after="0" w:line="240"/>
+              <w:jc w:val="left"/>
+            </w:pPr>
+            <w:r>
+              <w:rPr>
+                <w:rFonts w:ascii="Arial" w:cs="Arial" w:eastAsia="Arial" w:hAnsi="Arial"/>
+                <w:b/>
+                <w:bCs/>
+                <w:i w:val="false"/>
+                <w:iCs w:val="false"/>
+                <w:sz w:val="18"/>
+                <w:szCs w:val="18"/>
+              </w:rPr>
+              <w:t xml:space="preserve">(I) Condition</w:t>
+            </w:r>
+          </w:p>
+        </w:tc>
+        <w:tc>
+          <w:tcPr>
+            <w:tcW w:type="dxa" w:w="1750"/>
+            <w:tcMar>
+              <w:top w:type="dxa" w:w="40"/>
+              <w:left w:type="dxa" w:w="70"/>
+              <w:bottom w:type="dxa" w:w="40"/>
+              <w:right w:type="dxa" w:w="70"/>
+            </w:tcMar>
+          </w:tcPr>
+          <w:p>
+            <w:pPr>
+              <w:spacing w:after="0" w:line="240"/>
+              <w:jc w:val="left"/>
+            </w:pPr>
+            <w:r>
+              <w:rPr>
+                <w:rFonts w:ascii="Arial" w:cs="Arial" w:eastAsia="Arial" w:hAnsi="Arial"/>
+                <w:b/>
+                <w:bCs/>
+                <w:i w:val="false"/>
+                <w:iCs w:val="false"/>
+                <w:sz w:val="18"/>
+                <w:szCs w:val="18"/>
+              </w:rPr>
+              <w:t xml:space="preserve">(J) Condition</w:t>
+            </w:r>
+          </w:p>
+        </w:tc>
+        <w:tc>
+          <w:tcPr>
+            <w:tcW w:type="dxa" w:w="1350"/>
+            <w:tcMar>
+              <w:top w:type="dxa" w:w="40"/>
+              <w:left w:type="dxa" w:w="70"/>
+              <w:bottom w:type="dxa" w:w="40"/>
+              <w:right w:type="dxa" w:w="70"/>
+            </w:tcMar>
+          </w:tcPr>
+          <w:p>
+            <w:pPr>
+              <w:spacing w:after="0" w:line="240"/>
+              <w:jc w:val="center"/>
+            </w:pPr>
+            <w:r>
+              <w:rPr>
+                <w:rFonts w:ascii="Arial" w:cs="Arial" w:eastAsia="Arial" w:hAnsi="Arial"/>
+                <w:b/>
+                <w:bCs/>
+                <w:i w:val="false"/>
+                <w:iCs w:val="false"/>
+                <w:sz w:val="18"/>
+                <w:szCs w:val="18"/>
+              </w:rPr>
+              <w:t xml:space="preserve">Mean Diff. (I-J)</w:t>
+            </w:r>
+          </w:p>
+        </w:tc>
+        <w:tc>
+          <w:tcPr>
+            <w:tcW w:type="dxa" w:w="900"/>
+            <w:tcMar>
+              <w:top w:type="dxa" w:w="40"/>
+              <w:left w:type="dxa" w:w="70"/>
+              <w:bottom w:type="dxa" w:w="40"/>
+              <w:right w:type="dxa" w:w="70"/>
+            </w:tcMar>
+          </w:tcPr>
+          <w:p>
+            <w:pPr>
+              <w:spacing w:after="0" w:line="240"/>
+              <w:jc w:val="center"/>
+            </w:pPr>
+            <w:r>
+              <w:rPr>
+                <w:rFonts w:ascii="Arial" w:cs="Arial" w:eastAsia="Arial" w:hAnsi="Arial"/>
+                <w:b/>
+                <w:bCs/>
+                <w:i w:val="false"/>
+                <w:iCs w:val="false"/>
+                <w:sz w:val="18"/>
+                <w:szCs w:val="18"/>
+              </w:rPr>
+              <w:t xml:space="preserve">Std. Error</w:t>
+            </w:r>
+          </w:p>
+        </w:tc>
+        <w:tc>
+          <w:tcPr>
+            <w:tcW w:type="dxa" w:w="800"/>
+            <w:tcMar>
+              <w:top w:type="dxa" w:w="40"/>
+              <w:left w:type="dxa" w:w="70"/>
+              <w:bottom w:type="dxa" w:w="40"/>
+              <w:right w:type="dxa" w:w="70"/>
+            </w:tcMar>
+          </w:tcPr>
+          <w:p>
+            <w:pPr>
+              <w:spacing w:after="0" w:line="240"/>
+              <w:jc w:val="center"/>
+            </w:pPr>
+            <w:r>
+              <w:rPr>
+                <w:rFonts w:ascii="Arial" w:cs="Arial" w:eastAsia="Arial" w:hAnsi="Arial"/>
+                <w:b/>
+                <w:bCs/>
+                <w:i w:val="false"/>
+                <w:iCs w:val="false"/>
+                <w:sz w:val="18"/>
+                <w:szCs w:val="18"/>
+              </w:rPr>
+              <w:t xml:space="preserve">Sig.</w:t>
+            </w:r>
+          </w:p>
+        </w:tc>
+        <w:tc>
+          <w:tcPr>
+            <w:tcW w:type="dxa" w:w="1100"/>
+            <w:tcMar>
+              <w:top w:type="dxa" w:w="40"/>
+              <w:left w:type="dxa" w:w="70"/>
+              <w:bottom w:type="dxa" w:w="40"/>
+              <w:right w:type="dxa" w:w="70"/>
+            </w:tcMar>
+          </w:tcPr>
+          <w:p>
+            <w:pPr>
+              <w:spacing w:after="0" w:line="240"/>
+              <w:jc w:val="center"/>
+            </w:pPr>
+            <w:r>
+              <w:rPr>
+                <w:rFonts w:ascii="Arial" w:cs="Arial" w:eastAsia="Arial" w:hAnsi="Arial"/>
+                <w:b/>
+                <w:bCs/>
+                <w:i w:val="false"/>
+                <w:iCs w:val="false"/>
+                <w:sz w:val="18"/>
+                <w:szCs w:val="18"/>
+              </w:rPr>
+              <w:t xml:space="preserve">95% CI Lower</w:t>
+            </w:r>
+          </w:p>
+        </w:tc>
+        <w:tc>
+          <w:tcPr>
+            <w:tcW w:type="dxa" w:w="1100"/>
+            <w:tcMar>
+              <w:top w:type="dxa" w:w="40"/>
+              <w:left w:type="dxa" w:w="70"/>
+              <w:bottom w:type="dxa" w:w="40"/>
+              <w:right w:type="dxa" w:w="70"/>
+            </w:tcMar>
+          </w:tcPr>
+          <w:p>
+            <w:pPr>
+              <w:spacing w:after="0" w:line="240"/>
+              <w:jc w:val="center"/>
+            </w:pPr>
+            <w:r>
+              <w:rPr>
+                <w:rFonts w:ascii="Arial" w:cs="Arial" w:eastAsia="Arial" w:hAnsi="Arial"/>
+                <w:b/>
+                <w:bCs/>
+                <w:i w:val="false"/>
+                <w:iCs w:val="false"/>
+                <w:sz w:val="18"/>
+                <w:szCs w:val="18"/>
+              </w:rPr>
+              <w:t xml:space="preserve">95% CI Upper</w:t>
+            </w:r>
+          </w:p>
+        </w:tc>
+      </w:tr>
+      <w:tr>
+        <w:tc>
+          <w:tcPr>
+            <w:tcW w:type="dxa" w:w="1750"/>
+            <w:tcMar>
+              <w:top w:type="dxa" w:w="40"/>
+              <w:left w:type="dxa" w:w="70"/>
+              <w:bottom w:type="dxa" w:w="40"/>
+              <w:right w:type="dxa" w:w="70"/>
+            </w:tcMar>
+          </w:tcPr>
+          <w:p>
+            <w:pPr>
+              <w:spacing w:after="0" w:line="240"/>
+              <w:jc w:val="left"/>
+            </w:pPr>
+            <w:r>
+              <w:rPr>
+                <w:rFonts w:ascii="Arial" w:cs="Arial" w:eastAsia="Arial" w:hAnsi="Arial"/>
+                <w:b w:val="false"/>
+                <w:bCs w:val="false"/>
+                <w:i w:val="false"/>
+                <w:iCs w:val="false"/>
+                <w:sz w:val="18"/>
+                <w:szCs w:val="18"/>
+              </w:rPr>
+              <w:t xml:space="preserve">Control</w:t>
+            </w:r>
+          </w:p>
+        </w:tc>
+        <w:tc>
+          <w:tcPr>
+            <w:tcW w:type="dxa" w:w="1750"/>
+            <w:tcMar>
+              <w:top w:type="dxa" w:w="40"/>
+              <w:left w:type="dxa" w:w="70"/>
+              <w:bottom w:type="dxa" w:w="40"/>
+              <w:right w:type="dxa" w:w="70"/>
+            </w:tcMar>
+          </w:tcPr>
+          <w:p>
+            <w:pPr>
+              <w:spacing w:after="0" w:line="240"/>
+              <w:jc w:val="left"/>
+            </w:pPr>
+            <w:r>
+              <w:rPr>
+                <w:rFonts w:ascii="Arial" w:cs="Arial" w:eastAsia="Arial" w:hAnsi="Arial"/>
+                <w:b w:val="false"/>
+                <w:bCs w:val="false"/>
+                <w:i w:val="false"/>
+                <w:iCs w:val="false"/>
+                <w:sz w:val="18"/>
+                <w:szCs w:val="18"/>
+              </w:rPr>
+              <w:t xml:space="preserve">Past-goal recall</w:t>
+            </w:r>
+          </w:p>
+        </w:tc>
+        <w:tc>
+          <w:tcPr>
+            <w:tcW w:type="dxa" w:w="1350"/>
+            <w:tcMar>
+              <w:top w:type="dxa" w:w="40"/>
+              <w:left w:type="dxa" w:w="70"/>
+              <w:bottom w:type="dxa" w:w="40"/>
+              <w:right w:type="dxa" w:w="70"/>
+            </w:tcMar>
+          </w:tcPr>
+          <w:p>
+            <w:pPr>
+              <w:spacing w:after="0" w:line="240"/>
+              <w:jc w:val="center"/>
+            </w:pPr>
+            <w:r>
+              <w:rPr>
+                <w:rFonts w:ascii="Arial" w:cs="Arial" w:eastAsia="Arial" w:hAnsi="Arial"/>
+                <w:b w:val="false"/>
+                <w:bCs w:val="false"/>
+                <w:i w:val="false"/>
+                <w:iCs w:val="false"/>
+                <w:sz w:val="18"/>
+                <w:szCs w:val="18"/>
+              </w:rPr>
+              <w:t xml:space="preserve">-.38</w:t>
+            </w:r>
+          </w:p>
+        </w:tc>
+        <w:tc>
+          <w:tcPr>
+            <w:tcW w:type="dxa" w:w="900"/>
+            <w:tcMar>
+              <w:top w:type="dxa" w:w="40"/>
+              <w:left w:type="dxa" w:w="70"/>
+              <w:bottom w:type="dxa" w:w="40"/>
+              <w:right w:type="dxa" w:w="70"/>
+            </w:tcMar>
+          </w:tcPr>
+          <w:p>
+            <w:pPr>
+              <w:spacing w:after="0" w:line="240"/>
+              <w:jc w:val="center"/>
+            </w:pPr>
+            <w:r>
+              <w:rPr>
+                <w:rFonts w:ascii="Arial" w:cs="Arial" w:eastAsia="Arial" w:hAnsi="Arial"/>
+                <w:b w:val="false"/>
+                <w:bCs w:val="false"/>
+                <w:i w:val="false"/>
+                <w:iCs w:val="false"/>
+                <w:sz w:val="18"/>
+                <w:szCs w:val="18"/>
+              </w:rPr>
+              <w:t xml:space="preserve">.249</w:t>
+            </w:r>
+          </w:p>
+        </w:tc>
+        <w:tc>
+          <w:tcPr>
+            <w:tcW w:type="dxa" w:w="800"/>
+            <w:tcMar>
+              <w:top w:type="dxa" w:w="40"/>
+              <w:left w:type="dxa" w:w="70"/>
+              <w:bottom w:type="dxa" w:w="40"/>
+              <w:right w:type="dxa" w:w="70"/>
+            </w:tcMar>
+          </w:tcPr>
+          <w:p>
+            <w:pPr>
+              <w:spacing w:after="0" w:line="240"/>
+              <w:jc w:val="center"/>
+            </w:pPr>
+            <w:r>
+              <w:rPr>
+                <w:rFonts w:ascii="Arial" w:cs="Arial" w:eastAsia="Arial" w:hAnsi="Arial"/>
+                <w:b w:val="false"/>
+                <w:bCs w:val="false"/>
+                <w:i w:val="false"/>
+                <w:iCs w:val="false"/>
+                <w:sz w:val="18"/>
+                <w:szCs w:val="18"/>
+              </w:rPr>
+              <w:t xml:space="preserve">.291</w:t>
+            </w:r>
+          </w:p>
+        </w:tc>
+        <w:tc>
+          <w:tcPr>
+            <w:tcW w:type="dxa" w:w="1100"/>
+            <w:tcMar>
+              <w:top w:type="dxa" w:w="40"/>
+              <w:left w:type="dxa" w:w="70"/>
+              <w:bottom w:type="dxa" w:w="40"/>
+              <w:right w:type="dxa" w:w="70"/>
+            </w:tcMar>
+          </w:tcPr>
+          <w:p>
+            <w:pPr>
+              <w:spacing w:after="0" w:line="240"/>
+              <w:jc w:val="center"/>
+            </w:pPr>
+            <w:r>
+              <w:rPr>
+                <w:rFonts w:ascii="Arial" w:cs="Arial" w:eastAsia="Arial" w:hAnsi="Arial"/>
+                <w:b w:val="false"/>
+                <w:bCs w:val="false"/>
+                <w:i w:val="false"/>
+                <w:iCs w:val="false"/>
+                <w:sz w:val="18"/>
+                <w:szCs w:val="18"/>
+              </w:rPr>
+              <w:t xml:space="preserve">-.99</w:t>
+            </w:r>
+          </w:p>
+        </w:tc>
+        <w:tc>
+          <w:tcPr>
+            <w:tcW w:type="dxa" w:w="1100"/>
+            <w:tcMar>
+              <w:top w:type="dxa" w:w="40"/>
+              <w:left w:type="dxa" w:w="70"/>
+              <w:bottom w:type="dxa" w:w="40"/>
+              <w:right w:type="dxa" w:w="70"/>
+            </w:tcMar>
+          </w:tcPr>
+          <w:p>
+            <w:pPr>
+              <w:spacing w:after="0" w:line="240"/>
+              <w:jc w:val="center"/>
+            </w:pPr>
+            <w:r>
+              <w:rPr>
+                <w:rFonts w:ascii="Arial" w:cs="Arial" w:eastAsia="Arial" w:hAnsi="Arial"/>
+                <w:b w:val="false"/>
+                <w:bCs w:val="false"/>
+                <w:i w:val="false"/>
+                <w:iCs w:val="false"/>
+                <w:sz w:val="18"/>
+                <w:szCs w:val="18"/>
+              </w:rPr>
+              <w:t xml:space="preserve">.23</w:t>
+            </w:r>
+          </w:p>
+        </w:tc>
+      </w:tr>
+      <w:tr>
+        <w:tc>
+          <w:tcPr>
+            <w:tcW w:type="dxa" w:w="1750"/>
+            <w:tcMar>
+              <w:top w:type="dxa" w:w="40"/>
+              <w:left w:type="dxa" w:w="70"/>
+              <w:bottom w:type="dxa" w:w="40"/>
+              <w:right w:type="dxa" w:w="70"/>
+            </w:tcMar>
+          </w:tcPr>
+          <w:p>
+            <w:pPr>
+              <w:spacing w:after="0" w:line="240"/>
+              <w:jc w:val="left"/>
+            </w:pPr>
+            <w:r>
+              <w:rPr>
+                <w:rFonts w:ascii="Arial" w:cs="Arial" w:eastAsia="Arial" w:hAnsi="Arial"/>
+                <w:b w:val="false"/>
+                <w:bCs w:val="false"/>
+                <w:i w:val="false"/>
+                <w:iCs w:val="false"/>
+                <w:sz w:val="18"/>
+                <w:szCs w:val="18"/>
+              </w:rPr>
+              <w:t xml:space="preserve">Control</w:t>
+            </w:r>
+          </w:p>
+        </w:tc>
+        <w:tc>
+          <w:tcPr>
+            <w:tcW w:type="dxa" w:w="1750"/>
+            <w:tcMar>
+              <w:top w:type="dxa" w:w="40"/>
+              <w:left w:type="dxa" w:w="70"/>
+              <w:bottom w:type="dxa" w:w="40"/>
+              <w:right w:type="dxa" w:w="70"/>
+            </w:tcMar>
+          </w:tcPr>
+          <w:p>
+            <w:pPr>
+              <w:spacing w:after="0" w:line="240"/>
+              <w:jc w:val="left"/>
+            </w:pPr>
+            <w:r>
+              <w:rPr>
+                <w:rFonts w:ascii="Arial" w:cs="Arial" w:eastAsia="Arial" w:hAnsi="Arial"/>
+                <w:b w:val="false"/>
+                <w:bCs w:val="false"/>
+                <w:i w:val="false"/>
+                <w:iCs w:val="false"/>
+                <w:sz w:val="18"/>
+                <w:szCs w:val="18"/>
+              </w:rPr>
+              <w:t xml:space="preserve">Best possible self</w:t>
+            </w:r>
+          </w:p>
+        </w:tc>
+        <w:tc>
+          <w:tcPr>
+            <w:tcW w:type="dxa" w:w="1350"/>
+            <w:tcMar>
+              <w:top w:type="dxa" w:w="40"/>
+              <w:left w:type="dxa" w:w="70"/>
+              <w:bottom w:type="dxa" w:w="40"/>
+              <w:right w:type="dxa" w:w="70"/>
+            </w:tcMar>
+          </w:tcPr>
+          <w:p>
+            <w:pPr>
+              <w:spacing w:after="0" w:line="240"/>
+              <w:jc w:val="center"/>
+            </w:pPr>
+            <w:r>
+              <w:rPr>
+                <w:rFonts w:ascii="Arial" w:cs="Arial" w:eastAsia="Arial" w:hAnsi="Arial"/>
+                <w:b w:val="false"/>
+                <w:bCs w:val="false"/>
+                <w:i w:val="false"/>
+                <w:iCs w:val="false"/>
+                <w:sz w:val="18"/>
+                <w:szCs w:val="18"/>
+              </w:rPr>
+              <w:t xml:space="preserve">-.76*</w:t>
+            </w:r>
+          </w:p>
+        </w:tc>
+        <w:tc>
+          <w:tcPr>
+            <w:tcW w:type="dxa" w:w="900"/>
+            <w:tcMar>
+              <w:top w:type="dxa" w:w="40"/>
+              <w:left w:type="dxa" w:w="70"/>
+              <w:bottom w:type="dxa" w:w="40"/>
+              <w:right w:type="dxa" w:w="70"/>
+            </w:tcMar>
+          </w:tcPr>
+          <w:p>
+            <w:pPr>
+              <w:spacing w:after="0" w:line="240"/>
+              <w:jc w:val="center"/>
+            </w:pPr>
+            <w:r>
+              <w:rPr>
+                <w:rFonts w:ascii="Arial" w:cs="Arial" w:eastAsia="Arial" w:hAnsi="Arial"/>
+                <w:b w:val="false"/>
+                <w:bCs w:val="false"/>
+                <w:i w:val="false"/>
+                <w:iCs w:val="false"/>
+                <w:sz w:val="18"/>
+                <w:szCs w:val="18"/>
+              </w:rPr>
+              <w:t xml:space="preserve">.249</w:t>
+            </w:r>
+          </w:p>
+        </w:tc>
+        <w:tc>
+          <w:tcPr>
+            <w:tcW w:type="dxa" w:w="800"/>
+            <w:tcMar>
+              <w:top w:type="dxa" w:w="40"/>
+              <w:left w:type="dxa" w:w="70"/>
+              <w:bottom w:type="dxa" w:w="40"/>
+              <w:right w:type="dxa" w:w="70"/>
+            </w:tcMar>
+          </w:tcPr>
+          <w:p>
+            <w:pPr>
+              <w:spacing w:after="0" w:line="240"/>
+              <w:jc w:val="center"/>
+            </w:pPr>
+            <w:r>
+              <w:rPr>
+                <w:rFonts w:ascii="Arial" w:cs="Arial" w:eastAsia="Arial" w:hAnsi="Arial"/>
+                <w:b w:val="false"/>
+                <w:bCs w:val="false"/>
+                <w:i w:val="false"/>
+                <w:iCs w:val="false"/>
+                <w:sz w:val="18"/>
+                <w:szCs w:val="18"/>
+              </w:rPr>
+              <w:t xml:space="preserve">.012</w:t>
+            </w:r>
+          </w:p>
+        </w:tc>
+        <w:tc>
+          <w:tcPr>
+            <w:tcW w:type="dxa" w:w="1100"/>
+            <w:tcMar>
+              <w:top w:type="dxa" w:w="40"/>
+              <w:left w:type="dxa" w:w="70"/>
+              <w:bottom w:type="dxa" w:w="40"/>
+              <w:right w:type="dxa" w:w="70"/>
+            </w:tcMar>
+          </w:tcPr>
+          <w:p>
+            <w:pPr>
+              <w:spacing w:after="0" w:line="240"/>
+              <w:jc w:val="center"/>
+            </w:pPr>
+            <w:r>
+              <w:rPr>
+                <w:rFonts w:ascii="Arial" w:cs="Arial" w:eastAsia="Arial" w:hAnsi="Arial"/>
+                <w:b w:val="false"/>
+                <w:bCs w:val="false"/>
+                <w:i w:val="false"/>
+                <w:iCs w:val="false"/>
+                <w:sz w:val="18"/>
+                <w:szCs w:val="18"/>
+              </w:rPr>
+              <w:t xml:space="preserve">-1.37</w:t>
+            </w:r>
+          </w:p>
+        </w:tc>
+        <w:tc>
+          <w:tcPr>
+            <w:tcW w:type="dxa" w:w="1100"/>
+            <w:tcMar>
+              <w:top w:type="dxa" w:w="40"/>
+              <w:left w:type="dxa" w:w="70"/>
+              <w:bottom w:type="dxa" w:w="40"/>
+              <w:right w:type="dxa" w:w="70"/>
+            </w:tcMar>
+          </w:tcPr>
+          <w:p>
+            <w:pPr>
+              <w:spacing w:after="0" w:line="240"/>
+              <w:jc w:val="center"/>
+            </w:pPr>
+            <w:r>
+              <w:rPr>
+                <w:rFonts w:ascii="Arial" w:cs="Arial" w:eastAsia="Arial" w:hAnsi="Arial"/>
+                <w:b w:val="false"/>
+                <w:bCs w:val="false"/>
+                <w:i w:val="false"/>
+                <w:iCs w:val="false"/>
+                <w:sz w:val="18"/>
+                <w:szCs w:val="18"/>
+              </w:rPr>
+              <w:t xml:space="preserve">-.15</w:t>
+            </w:r>
+          </w:p>
+        </w:tc>
+      </w:tr>
+      <w:tr>
+        <w:tc>
+          <w:tcPr>
+            <w:tcW w:type="dxa" w:w="1750"/>
+            <w:tcMar>
+              <w:top w:type="dxa" w:w="40"/>
+              <w:left w:type="dxa" w:w="70"/>
+              <w:bottom w:type="dxa" w:w="40"/>
+              <w:right w:type="dxa" w:w="70"/>
+            </w:tcMar>
+          </w:tcPr>
+          <w:p>
+            <w:pPr>
+              <w:spacing w:after="0" w:line="240"/>
+              <w:jc w:val="left"/>
+            </w:pPr>
+            <w:r>
+              <w:rPr>
+                <w:rFonts w:ascii="Arial" w:cs="Arial" w:eastAsia="Arial" w:hAnsi="Arial"/>
+                <w:b w:val="false"/>
+                <w:bCs w:val="false"/>
+                <w:i w:val="false"/>
+                <w:iCs w:val="false"/>
+                <w:sz w:val="18"/>
+                <w:szCs w:val="18"/>
+              </w:rPr>
+              <w:t xml:space="preserve">Past-goal recall</w:t>
+            </w:r>
+          </w:p>
+        </w:tc>
+        <w:tc>
+          <w:tcPr>
+            <w:tcW w:type="dxa" w:w="1750"/>
+            <w:tcMar>
+              <w:top w:type="dxa" w:w="40"/>
+              <w:left w:type="dxa" w:w="70"/>
+              <w:bottom w:type="dxa" w:w="40"/>
+              <w:right w:type="dxa" w:w="70"/>
+            </w:tcMar>
+          </w:tcPr>
+          <w:p>
+            <w:pPr>
+              <w:spacing w:after="0" w:line="240"/>
+              <w:jc w:val="left"/>
+            </w:pPr>
+            <w:r>
+              <w:rPr>
+                <w:rFonts w:ascii="Arial" w:cs="Arial" w:eastAsia="Arial" w:hAnsi="Arial"/>
+                <w:b w:val="false"/>
+                <w:bCs w:val="false"/>
+                <w:i w:val="false"/>
+                <w:iCs w:val="false"/>
+                <w:sz w:val="18"/>
+                <w:szCs w:val="18"/>
+              </w:rPr>
+              <w:t xml:space="preserve">Control</w:t>
+            </w:r>
+          </w:p>
+        </w:tc>
+        <w:tc>
+          <w:tcPr>
+            <w:tcW w:type="dxa" w:w="1350"/>
+            <w:tcMar>
+              <w:top w:type="dxa" w:w="40"/>
+              <w:left w:type="dxa" w:w="70"/>
+              <w:bottom w:type="dxa" w:w="40"/>
+              <w:right w:type="dxa" w:w="70"/>
+            </w:tcMar>
+          </w:tcPr>
+          <w:p>
+            <w:pPr>
+              <w:spacing w:after="0" w:line="240"/>
+              <w:jc w:val="center"/>
+            </w:pPr>
+            <w:r>
+              <w:rPr>
+                <w:rFonts w:ascii="Arial" w:cs="Arial" w:eastAsia="Arial" w:hAnsi="Arial"/>
+                <w:b w:val="false"/>
+                <w:bCs w:val="false"/>
+                <w:i w:val="false"/>
+                <w:iCs w:val="false"/>
+                <w:sz w:val="18"/>
+                <w:szCs w:val="18"/>
+              </w:rPr>
+              <w:t xml:space="preserve">.38</w:t>
+            </w:r>
+          </w:p>
+        </w:tc>
+        <w:tc>
+          <w:tcPr>
+            <w:tcW w:type="dxa" w:w="900"/>
+            <w:tcMar>
+              <w:top w:type="dxa" w:w="40"/>
+              <w:left w:type="dxa" w:w="70"/>
+              <w:bottom w:type="dxa" w:w="40"/>
+              <w:right w:type="dxa" w:w="70"/>
+            </w:tcMar>
+          </w:tcPr>
+          <w:p>
+            <w:pPr>
+              <w:spacing w:after="0" w:line="240"/>
+              <w:jc w:val="center"/>
+            </w:pPr>
+            <w:r>
+              <w:rPr>
+                <w:rFonts w:ascii="Arial" w:cs="Arial" w:eastAsia="Arial" w:hAnsi="Arial"/>
+                <w:b w:val="false"/>
+                <w:bCs w:val="false"/>
+                <w:i w:val="false"/>
+                <w:iCs w:val="false"/>
+                <w:sz w:val="18"/>
+                <w:szCs w:val="18"/>
+              </w:rPr>
+              <w:t xml:space="preserve">.249</w:t>
+            </w:r>
+          </w:p>
+        </w:tc>
+        <w:tc>
+          <w:tcPr>
+            <w:tcW w:type="dxa" w:w="800"/>
+            <w:tcMar>
+              <w:top w:type="dxa" w:w="40"/>
+              <w:left w:type="dxa" w:w="70"/>
+              <w:bottom w:type="dxa" w:w="40"/>
+              <w:right w:type="dxa" w:w="70"/>
+            </w:tcMar>
+          </w:tcPr>
+          <w:p>
+            <w:pPr>
+              <w:spacing w:after="0" w:line="240"/>
+              <w:jc w:val="center"/>
+            </w:pPr>
+            <w:r>
+              <w:rPr>
+                <w:rFonts w:ascii="Arial" w:cs="Arial" w:eastAsia="Arial" w:hAnsi="Arial"/>
+                <w:b w:val="false"/>
+                <w:bCs w:val="false"/>
+                <w:i w:val="false"/>
+                <w:iCs w:val="false"/>
+                <w:sz w:val="18"/>
+                <w:szCs w:val="18"/>
+              </w:rPr>
+              <w:t xml:space="preserve">.291</w:t>
+            </w:r>
+          </w:p>
+        </w:tc>
+        <w:tc>
+          <w:tcPr>
+            <w:tcW w:type="dxa" w:w="1100"/>
+            <w:tcMar>
+              <w:top w:type="dxa" w:w="40"/>
+              <w:left w:type="dxa" w:w="70"/>
+              <w:bottom w:type="dxa" w:w="40"/>
+              <w:right w:type="dxa" w:w="70"/>
+            </w:tcMar>
+          </w:tcPr>
+          <w:p>
+            <w:pPr>
+              <w:spacing w:after="0" w:line="240"/>
+              <w:jc w:val="center"/>
+            </w:pPr>
+            <w:r>
+              <w:rPr>
+                <w:rFonts w:ascii="Arial" w:cs="Arial" w:eastAsia="Arial" w:hAnsi="Arial"/>
+                <w:b w:val="false"/>
+                <w:bCs w:val="false"/>
+                <w:i w:val="false"/>
+                <w:iCs w:val="false"/>
+                <w:sz w:val="18"/>
+                <w:szCs w:val="18"/>
+              </w:rPr>
+              <w:t xml:space="preserve">-.23</w:t>
+            </w:r>
+          </w:p>
+        </w:tc>
+        <w:tc>
+          <w:tcPr>
+            <w:tcW w:type="dxa" w:w="1100"/>
+            <w:tcMar>
+              <w:top w:type="dxa" w:w="40"/>
+              <w:left w:type="dxa" w:w="70"/>
+              <w:bottom w:type="dxa" w:w="40"/>
+              <w:right w:type="dxa" w:w="70"/>
+            </w:tcMar>
+          </w:tcPr>
+          <w:p>
+            <w:pPr>
+              <w:spacing w:after="0" w:line="240"/>
+              <w:jc w:val="center"/>
+            </w:pPr>
+            <w:r>
+              <w:rPr>
+                <w:rFonts w:ascii="Arial" w:cs="Arial" w:eastAsia="Arial" w:hAnsi="Arial"/>
+                <w:b w:val="false"/>
+                <w:bCs w:val="false"/>
+                <w:i w:val="false"/>
+                <w:iCs w:val="false"/>
+                <w:sz w:val="18"/>
+                <w:szCs w:val="18"/>
+              </w:rPr>
+              <w:t xml:space="preserve">.99</w:t>
+            </w:r>
+          </w:p>
+        </w:tc>
+      </w:tr>
+      <w:tr>
+        <w:tc>
+          <w:tcPr>
+            <w:tcW w:type="dxa" w:w="1750"/>
+            <w:tcMar>
+              <w:top w:type="dxa" w:w="40"/>
+              <w:left w:type="dxa" w:w="70"/>
+              <w:bottom w:type="dxa" w:w="40"/>
+              <w:right w:type="dxa" w:w="70"/>
+            </w:tcMar>
+          </w:tcPr>
+          <w:p>
+            <w:pPr>
+              <w:spacing w:after="0" w:line="240"/>
+              <w:jc w:val="left"/>
+            </w:pPr>
+            <w:r>
+              <w:rPr>
+                <w:rFonts w:ascii="Arial" w:cs="Arial" w:eastAsia="Arial" w:hAnsi="Arial"/>
+                <w:b w:val="false"/>
+                <w:bCs w:val="false"/>
+                <w:i w:val="false"/>
+                <w:iCs w:val="false"/>
+                <w:sz w:val="18"/>
+                <w:szCs w:val="18"/>
+              </w:rPr>
+              <w:t xml:space="preserve">Past-goal recall</w:t>
+            </w:r>
+          </w:p>
+        </w:tc>
+        <w:tc>
+          <w:tcPr>
+            <w:tcW w:type="dxa" w:w="1750"/>
+            <w:tcMar>
+              <w:top w:type="dxa" w:w="40"/>
+              <w:left w:type="dxa" w:w="70"/>
+              <w:bottom w:type="dxa" w:w="40"/>
+              <w:right w:type="dxa" w:w="70"/>
+            </w:tcMar>
+          </w:tcPr>
+          <w:p>
+            <w:pPr>
+              <w:spacing w:after="0" w:line="240"/>
+              <w:jc w:val="left"/>
+            </w:pPr>
+            <w:r>
+              <w:rPr>
+                <w:rFonts w:ascii="Arial" w:cs="Arial" w:eastAsia="Arial" w:hAnsi="Arial"/>
+                <w:b w:val="false"/>
+                <w:bCs w:val="false"/>
+                <w:i w:val="false"/>
+                <w:iCs w:val="false"/>
+                <w:sz w:val="18"/>
+                <w:szCs w:val="18"/>
+              </w:rPr>
+              <w:t xml:space="preserve">Best possible self</w:t>
+            </w:r>
+          </w:p>
+        </w:tc>
+        <w:tc>
+          <w:tcPr>
+            <w:tcW w:type="dxa" w:w="1350"/>
+            <w:tcMar>
+              <w:top w:type="dxa" w:w="40"/>
+              <w:left w:type="dxa" w:w="70"/>
+              <w:bottom w:type="dxa" w:w="40"/>
+              <w:right w:type="dxa" w:w="70"/>
+            </w:tcMar>
+          </w:tcPr>
+          <w:p>
+            <w:pPr>
+              <w:spacing w:after="0" w:line="240"/>
+              <w:jc w:val="center"/>
+            </w:pPr>
+            <w:r>
+              <w:rPr>
+                <w:rFonts w:ascii="Arial" w:cs="Arial" w:eastAsia="Arial" w:hAnsi="Arial"/>
+                <w:b w:val="false"/>
+                <w:bCs w:val="false"/>
+                <w:i w:val="false"/>
+                <w:iCs w:val="false"/>
+                <w:sz w:val="18"/>
+                <w:szCs w:val="18"/>
+              </w:rPr>
+              <w:t xml:space="preserve">-.38</w:t>
+            </w:r>
+          </w:p>
+        </w:tc>
+        <w:tc>
+          <w:tcPr>
+            <w:tcW w:type="dxa" w:w="900"/>
+            <w:tcMar>
+              <w:top w:type="dxa" w:w="40"/>
+              <w:left w:type="dxa" w:w="70"/>
+              <w:bottom w:type="dxa" w:w="40"/>
+              <w:right w:type="dxa" w:w="70"/>
+            </w:tcMar>
+          </w:tcPr>
+          <w:p>
+            <w:pPr>
+              <w:spacing w:after="0" w:line="240"/>
+              <w:jc w:val="center"/>
+            </w:pPr>
+            <w:r>
+              <w:rPr>
+                <w:rFonts w:ascii="Arial" w:cs="Arial" w:eastAsia="Arial" w:hAnsi="Arial"/>
+                <w:b w:val="false"/>
+                <w:bCs w:val="false"/>
+                <w:i w:val="false"/>
+                <w:iCs w:val="false"/>
+                <w:sz w:val="18"/>
+                <w:szCs w:val="18"/>
+              </w:rPr>
+              <w:t xml:space="preserve">.249</w:t>
+            </w:r>
+          </w:p>
+        </w:tc>
+        <w:tc>
+          <w:tcPr>
+            <w:tcW w:type="dxa" w:w="800"/>
+            <w:tcMar>
+              <w:top w:type="dxa" w:w="40"/>
+              <w:left w:type="dxa" w:w="70"/>
+              <w:bottom w:type="dxa" w:w="40"/>
+              <w:right w:type="dxa" w:w="70"/>
+            </w:tcMar>
+          </w:tcPr>
+          <w:p>
+            <w:pPr>
+              <w:spacing w:after="0" w:line="240"/>
+              <w:jc w:val="center"/>
+            </w:pPr>
+            <w:r>
+              <w:rPr>
+                <w:rFonts w:ascii="Arial" w:cs="Arial" w:eastAsia="Arial" w:hAnsi="Arial"/>
+                <w:b w:val="false"/>
+                <w:bCs w:val="false"/>
+                <w:i w:val="false"/>
+                <w:iCs w:val="false"/>
+                <w:sz w:val="18"/>
+                <w:szCs w:val="18"/>
+              </w:rPr>
+              <w:t xml:space="preserve">.291</w:t>
+            </w:r>
+          </w:p>
+        </w:tc>
+        <w:tc>
+          <w:tcPr>
+            <w:tcW w:type="dxa" w:w="1100"/>
+            <w:tcMar>
+              <w:top w:type="dxa" w:w="40"/>
+              <w:left w:type="dxa" w:w="70"/>
+              <w:bottom w:type="dxa" w:w="40"/>
+              <w:right w:type="dxa" w:w="70"/>
+            </w:tcMar>
+          </w:tcPr>
+          <w:p>
+            <w:pPr>
+              <w:spacing w:after="0" w:line="240"/>
+              <w:jc w:val="center"/>
+            </w:pPr>
+            <w:r>
+              <w:rPr>
+                <w:rFonts w:ascii="Arial" w:cs="Arial" w:eastAsia="Arial" w:hAnsi="Arial"/>
+                <w:b w:val="false"/>
+                <w:bCs w:val="false"/>
+                <w:i w:val="false"/>
+                <w:iCs w:val="false"/>
+                <w:sz w:val="18"/>
+                <w:szCs w:val="18"/>
+              </w:rPr>
+              <w:t xml:space="preserve">-.99</w:t>
+            </w:r>
+          </w:p>
+        </w:tc>
+        <w:tc>
+          <w:tcPr>
+            <w:tcW w:type="dxa" w:w="1100"/>
+            <w:tcMar>
+              <w:top w:type="dxa" w:w="40"/>
+              <w:left w:type="dxa" w:w="70"/>
+              <w:bottom w:type="dxa" w:w="40"/>
+              <w:right w:type="dxa" w:w="70"/>
+            </w:tcMar>
+          </w:tcPr>
+          <w:p>
+            <w:pPr>
+              <w:spacing w:after="0" w:line="240"/>
+              <w:jc w:val="center"/>
+            </w:pPr>
+            <w:r>
+              <w:rPr>
+                <w:rFonts w:ascii="Arial" w:cs="Arial" w:eastAsia="Arial" w:hAnsi="Arial"/>
+                <w:b w:val="false"/>
+                <w:bCs w:val="false"/>
+                <w:i w:val="false"/>
+                <w:iCs w:val="false"/>
+                <w:sz w:val="18"/>
+                <w:szCs w:val="18"/>
+              </w:rPr>
+              <w:t xml:space="preserve">.23</w:t>
+            </w:r>
+          </w:p>
+        </w:tc>
+      </w:tr>
+      <w:tr>
+        <w:tc>
+          <w:tcPr>
+            <w:tcW w:type="dxa" w:w="1750"/>
+            <w:tcMar>
+              <w:top w:type="dxa" w:w="40"/>
+              <w:left w:type="dxa" w:w="70"/>
+              <w:bottom w:type="dxa" w:w="40"/>
+              <w:right w:type="dxa" w:w="70"/>
+            </w:tcMar>
+          </w:tcPr>
+          <w:p>
+            <w:pPr>
+              <w:spacing w:after="0" w:line="240"/>
+              <w:jc w:val="left"/>
+            </w:pPr>
+            <w:r>
+              <w:rPr>
+                <w:rFonts w:ascii="Arial" w:cs="Arial" w:eastAsia="Arial" w:hAnsi="Arial"/>
+                <w:b w:val="false"/>
+                <w:bCs w:val="false"/>
+                <w:i w:val="false"/>
+                <w:iCs w:val="false"/>
+                <w:sz w:val="18"/>
+                <w:szCs w:val="18"/>
+              </w:rPr>
+              <w:t xml:space="preserve">Best possible self</w:t>
+            </w:r>
+          </w:p>
+        </w:tc>
+        <w:tc>
+          <w:tcPr>
+            <w:tcW w:type="dxa" w:w="1750"/>
+            <w:tcMar>
+              <w:top w:type="dxa" w:w="40"/>
+              <w:left w:type="dxa" w:w="70"/>
+              <w:bottom w:type="dxa" w:w="40"/>
+              <w:right w:type="dxa" w:w="70"/>
+            </w:tcMar>
+          </w:tcPr>
+          <w:p>
+            <w:pPr>
+              <w:spacing w:after="0" w:line="240"/>
+              <w:jc w:val="left"/>
+            </w:pPr>
+            <w:r>
+              <w:rPr>
+                <w:rFonts w:ascii="Arial" w:cs="Arial" w:eastAsia="Arial" w:hAnsi="Arial"/>
+                <w:b w:val="false"/>
+                <w:bCs w:val="false"/>
+                <w:i w:val="false"/>
+                <w:iCs w:val="false"/>
+                <w:sz w:val="18"/>
+                <w:szCs w:val="18"/>
+              </w:rPr>
+              <w:t xml:space="preserve">Control</w:t>
+            </w:r>
+          </w:p>
+        </w:tc>
+        <w:tc>
+          <w:tcPr>
+            <w:tcW w:type="dxa" w:w="1350"/>
+            <w:tcMar>
+              <w:top w:type="dxa" w:w="40"/>
+              <w:left w:type="dxa" w:w="70"/>
+              <w:bottom w:type="dxa" w:w="40"/>
+              <w:right w:type="dxa" w:w="70"/>
+            </w:tcMar>
+          </w:tcPr>
+          <w:p>
+            <w:pPr>
+              <w:spacing w:after="0" w:line="240"/>
+              <w:jc w:val="center"/>
+            </w:pPr>
+            <w:r>
+              <w:rPr>
+                <w:rFonts w:ascii="Arial" w:cs="Arial" w:eastAsia="Arial" w:hAnsi="Arial"/>
+                <w:b w:val="false"/>
+                <w:bCs w:val="false"/>
+                <w:i w:val="false"/>
+                <w:iCs w:val="false"/>
+                <w:sz w:val="18"/>
+                <w:szCs w:val="18"/>
+              </w:rPr>
+              <w:t xml:space="preserve">.76*</w:t>
+            </w:r>
+          </w:p>
+        </w:tc>
+        <w:tc>
+          <w:tcPr>
+            <w:tcW w:type="dxa" w:w="900"/>
+            <w:tcMar>
+              <w:top w:type="dxa" w:w="40"/>
+              <w:left w:type="dxa" w:w="70"/>
+              <w:bottom w:type="dxa" w:w="40"/>
+              <w:right w:type="dxa" w:w="70"/>
+            </w:tcMar>
+          </w:tcPr>
+          <w:p>
+            <w:pPr>
+              <w:spacing w:after="0" w:line="240"/>
+              <w:jc w:val="center"/>
+            </w:pPr>
+            <w:r>
+              <w:rPr>
+                <w:rFonts w:ascii="Arial" w:cs="Arial" w:eastAsia="Arial" w:hAnsi="Arial"/>
+                <w:b w:val="false"/>
+                <w:bCs w:val="false"/>
+                <w:i w:val="false"/>
+                <w:iCs w:val="false"/>
+                <w:sz w:val="18"/>
+                <w:szCs w:val="18"/>
+              </w:rPr>
+              <w:t xml:space="preserve">.249</w:t>
+            </w:r>
+          </w:p>
+        </w:tc>
+        <w:tc>
+          <w:tcPr>
+            <w:tcW w:type="dxa" w:w="800"/>
+            <w:tcMar>
+              <w:top w:type="dxa" w:w="40"/>
+              <w:left w:type="dxa" w:w="70"/>
+              <w:bottom w:type="dxa" w:w="40"/>
+              <w:right w:type="dxa" w:w="70"/>
+            </w:tcMar>
+          </w:tcPr>
+          <w:p>
+            <w:pPr>
+              <w:spacing w:after="0" w:line="240"/>
+              <w:jc w:val="center"/>
+            </w:pPr>
+            <w:r>
+              <w:rPr>
+                <w:rFonts w:ascii="Arial" w:cs="Arial" w:eastAsia="Arial" w:hAnsi="Arial"/>
+                <w:b w:val="false"/>
+                <w:bCs w:val="false"/>
+                <w:i w:val="false"/>
+                <w:iCs w:val="false"/>
+                <w:sz w:val="18"/>
+                <w:szCs w:val="18"/>
+              </w:rPr>
+              <w:t xml:space="preserve">.012</w:t>
+            </w:r>
+          </w:p>
+        </w:tc>
+        <w:tc>
+          <w:tcPr>
+            <w:tcW w:type="dxa" w:w="1100"/>
+            <w:tcMar>
+              <w:top w:type="dxa" w:w="40"/>
+              <w:left w:type="dxa" w:w="70"/>
+              <w:bottom w:type="dxa" w:w="40"/>
+              <w:right w:type="dxa" w:w="70"/>
+            </w:tcMar>
+          </w:tcPr>
+          <w:p>
+            <w:pPr>
+              <w:spacing w:after="0" w:line="240"/>
+              <w:jc w:val="center"/>
+            </w:pPr>
+            <w:r>
+              <w:rPr>
+                <w:rFonts w:ascii="Arial" w:cs="Arial" w:eastAsia="Arial" w:hAnsi="Arial"/>
+                <w:b w:val="false"/>
+                <w:bCs w:val="false"/>
+                <w:i w:val="false"/>
+                <w:iCs w:val="false"/>
+                <w:sz w:val="18"/>
+                <w:szCs w:val="18"/>
+              </w:rPr>
+              <w:t xml:space="preserve">.15</w:t>
+            </w:r>
+          </w:p>
+        </w:tc>
+        <w:tc>
+          <w:tcPr>
+            <w:tcW w:type="dxa" w:w="1100"/>
+            <w:tcMar>
+              <w:top w:type="dxa" w:w="40"/>
+              <w:left w:type="dxa" w:w="70"/>
+              <w:bottom w:type="dxa" w:w="40"/>
+              <w:right w:type="dxa" w:w="70"/>
+            </w:tcMar>
+          </w:tcPr>
+          <w:p>
+            <w:pPr>
+              <w:spacing w:after="0" w:line="240"/>
+              <w:jc w:val="center"/>
+            </w:pPr>
+            <w:r>
+              <w:rPr>
+                <w:rFonts w:ascii="Arial" w:cs="Arial" w:eastAsia="Arial" w:hAnsi="Arial"/>
+                <w:b w:val="false"/>
+                <w:bCs w:val="false"/>
+                <w:i w:val="false"/>
+                <w:iCs w:val="false"/>
+                <w:sz w:val="18"/>
+                <w:szCs w:val="18"/>
+              </w:rPr>
+              <w:t xml:space="preserve">1.37</w:t>
+            </w:r>
+          </w:p>
+        </w:tc>
+      </w:tr>
+      <w:tr>
+        <w:tc>
+          <w:tcPr>
+            <w:tcW w:type="dxa" w:w="1750"/>
+            <w:tcMar>
+              <w:top w:type="dxa" w:w="40"/>
+              <w:left w:type="dxa" w:w="70"/>
+              <w:bottom w:type="dxa" w:w="40"/>
+              <w:right w:type="dxa" w:w="70"/>
+            </w:tcMar>
+          </w:tcPr>
+          <w:p>
+            <w:pPr>
+              <w:spacing w:after="0" w:line="240"/>
+              <w:jc w:val="left"/>
+            </w:pPr>
+            <w:r>
+              <w:rPr>
+                <w:rFonts w:ascii="Arial" w:cs="Arial" w:eastAsia="Arial" w:hAnsi="Arial"/>
+                <w:b w:val="false"/>
+                <w:bCs w:val="false"/>
+                <w:i w:val="false"/>
+                <w:iCs w:val="false"/>
+                <w:sz w:val="18"/>
+                <w:szCs w:val="18"/>
+              </w:rPr>
+              <w:t xml:space="preserve">Best possible self</w:t>
+            </w:r>
+          </w:p>
+        </w:tc>
+        <w:tc>
+          <w:tcPr>
+            <w:tcW w:type="dxa" w:w="1750"/>
+            <w:tcMar>
+              <w:top w:type="dxa" w:w="40"/>
+              <w:left w:type="dxa" w:w="70"/>
+              <w:bottom w:type="dxa" w:w="40"/>
+              <w:right w:type="dxa" w:w="70"/>
+            </w:tcMar>
+          </w:tcPr>
+          <w:p>
+            <w:pPr>
+              <w:spacing w:after="0" w:line="240"/>
+              <w:jc w:val="left"/>
+            </w:pPr>
+            <w:r>
+              <w:rPr>
+                <w:rFonts w:ascii="Arial" w:cs="Arial" w:eastAsia="Arial" w:hAnsi="Arial"/>
+                <w:b w:val="false"/>
+                <w:bCs w:val="false"/>
+                <w:i w:val="false"/>
+                <w:iCs w:val="false"/>
+                <w:sz w:val="18"/>
+                <w:szCs w:val="18"/>
+              </w:rPr>
+              <w:t xml:space="preserve">Past-goal recall</w:t>
+            </w:r>
+          </w:p>
+        </w:tc>
+        <w:tc>
+          <w:tcPr>
+            <w:tcW w:type="dxa" w:w="1350"/>
+            <w:tcMar>
+              <w:top w:type="dxa" w:w="40"/>
+              <w:left w:type="dxa" w:w="70"/>
+              <w:bottom w:type="dxa" w:w="40"/>
+              <w:right w:type="dxa" w:w="70"/>
+            </w:tcMar>
+          </w:tcPr>
+          <w:p>
+            <w:pPr>
+              <w:spacing w:after="0" w:line="240"/>
+              <w:jc w:val="center"/>
+            </w:pPr>
+            <w:r>
+              <w:rPr>
+                <w:rFonts w:ascii="Arial" w:cs="Arial" w:eastAsia="Arial" w:hAnsi="Arial"/>
+                <w:b w:val="false"/>
+                <w:bCs w:val="false"/>
+                <w:i w:val="false"/>
+                <w:iCs w:val="false"/>
+                <w:sz w:val="18"/>
+                <w:szCs w:val="18"/>
+              </w:rPr>
+              <w:t xml:space="preserve">.38</w:t>
+            </w:r>
+          </w:p>
+        </w:tc>
+        <w:tc>
+          <w:tcPr>
+            <w:tcW w:type="dxa" w:w="900"/>
+            <w:tcMar>
+              <w:top w:type="dxa" w:w="40"/>
+              <w:left w:type="dxa" w:w="70"/>
+              <w:bottom w:type="dxa" w:w="40"/>
+              <w:right w:type="dxa" w:w="70"/>
+            </w:tcMar>
+          </w:tcPr>
+          <w:p>
+            <w:pPr>
+              <w:spacing w:after="0" w:line="240"/>
+              <w:jc w:val="center"/>
+            </w:pPr>
+            <w:r>
+              <w:rPr>
+                <w:rFonts w:ascii="Arial" w:cs="Arial" w:eastAsia="Arial" w:hAnsi="Arial"/>
+                <w:b w:val="false"/>
+                <w:bCs w:val="false"/>
+                <w:i w:val="false"/>
+                <w:iCs w:val="false"/>
+                <w:sz w:val="18"/>
+                <w:szCs w:val="18"/>
+              </w:rPr>
+              <w:t xml:space="preserve">.249</w:t>
+            </w:r>
+          </w:p>
+        </w:tc>
+        <w:tc>
+          <w:tcPr>
+            <w:tcW w:type="dxa" w:w="800"/>
+            <w:tcMar>
+              <w:top w:type="dxa" w:w="40"/>
+              <w:left w:type="dxa" w:w="70"/>
+              <w:bottom w:type="dxa" w:w="40"/>
+              <w:right w:type="dxa" w:w="70"/>
+            </w:tcMar>
+          </w:tcPr>
+          <w:p>
+            <w:pPr>
+              <w:spacing w:after="0" w:line="240"/>
+              <w:jc w:val="center"/>
+            </w:pPr>
+            <w:r>
+              <w:rPr>
+                <w:rFonts w:ascii="Arial" w:cs="Arial" w:eastAsia="Arial" w:hAnsi="Arial"/>
+                <w:b w:val="false"/>
+                <w:bCs w:val="false"/>
+                <w:i w:val="false"/>
+                <w:iCs w:val="false"/>
+                <w:sz w:val="18"/>
+                <w:szCs w:val="18"/>
+              </w:rPr>
+              <w:t xml:space="preserve">.291</w:t>
+            </w:r>
+          </w:p>
+        </w:tc>
+        <w:tc>
+          <w:tcPr>
+            <w:tcW w:type="dxa" w:w="1100"/>
+            <w:tcMar>
+              <w:top w:type="dxa" w:w="40"/>
+              <w:left w:type="dxa" w:w="70"/>
+              <w:bottom w:type="dxa" w:w="40"/>
+              <w:right w:type="dxa" w:w="70"/>
+            </w:tcMar>
+          </w:tcPr>
+          <w:p>
+            <w:pPr>
+              <w:spacing w:after="0" w:line="240"/>
+              <w:jc w:val="center"/>
+            </w:pPr>
+            <w:r>
+              <w:rPr>
+                <w:rFonts w:ascii="Arial" w:cs="Arial" w:eastAsia="Arial" w:hAnsi="Arial"/>
+                <w:b w:val="false"/>
+                <w:bCs w:val="false"/>
+                <w:i w:val="false"/>
+                <w:iCs w:val="false"/>
+                <w:sz w:val="18"/>
+                <w:szCs w:val="18"/>
+              </w:rPr>
+              <w:t xml:space="preserve">-.23</w:t>
+            </w:r>
+          </w:p>
+        </w:tc>
+        <w:tc>
+          <w:tcPr>
+            <w:tcW w:type="dxa" w:w="1100"/>
+            <w:tcMar>
+              <w:top w:type="dxa" w:w="40"/>
+              <w:left w:type="dxa" w:w="70"/>
+              <w:bottom w:type="dxa" w:w="40"/>
+              <w:right w:type="dxa" w:w="70"/>
+            </w:tcMar>
+          </w:tcPr>
+          <w:p>
+            <w:pPr>
+              <w:spacing w:after="0" w:line="240"/>
+              <w:jc w:val="center"/>
+            </w:pPr>
+            <w:r>
+              <w:rPr>
+                <w:rFonts w:ascii="Arial" w:cs="Arial" w:eastAsia="Arial" w:hAnsi="Arial"/>
+                <w:b w:val="false"/>
+                <w:bCs w:val="false"/>
+                <w:i w:val="false"/>
+                <w:iCs w:val="false"/>
+                <w:sz w:val="18"/>
+                <w:szCs w:val="18"/>
+              </w:rPr>
+              <w:t xml:space="preserve">.99</w:t>
+            </w:r>
+          </w:p>
+        </w:tc>
+      </w:tr>
+    </w:tbl>
+    <w:p>
+      <w:pPr>
+        <w:spacing w:after="160" w:before="30"/>
+        <w:jc w:val="left"/>
+      </w:pPr>
+      <w:r>
+        <w:rPr>
+          <w:rFonts w:ascii="Arial" w:cs="Arial" w:eastAsia="Arial" w:hAnsi="Arial"/>
+          <w:b w:val="false"/>
+          <w:bCs w:val="false"/>
+          <w:i w:val="false"/>
+          <w:iCs w:val="false"/>
+          <w:sz w:val="15"/>
+          <w:szCs w:val="15"/>
+        </w:rPr>
+        <w:t xml:space="preserve">*. The mean difference is significant at the 0.05 level.</w:t>
       </w:r>
     </w:p>
     <w:p>
@@ -1642,28 +3988,7 @@
           <w:szCs w:val="24"/>
           <w:rtl/>
         </w:rPr>
-        <w:t xml:space="preserve">הנחת שוויון השונויות נבדקה במבחן Levene ולא הופרה (p=.68). ניתוח שונות חד-כיווני, עם התנאי הניסויי כגורם בין-נבדקי, העלה אפקט מובהק על התקווה, F(2,30)=4.67, p=.017, η²=.24. גודל האפקט גדול.</w:t>
-      </w:r>
-    </w:p>
-    <w:p>
-      <w:pPr>
-        <w:bidi/>
-        <w:spacing w:after="160" w:before="0" w:line="360"/>
-        <w:jc w:val="both"/>
-      </w:pPr>
-      <w:r>
-        <w:rPr>
-          <w:rFonts w:ascii="David" w:cs="David" w:eastAsia="David" w:hAnsi="David"/>
-          <w:b w:val="false"/>
-          <w:bCs w:val="false"/>
-          <w:i w:val="false"/>
-          <w:iCs w:val="false"/>
-          <w:color w:val="000000"/>
-          <w:sz w:val="24"/>
-          <w:szCs w:val="24"/>
-          <w:rtl/>
-        </w:rPr>
-        <w:t xml:space="preserve">בהשוואות Tukey נמצא שקבוצת העצמי הטוב ביותר (M=4.78) דיווחה על תקווה גבוהה יותר מקבוצת הביקורת (M=4.02), בהפרש של 0.76 (p=.012). קבוצת ההיזכרות (M=4.40) לא נבדלה מהביקורת באופן מובהק (p=.29), וגם ההפרש בין שתי קבוצות הניסוי לא הגיע למובהקות (p=.29). איור 1 מציג את הממצאים.</w:t>
+        <w:t xml:space="preserve">הממצאים מוצגים גם באיור 1, שמראה את ממוצעי התקווה בשלושת התנאים יחד עם רווחי הסמך.</w:t>
       </w:r>
     </w:p>
     <w:p>
@@ -1675,7 +4000,7 @@
       <w:r>
         <w:drawing>
           <wp:inline distT="0" distB="0" distL="0" distR="0">
-            <wp:extent cx="4572000" cy="2857500"/>
+            <wp:extent cx="4095750" cy="3048000"/>
             <wp:effectExtent t="0" r="0" b="0" l="0"/>
             <wp:docPr id="1" name="" descr="" title=""/>
             <wp:cNvGraphicFramePr>
@@ -1700,7 +4025,7 @@
                   <pic:spPr bwMode="auto">
                     <a:xfrm>
                       <a:off x="0" y="0"/>
-                      <a:ext cx="4572000" cy="2857500"/>
+                      <a:ext cx="4095750" cy="3048000"/>
                     </a:xfrm>
                     <a:prstGeom prst="rect">
                       <a:avLst/>
@@ -1745,7 +4070,7 @@
           <w:szCs w:val="24"/>
           <w:rtl/>
         </w:rPr>
-        <w:t xml:space="preserve">: ממוצעי ציון התקווה לפי תנאי ניסויי. קווי השגיאה מייצגים שגיאת תקן.</w:t>
+        <w:t xml:space="preserve">: ממוצעי ציון התקווה לפי תנאי ניסויי (פלט SPSS). קווי השגיאה מייצגים רווח סמך של 95%.</w:t>
       </w:r>
     </w:p>
     <w:p>
@@ -1767,7 +4092,7 @@
           <w:bCs/>
           <w:i w:val="false"/>
           <w:iCs w:val="false"/>
-          <w:color w:val="4B2E6B"/>
+          <w:color w:val="000000"/>
           <w:sz w:val="32"/>
           <w:szCs w:val="32"/>
           <w:rtl/>
@@ -1814,7 +4139,7 @@
           <w:szCs w:val="24"/>
           <w:rtl/>
         </w:rPr>
-        <w:t xml:space="preserve">הממצא המרכזי מתיישב עם ספרות העצמי הטוב ביותר. כמו אצל קינג (King, 2001) ואצל פיטרס ועמיתיה (Peters et al., 2010), דמיון מפורט של עתיד רצוי הספיק כדי להשפיע על החשיבה החיובית, וכאן על התקווה. זה מחזק את הטענה של סניידר, שלפיה תקווה אינה תכונה נעולה אלא מצב שאפשר להזיז, ולו לזמן קצר, גם בהתערבות של דקות ספורות.</w:t>
+        <w:t xml:space="preserve">הממצא המרכזי מתיישב עם ספרות העצמי הטוב ביותר. כמו אצל קינג (King, 2001), אצל פיטרס ועמיתיה (Peters et al., 2010) ובמטא-אנליזה של קריו ועמיתיה (Carrillo et al., 2019), דמיון מפורט של עתיד רצוי הספיק כדי להשפיע על החשיבה החיובית, וכאן על התקווה. זה מחזק את ההצעה של קולה ועמיתיה (Colla et al., 2022) לראות בתקווה מערכת דינמית, ולא תכונה נעולה, שאפשר להזיז אותה גם בהתערבות של דקות ספורות.</w:t>
       </w:r>
     </w:p>
     <w:p>
@@ -1852,7 +4177,7 @@
           <w:bCs/>
           <w:i w:val="false"/>
           <w:iCs w:val="false"/>
-          <w:color w:val="6B4C8A"/>
+          <w:color w:val="000000"/>
           <w:sz w:val="27"/>
           <w:szCs w:val="27"/>
           <w:rtl/>
@@ -1895,7 +4220,7 @@
           <w:bCs/>
           <w:i w:val="false"/>
           <w:iCs w:val="false"/>
-          <w:color w:val="6B4C8A"/>
+          <w:color w:val="000000"/>
           <w:sz w:val="27"/>
           <w:szCs w:val="27"/>
           <w:rtl/>
@@ -1938,7 +4263,7 @@
           <w:bCs/>
           <w:i w:val="false"/>
           <w:iCs w:val="false"/>
-          <w:color w:val="6B4C8A"/>
+          <w:color w:val="000000"/>
           <w:sz w:val="27"/>
           <w:szCs w:val="27"/>
           <w:rtl/>
@@ -1964,7 +4289,7 @@
           <w:szCs w:val="24"/>
           <w:rtl/>
         </w:rPr>
-        <w:t xml:space="preserve">המחקר מראה שכתיבה קצרה על עתיד רצוי מעלה את תחושת התקווה, בעוד שהיזכרות בהצלחה מהעבר לא הספיקה כדי לייצר אפקט מובהק. גם התערבות של כמה דקות יכולה להזיז את המחט, לפחות באופן זמני. יש בכך פתח לשימוש בתרגילים פשוטים כאלה במסגרות חינוכיות וטיפוליות, לצד הצורך במחקר גדול ומבוקר יותר שיבדוק כמה זמן האפקט נשאר.</w:t>
+        <w:t xml:space="preserve">המחקר מראה שכתיבה קצרה על עתיד רצוי מעלה את תחושת התקווה, בעוד שהיזכרות בהצלחה מהעבר לא הספיקה כדי לייצר אפקט מובהק. גם התערבות של כמה דקות יכולה להזיז את המחט, לפחות באופן זמני. יש בכך פתח לשימוש בתרגילים פשוטים כאלה במסגרות חינוכיות וטיפוליות, כפי שמציע גם עמית (2024) לגבי פיתוח תקווה בייעוץ ובטיפול, לצד הצורך במחקר גדול ומבוקר יותר שיבדוק כמה זמן האפקט נשאר.</w:t>
       </w:r>
     </w:p>
     <w:p>
@@ -1986,7 +4311,7 @@
           <w:bCs/>
           <w:i w:val="false"/>
           <w:iCs w:val="false"/>
-          <w:color w:val="4B2E6B"/>
+          <w:color w:val="000000"/>
           <w:sz w:val="32"/>
           <w:szCs w:val="32"/>
           <w:rtl/>
@@ -1997,6 +4322,27 @@
     <w:p>
       <w:pPr>
         <w:bidi/>
+        <w:spacing w:after="140" w:line="360"/>
+        <w:ind w:start="720" w:hanging="720"/>
+        <w:jc w:val="right"/>
+      </w:pPr>
+      <w:r>
+        <w:rPr>
+          <w:rFonts w:ascii="David" w:cs="David" w:eastAsia="David" w:hAnsi="David"/>
+          <w:b w:val="false"/>
+          <w:bCs w:val="false"/>
+          <w:i w:val="false"/>
+          <w:iCs w:val="false"/>
+          <w:color w:val="000000"/>
+          <w:sz w:val="24"/>
+          <w:szCs w:val="24"/>
+          <w:rtl/>
+        </w:rPr>
+        <w:t xml:space="preserve">עמית, ח. (2024). חיזוק, פיתוח ושיקום תקווה בייעוץ ובטיפול. פסיכולוגיה עברית. https://www.hebpsy.net/articles.asp?id=4709</w:t>
+      </w:r>
+    </w:p>
+    <w:p>
+      <w:pPr>
         <w:spacing w:after="140" w:line="360"/>
         <w:ind w:left="720" w:hanging="720"/>
         <w:jc w:val="left"/>
@@ -2009,7 +4355,7 @@
           <w:sz w:val="24"/>
           <w:szCs w:val="24"/>
         </w:rPr>
-        <w:t xml:space="preserve">Cheavens, J. S., Feldman, D. B., Gum, A., Michael, S. T., &amp; Snyder, C. R. (2006). Hope therapy in a community sample: A pilot investigation. </w:t>
+        <w:t xml:space="preserve">Carrillo, A., Rubio-Aparicio, M., Molinari, G., Enrique, Á., Sánchez-Meca, J., &amp; Baños, R. M. (2019). Effects of the Best Possible Self intervention: A systematic review and meta-analysis. </w:t>
       </w:r>
       <w:r>
         <w:rPr>
@@ -2019,22 +4365,21 @@
           <w:sz w:val="24"/>
           <w:szCs w:val="24"/>
         </w:rPr>
-        <w:t xml:space="preserve">Social Indicators Research, 77</w:t>
-      </w:r>
-      <w:r>
-        <w:rPr>
-          <w:rFonts w:ascii="David" w:cs="David" w:eastAsia="David" w:hAnsi="David"/>
-          <w:i w:val="false"/>
-          <w:iCs w:val="false"/>
-          <w:sz w:val="24"/>
-          <w:szCs w:val="24"/>
-        </w:rPr>
-        <w:t xml:space="preserve">(1), 61-78.</w:t>
-      </w:r>
-    </w:p>
-    <w:p>
-      <w:pPr>
-        <w:bidi/>
+        <w:t xml:space="preserve">PLOS ONE, 14</w:t>
+      </w:r>
+      <w:r>
+        <w:rPr>
+          <w:rFonts w:ascii="David" w:cs="David" w:eastAsia="David" w:hAnsi="David"/>
+          <w:i w:val="false"/>
+          <w:iCs w:val="false"/>
+          <w:sz w:val="24"/>
+          <w:szCs w:val="24"/>
+        </w:rPr>
+        <w:t xml:space="preserve">(9), e0222386. https://doi.org/10.1371/journal.pone.0222386</w:t>
+      </w:r>
+    </w:p>
+    <w:p>
+      <w:pPr>
         <w:spacing w:after="140" w:line="360"/>
         <w:ind w:left="720" w:hanging="720"/>
         <w:jc w:val="left"/>
@@ -2047,7 +4392,7 @@
           <w:sz w:val="24"/>
           <w:szCs w:val="24"/>
         </w:rPr>
-        <w:t xml:space="preserve">Feldman, D. B., &amp; Dreher, D. E. (2012). Can hope be changed in 90 minutes? Testing the efficacy of a single-session goal-pursuit intervention for college students. </w:t>
+        <w:t xml:space="preserve">Colla, R., Williams, P., Oades, L. G., &amp; Camacho-Morles, J. (2022). “A New Hope” for positive psychology: A dynamic systems reconceptualization of hope theory. </w:t>
       </w:r>
       <w:r>
         <w:rPr>
@@ -2057,22 +4402,21 @@
           <w:sz w:val="24"/>
           <w:szCs w:val="24"/>
         </w:rPr>
-        <w:t xml:space="preserve">Journal of Happiness Studies, 13</w:t>
-      </w:r>
-      <w:r>
-        <w:rPr>
-          <w:rFonts w:ascii="David" w:cs="David" w:eastAsia="David" w:hAnsi="David"/>
-          <w:i w:val="false"/>
-          <w:iCs w:val="false"/>
-          <w:sz w:val="24"/>
-          <w:szCs w:val="24"/>
-        </w:rPr>
-        <w:t xml:space="preserve">(4), 745-759.</w:t>
-      </w:r>
-    </w:p>
-    <w:p>
-      <w:pPr>
-        <w:bidi/>
+        <w:t xml:space="preserve">Frontiers in Psychology, 13</w:t>
+      </w:r>
+      <w:r>
+        <w:rPr>
+          <w:rFonts w:ascii="David" w:cs="David" w:eastAsia="David" w:hAnsi="David"/>
+          <w:i w:val="false"/>
+          <w:iCs w:val="false"/>
+          <w:sz w:val="24"/>
+          <w:szCs w:val="24"/>
+        </w:rPr>
+        <w:t xml:space="preserve">, 809053. https://doi.org/10.3389/fpsyg.2022.809053</w:t>
+      </w:r>
+    </w:p>
+    <w:p>
+      <w:pPr>
         <w:spacing w:after="140" w:line="360"/>
         <w:ind w:left="720" w:hanging="720"/>
         <w:jc w:val="left"/>
@@ -2105,12 +4449,11 @@
           <w:sz w:val="24"/>
           <w:szCs w:val="24"/>
         </w:rPr>
-        <w:t xml:space="preserve">(7), 798-807.</w:t>
-      </w:r>
-    </w:p>
-    <w:p>
-      <w:pPr>
-        <w:bidi/>
+        <w:t xml:space="preserve">(7), 798-807. https://doi.org/10.1177/0146167201277003</w:t>
+      </w:r>
+    </w:p>
+    <w:p>
+      <w:pPr>
         <w:spacing w:after="140" w:line="360"/>
         <w:ind w:left="720" w:hanging="720"/>
         <w:jc w:val="left"/>
@@ -2123,7 +4466,7 @@
           <w:sz w:val="24"/>
           <w:szCs w:val="24"/>
         </w:rPr>
-        <w:t xml:space="preserve">Peters, M. L., Flink, I. K., Boersma, K., &amp; Linton, S. J. (2010). Manipulating optimism: Can imagining a best possible self be used to increase positive future expectancies? </w:t>
+        <w:t xml:space="preserve">Laranjeira, C., &amp; Querido, A. (2022). Hope and optimism as an opportunity to improve the “positive mental health” demand. </w:t>
       </w:r>
       <w:r>
         <w:rPr>
@@ -2133,22 +4476,21 @@
           <w:sz w:val="24"/>
           <w:szCs w:val="24"/>
         </w:rPr>
-        <w:t xml:space="preserve">The Journal of Positive Psychology, 5</w:t>
-      </w:r>
-      <w:r>
-        <w:rPr>
-          <w:rFonts w:ascii="David" w:cs="David" w:eastAsia="David" w:hAnsi="David"/>
-          <w:i w:val="false"/>
-          <w:iCs w:val="false"/>
-          <w:sz w:val="24"/>
-          <w:szCs w:val="24"/>
-        </w:rPr>
-        <w:t xml:space="preserve">(3), 204-211.</w:t>
-      </w:r>
-    </w:p>
-    <w:p>
-      <w:pPr>
-        <w:bidi/>
+        <w:t xml:space="preserve">Frontiers in Psychology, 13</w:t>
+      </w:r>
+      <w:r>
+        <w:rPr>
+          <w:rFonts w:ascii="David" w:cs="David" w:eastAsia="David" w:hAnsi="David"/>
+          <w:i w:val="false"/>
+          <w:iCs w:val="false"/>
+          <w:sz w:val="24"/>
+          <w:szCs w:val="24"/>
+        </w:rPr>
+        <w:t xml:space="preserve">, 827320. https://doi.org/10.3389/fpsyg.2022.827320</w:t>
+      </w:r>
+    </w:p>
+    <w:p>
+      <w:pPr>
         <w:spacing w:after="140" w:line="360"/>
         <w:ind w:left="720" w:hanging="720"/>
         <w:jc w:val="left"/>
@@ -2161,7 +4503,7 @@
           <w:sz w:val="24"/>
           <w:szCs w:val="24"/>
         </w:rPr>
-        <w:t xml:space="preserve">Snyder, C. R. (2002). Hope theory: Rainbows in the mind. </w:t>
+        <w:t xml:space="preserve">Peters, M. L., Flink, I. K., Boersma, K., &amp; Linton, S. J. (2010). Manipulating optimism: Can imagining a best possible self be used to increase positive future expectancies? </w:t>
       </w:r>
       <w:r>
         <w:rPr>
@@ -2171,22 +4513,21 @@
           <w:sz w:val="24"/>
           <w:szCs w:val="24"/>
         </w:rPr>
-        <w:t xml:space="preserve">Psychological Inquiry, 13</w:t>
-      </w:r>
-      <w:r>
-        <w:rPr>
-          <w:rFonts w:ascii="David" w:cs="David" w:eastAsia="David" w:hAnsi="David"/>
-          <w:i w:val="false"/>
-          <w:iCs w:val="false"/>
-          <w:sz w:val="24"/>
-          <w:szCs w:val="24"/>
-        </w:rPr>
-        <w:t xml:space="preserve">(4), 249-275.</w:t>
-      </w:r>
-    </w:p>
-    <w:p>
-      <w:pPr>
-        <w:bidi/>
+        <w:t xml:space="preserve">The Journal of Positive Psychology, 5</w:t>
+      </w:r>
+      <w:r>
+        <w:rPr>
+          <w:rFonts w:ascii="David" w:cs="David" w:eastAsia="David" w:hAnsi="David"/>
+          <w:i w:val="false"/>
+          <w:iCs w:val="false"/>
+          <w:sz w:val="24"/>
+          <w:szCs w:val="24"/>
+        </w:rPr>
+        <w:t xml:space="preserve">(3), 204-211. https://doi.org/10.1080/17439761003790963</w:t>
+      </w:r>
+    </w:p>
+    <w:p>
+      <w:pPr>
         <w:spacing w:after="140" w:line="360"/>
         <w:ind w:left="720" w:hanging="720"/>
         <w:jc w:val="left"/>
@@ -2199,7 +4540,7 @@
           <w:sz w:val="24"/>
           <w:szCs w:val="24"/>
         </w:rPr>
-        <w:t xml:space="preserve">Snyder, C. R., Harris, C., Anderson, J. R., Holleran, S. A., Irving, L. M., Sigmon, S. T., Yoshinobu, L., Gibb, J., Langelle, C., &amp; Harney, P. (1991). The will and the ways: Development and validation of an individual-differences measure of hope. </w:t>
+        <w:t xml:space="preserve">Snyder, C. R. (2002). Hope theory: Rainbows in the mind. </w:t>
       </w:r>
       <w:r>
         <w:rPr>
@@ -2209,6 +4550,43 @@
           <w:sz w:val="24"/>
           <w:szCs w:val="24"/>
         </w:rPr>
+        <w:t xml:space="preserve">Psychological Inquiry, 13</w:t>
+      </w:r>
+      <w:r>
+        <w:rPr>
+          <w:rFonts w:ascii="David" w:cs="David" w:eastAsia="David" w:hAnsi="David"/>
+          <w:i w:val="false"/>
+          <w:iCs w:val="false"/>
+          <w:sz w:val="24"/>
+          <w:szCs w:val="24"/>
+        </w:rPr>
+        <w:t xml:space="preserve">(4), 249-275. https://doi.org/10.1207/S15327965PLI1304_01</w:t>
+      </w:r>
+    </w:p>
+    <w:p>
+      <w:pPr>
+        <w:spacing w:after="140" w:line="360"/>
+        <w:ind w:left="720" w:hanging="720"/>
+        <w:jc w:val="left"/>
+      </w:pPr>
+      <w:r>
+        <w:rPr>
+          <w:rFonts w:ascii="David" w:cs="David" w:eastAsia="David" w:hAnsi="David"/>
+          <w:i w:val="false"/>
+          <w:iCs w:val="false"/>
+          <w:sz w:val="24"/>
+          <w:szCs w:val="24"/>
+        </w:rPr>
+        <w:t xml:space="preserve">Snyder, C. R., Harris, C., Anderson, J. R., Holleran, S. A., Irving, L. M., Sigmon, S. T., Yoshinobu, L., Gibb, J., Langelle, C., &amp; Harney, P. (1991). The will and the ways: Development and validation of an individual-differences measure of hope. </w:t>
+      </w:r>
+      <w:r>
+        <w:rPr>
+          <w:rFonts w:ascii="David" w:cs="David" w:eastAsia="David" w:hAnsi="David"/>
+          <w:i/>
+          <w:iCs/>
+          <w:sz w:val="24"/>
+          <w:szCs w:val="24"/>
+        </w:rPr>
         <w:t xml:space="preserve">Journal of Personality and Social Psychology, 60</w:t>
       </w:r>
       <w:r>
@@ -2219,7 +4597,7 @@
           <w:sz w:val="24"/>
           <w:szCs w:val="24"/>
         </w:rPr>
-        <w:t xml:space="preserve">(4), 570-585.</w:t>
+        <w:t xml:space="preserve">(4), 570-585. https://doi.org/10.1037/0022-3514.60.4.570</w:t>
       </w:r>
     </w:p>
     <w:p>
@@ -2241,7 +4619,7 @@
           <w:bCs/>
           <w:i w:val="false"/>
           <w:iCs w:val="false"/>
-          <w:color w:val="4B2E6B"/>
+          <w:color w:val="000000"/>
           <w:sz w:val="32"/>
           <w:szCs w:val="32"/>
           <w:rtl/>
@@ -2263,12 +4641,12 @@
           <w:bCs/>
           <w:i w:val="false"/>
           <w:iCs w:val="false"/>
-          <w:color w:val="6B4C8A"/>
+          <w:color w:val="000000"/>
           <w:sz w:val="27"/>
           <w:szCs w:val="27"/>
           <w:rtl/>
         </w:rPr>
-        <w:t xml:space="preserve">נספח א: שאלון התקווה למבוגרים</w:t>
+        <w:t xml:space="preserve">נספח א: שאלון התקווה למבוגרים (Snyder, 2002)</w:t>
       </w:r>
     </w:p>
     <w:p>
@@ -2290,6 +4668,27 @@
           <w:rtl/>
         </w:rPr>
         <w:t xml:space="preserve">קראו את המשפטים, ולכל משפט חשבו איך אתם חושבים ומרגישים ברוב הזמן. סמנו את המספר שמתאר אתכם ביותר, בסולם שבין 1 ("אף פעם") ל-6 ("תמיד"). אין תשובות נכונות או שגויות.</w:t>
+      </w:r>
+    </w:p>
+    <w:p>
+      <w:pPr>
+        <w:bidi/>
+        <w:spacing w:after="120" w:before="0" w:line="360"/>
+        <w:jc w:val="both"/>
+      </w:pPr>
+      <w:r>
+        <w:rPr>
+          <w:rFonts w:ascii="David" w:cs="David" w:eastAsia="David" w:hAnsi="David"/>
+          <w:b w:val="false"/>
+          <w:bCs w:val="false"/>
+          <w:i/>
+          <w:iCs/>
+          <w:color w:val="000000"/>
+          <w:sz w:val="24"/>
+          <w:szCs w:val="24"/>
+          <w:rtl/>
+        </w:rPr>
+        <w:t xml:space="preserve">סולם התשובות: 1 = אף פעם, 2 = לעיתים רחוקות, 3 = לפעמים, 4 = פעמים רבות, 5 = רוב הזמן, 6 = תמיד.</w:t>
       </w:r>
     </w:p>
     <w:p>
@@ -2315,7 +4714,7 @@
           <w:szCs w:val="24"/>
           <w:rtl/>
         </w:rPr>
-        <w:t xml:space="preserve">אני חושב/ת שבאופן כללי אני מצליח/ה.</w:t>
+        <w:t xml:space="preserve">אני חושב/ת שבאופן כללי אני מצליח/ה.        1   2   3   4   5   6</w:t>
       </w:r>
     </w:p>
     <w:p>
@@ -2341,7 +4740,7 @@
           <w:szCs w:val="24"/>
           <w:rtl/>
         </w:rPr>
-        <w:t xml:space="preserve">אני יכול/ה לחשוב על דרכים רבות להשיג את המטרות החשובות לי.</w:t>
+        <w:t xml:space="preserve">אני יכול/ה לחשוב על דרכים רבות להשיג את המטרות החשובות לי.        1   2   3   4   5   6</w:t>
       </w:r>
     </w:p>
     <w:p>
@@ -2367,7 +4766,7 @@
           <w:szCs w:val="24"/>
           <w:rtl/>
         </w:rPr>
-        <w:t xml:space="preserve">אני מצליח/ה להגשים את מרבית המטרות שלי.</w:t>
+        <w:t xml:space="preserve">אני מצליח/ה להגשים את מרבית המטרות שלי.        1   2   3   4   5   6</w:t>
       </w:r>
     </w:p>
     <w:p>
@@ -2393,7 +4792,7 @@
           <w:szCs w:val="24"/>
           <w:rtl/>
         </w:rPr>
-        <w:t xml:space="preserve">כשיש לי בעיה, אני יכול/ה למצוא דרכים רבות לפתור אותה.</w:t>
+        <w:t xml:space="preserve">כשיש לי בעיה, אני יכול/ה למצוא דרכים רבות לפתור אותה.        1   2   3   4   5   6</w:t>
       </w:r>
     </w:p>
     <w:p>
@@ -2419,7 +4818,7 @@
           <w:szCs w:val="24"/>
           <w:rtl/>
         </w:rPr>
-        <w:t xml:space="preserve">אני חושב/ת ומקווה שדברים שעשיתי בעבר יעזרו לי בעתיד.</w:t>
+        <w:t xml:space="preserve">אני חושב/ת ומקווה שדברים שעשיתי בעבר יעזרו לי בעתיד.        1   2   3   4   5   6</w:t>
       </w:r>
     </w:p>
     <w:p>
@@ -2445,7 +4844,114 @@
           <w:szCs w:val="24"/>
           <w:rtl/>
         </w:rPr>
-        <w:t xml:space="preserve">אפילו כשאחרים רוצים לוותר, אני יודע/ת שאני אוכל למצוא דרכים לפתור את הבעיה.</w:t>
+        <w:t xml:space="preserve">אפילו כשאחרים רוצים לוותר, אני יודע/ת שאני אוכל למצוא דרכים לפתור את הבעיה.        1   2   3   4   5   6</w:t>
+      </w:r>
+    </w:p>
+    <w:p>
+      <w:pPr>
+        <w:bidi/>
+        <w:spacing w:after="120" w:before="60" w:line="360"/>
+        <w:jc w:val="both"/>
+      </w:pPr>
+      <w:r>
+        <w:rPr>
+          <w:rFonts w:ascii="David" w:cs="David" w:eastAsia="David" w:hAnsi="David"/>
+          <w:b w:val="false"/>
+          <w:bCs w:val="false"/>
+          <w:i w:val="false"/>
+          <w:iCs w:val="false"/>
+          <w:color w:val="000000"/>
+          <w:sz w:val="24"/>
+          <w:szCs w:val="24"/>
+          <w:rtl/>
+        </w:rPr>
+        <w:t xml:space="preserve">תודה!</w:t>
+      </w:r>
+    </w:p>
+    <w:p>
+      <w:pPr>
+        <w:bidi/>
+        <w:spacing w:after="160" w:before="0" w:line="360"/>
+        <w:jc w:val="both"/>
+      </w:pPr>
+      <w:r>
+        <w:rPr>
+          <w:rFonts w:ascii="David" w:cs="David" w:eastAsia="David" w:hAnsi="David"/>
+          <w:b/>
+          <w:bCs/>
+          <w:i w:val="false"/>
+          <w:iCs w:val="false"/>
+          <w:color w:val="000000"/>
+          <w:sz w:val="24"/>
+          <w:szCs w:val="24"/>
+          <w:rtl/>
+        </w:rPr>
+        <w:t xml:space="preserve">על השאלון. </w:t>
+      </w:r>
+      <w:r>
+        <w:rPr>
+          <w:rFonts w:ascii="David" w:cs="David" w:eastAsia="David" w:hAnsi="David"/>
+          <w:b w:val="false"/>
+          <w:bCs w:val="false"/>
+          <w:i w:val="false"/>
+          <w:iCs w:val="false"/>
+          <w:color w:val="000000"/>
+          <w:sz w:val="24"/>
+          <w:szCs w:val="24"/>
+          <w:rtl/>
+        </w:rPr>
+        <w:t xml:space="preserve">שאלון התקווה למבוגרים פותח על ידי סניידר (Snyder, 2002) ותורגם והותאם לעברית. הוא כולל שישה היגדים, המדורגים בסולם בין "אף פעם" (1) לבין "תמיד" (6), ונחלקים לשני תת-סולמות: חשיבה מוכוונת-מטרה (agency) וחשיבה מוכוונת-תהליך (pathways). ציון התקווה מחושב כממוצע התשובות לששת ההיגדים. במחקרים קודמים נמצאה עקיבות פנימית טובה של השאלון (α קרונבך סביב .86), ובמחקר הנוכחי המהימנות הייתה α=.84.</w:t>
+      </w:r>
+    </w:p>
+    <w:p>
+      <w:pPr>
+        <w:bidi/>
+        <w:spacing w:after="160" w:before="0" w:line="360"/>
+        <w:jc w:val="both"/>
+      </w:pPr>
+      <w:r>
+        <w:rPr>
+          <w:rFonts w:ascii="David" w:cs="David" w:eastAsia="David" w:hAnsi="David"/>
+          <w:b/>
+          <w:bCs/>
+          <w:i w:val="false"/>
+          <w:iCs w:val="false"/>
+          <w:color w:val="000000"/>
+          <w:sz w:val="24"/>
+          <w:szCs w:val="24"/>
+          <w:rtl/>
+        </w:rPr>
+        <w:t xml:space="preserve">מקורות השאלון: </w:t>
+      </w:r>
+      <w:r>
+        <w:rPr>
+          <w:rFonts w:ascii="David" w:cs="David" w:eastAsia="David" w:hAnsi="David"/>
+          <w:i w:val="false"/>
+          <w:iCs w:val="false"/>
+          <w:sz w:val="24"/>
+          <w:szCs w:val="24"/>
+        </w:rPr>
+        <w:t xml:space="preserve">Snyder, C. R. (2002). Hope theory: Rainbows in the mind. </w:t>
+      </w:r>
+      <w:r>
+        <w:rPr>
+          <w:rFonts w:ascii="David" w:cs="David" w:eastAsia="David" w:hAnsi="David"/>
+          <w:i/>
+          <w:iCs/>
+          <w:sz w:val="24"/>
+          <w:szCs w:val="24"/>
+        </w:rPr>
+        <w:t xml:space="preserve">Psychological Inquiry, 13</w:t>
+      </w:r>
+      <w:r>
+        <w:rPr>
+          <w:rFonts w:ascii="David" w:cs="David" w:eastAsia="David" w:hAnsi="David"/>
+          <w:i w:val="false"/>
+          <w:iCs w:val="false"/>
+          <w:sz w:val="24"/>
+          <w:szCs w:val="24"/>
+        </w:rPr>
+        <w:t xml:space="preserve">(4), 249-275.</w:t>
       </w:r>
     </w:p>
     <w:p>
@@ -2483,7 +4989,7 @@
           <w:bCs/>
           <w:i w:val="false"/>
           <w:iCs w:val="false"/>
-          <w:color w:val="6B4C8A"/>
+          <w:color w:val="000000"/>
           <w:sz w:val="27"/>
           <w:szCs w:val="27"/>
           <w:rtl/>
@@ -2802,7 +5308,7 @@
       <w:lvlText w:val="•"/>
       <w:lvlJc w:val="right"/>
       <w:pPr>
-        <w:ind w:start="720" w:hanging="360"/>
+        <w:ind w:start="576" w:hanging="316"/>
       </w:pPr>
       <w:rPr>
         <w:rFonts w:ascii="David" w:cs="David" w:eastAsia="David" w:hAnsi="David"/>
@@ -3020,7 +5526,7 @@
       <w:rFonts w:ascii="David" w:cs="David" w:eastAsia="David" w:hAnsi="David"/>
       <w:b/>
       <w:bCs/>
-      <w:color w:val="4B2E6B"/>
+      <w:color w:val="000000"/>
       <w:sz w:val="32"/>
       <w:szCs w:val="32"/>
     </w:rPr>
@@ -3034,7 +5540,7 @@
       <w:rFonts w:ascii="David" w:cs="David" w:eastAsia="David" w:hAnsi="David"/>
       <w:b/>
       <w:bCs/>
-      <w:color w:val="6B4C8A"/>
+      <w:color w:val="000000"/>
       <w:sz w:val="27"/>
       <w:szCs w:val="27"/>
     </w:rPr>

--- a/examples/seminar-psychology-hope.docx
+++ b/examples/seminar-psychology-hope.docx
@@ -372,7 +372,7 @@
           <w:szCs w:val="24"/>
           <w:rtl/>
         </w:rPr>
-        <w:t xml:space="preserve">תקווה נשמעת כמו מילה יומיומית, אבל בפסיכולוגיה יש לה הגדרה מדויקת. סניידר (Snyder, 2002) תיאר תקווה כדרך חשיבה על מטרות, ולא כרגש בלבד. לפי המודל שלו יש לתקווה שני רכיבים. הראשון הוא חשיבה מוכוונת-מטרה (agency), האמונה של האדם ביכולתו להניע את עצמו לעבר המטרה ולהחזיק במוטיבציה לאורך הדרך. השני הוא חשיבה מוכוונת-תהליך (pathways), היכולת לייצר מסלולים מעשיים אל המטרה ולמצוא מסלול חלופי כשהדרך הראשונה נחסמת. אדם בעל תקווה גבוהה מחזיק בשניהם, גם ברצון וגם בדרכים. בעברית הרחיב עמית (2024) את הרעיון והציע מודל תקווה יישומי, שמוסיף לתיאוריה הקוגניטיבית של סניידר גם ממד רגשי וממד התנהגותי.</w:t>
+        <w:t xml:space="preserve">תקווה נשמעת כמו מילה יומיומית, אבל בפסיכולוגיה יש לה הגדרה מדויקת. סניידר (Snyder, 2002) תיאר תקווה כדרך חשיבה על מטרות, ולא כרגש בלבד. לפי המודל שלו יש לתקווה שני רכיבים. הראשון הוא חשיבה מוכוונת-מטרה (agency), האמונה של האדם ביכולתו להניע את עצמו לעבר המטרה ולהחזיק במוטיבציה לאורך הדרך. השני הוא חשיבה מוכוונת-תהליך (pathways), היכולת לייצר מסלולים מעשיים אל המטרה ולמצוא מסלול חלופי כשהדרך הראשונה נחסמת. אדם בעל תקווה גבוהה מחזיק בשניהם, גם ברצון וגם בדרכים. בעברית הרחיב עמית (2024) את הרעיון והציע מודל תקווה יישומי, שמוסיף לתיאוריה הקוגניטיבית של סניידר גם ממד רגשי וממד התנהגותי. לוי (2020) מתאר את תופעת התקווה כבעלת פן מודע, של הצבת מטרות והשגתן, ופן לא מודע, של חתירה מתמדת לסיפוק צרכים נפשיים, ורואה בה משאב משמעותי בהתמודדות עם קשיים.</w:t>
       </w:r>
     </w:p>
     <w:p>
@@ -4317,6 +4317,28 @@
           <w:rtl/>
         </w:rPr>
         <w:t xml:space="preserve">רשימת מקורות</w:t>
+      </w:r>
+    </w:p>
+    <w:p>
+      <w:pPr>
+        <w:bidi/>
+        <w:spacing w:after="140" w:line="360"/>
+        <w:ind w:start="720" w:hanging="720"/>
+        <w:jc w:val="right"/>
+      </w:pPr>
+      <w:r>
+        <w:rPr>
+          <w:rFonts w:ascii="David" w:cs="David" w:eastAsia="David" w:hAnsi="David"/>
+          <w:b w:val="false"/>
+          <w:bCs w:val="false"/>
+          <w:i w:val="false"/>
+          <w:iCs w:val="false"/>
+          <w:color w:val="000000"/>
+          <w:sz w:val="24"/>
+          <w:szCs w:val="24"/>
+          <w:rtl/>
+        </w:rPr>
+        <w:t xml:space="preserve">לוי, א' (2020). תפקידה של תופעת התקווה בטראומה מורכבת ובדיסוציאציה. פסיכולוגיה עברית. https://www.hebpsy.net/articles.asp?id=4076</w:t>
       </w:r>
     </w:p>
     <w:p>
